--- a/docs/Chuleta sustentacion - Mini-JARVIS.docx
+++ b/docs/Chuleta sustentacion - Mini-JARVIS.docx
@@ -10,2164 +10,4006 @@
       <w:r>
         <w:rPr>
           <w:b/>
-          <w:color w:val="0E7C74"/>
-          <w:sz w:val="40"/>
-        </w:rPr>
-        <w:t>CHULETA DE SUSTENTACION</w:t>
-      </w:r>
-    </w:p>
-    <w:p>
-      <w:pPr>
+          <w:color w:val="0B6B63"/>
+          <w:sz w:val="38"/>
+        </w:rPr>
+        <w:t>GUION DE SUSTENTACION</w:t>
+      </w:r>
+    </w:p>
+    <w:p>
+      <w:pPr>
+        <w:spacing w:after="40"/>
         <w:jc w:val="center"/>
       </w:pPr>
       <w:r>
         <w:rPr>
-          <w:color w:val="55555C"/>
+          <w:color w:val="4A4A52"/>
         </w:rPr>
         <w:t>Mini-JARVIS  ·  Elena  ·  Britany Macias</w:t>
       </w:r>
     </w:p>
     <w:p>
       <w:pPr>
-        <w:spacing w:after="160"/>
+        <w:spacing w:after="180"/>
         <w:jc w:val="center"/>
       </w:pPr>
       <w:r>
         <w:rPr>
           <w:i/>
-          <w:color w:val="55555C"/>
+          <w:color w:val="4A4A52"/>
           <w:sz w:val="20"/>
         </w:rPr>
-        <w:t>Rosa = lo que haces con las manos.   Negro = lo que dices.</w:t>
+        <w:t>Pagina 1 = todo resumido. Si te pierdes, mira solo esta.</w:t>
       </w:r>
     </w:p>
     <w:p>
       <w:pPr>
         <w:keepNext/>
-        <w:spacing w:before="300" w:after="120"/>
+        <w:spacing w:before="80" w:after="100"/>
       </w:pPr>
       <w:r>
         <w:rPr>
           <w:b/>
-          <w:color w:val="0E7C74"/>
-          <w:sz w:val="28"/>
+          <w:color w:val="0B6B63"/>
+          <w:sz w:val="26"/>
         </w:rPr>
         <w:t>ANTES DE ENTRAR</w:t>
       </w:r>
     </w:p>
     <w:p>
       <w:pPr>
-        <w:ind w:left="227"/>
-      </w:pPr>
-      <w:r>
-        <w:rPr>
-          <w:color w:val="1A1A1A"/>
-        </w:rPr>
-        <w:t>App abierta y probada. El laboratorio ya cargado: la primera vez tarda.</w:t>
-      </w:r>
-    </w:p>
-    <w:p>
-      <w:pPr>
-        <w:ind w:left="227"/>
-      </w:pPr>
-      <w:r>
-        <w:rPr>
-          <w:color w:val="1A1A1A"/>
-        </w:rPr>
-        <w:t xml:space="preserve">Internet funcionando. Saldo en </w:t>
-      </w:r>
-      <w:r>
-        <w:rPr>
-          <w:color w:val="1A1A1A"/>
-        </w:rPr>
-        <w:t>Together AI comprobado.</w:t>
-      </w:r>
-    </w:p>
-    <w:p>
-      <w:pPr>
-        <w:ind w:left="227"/>
-      </w:pPr>
-      <w:r>
-        <w:rPr>
-          <w:color w:val="1A1A1A"/>
-        </w:rPr>
-        <w:t>Volumen del portatil arriba. Microfono cerca.</w:t>
+        <w:spacing w:after="40"/>
+        <w:ind w:left="198"/>
+      </w:pPr>
+      <w:r>
+        <w:rPr>
+          <w:color w:val="141414"/>
+        </w:rPr>
+        <w:t>•  App abierta. Laboratorio ya ejecutado (tarda la primera vez).</w:t>
+      </w:r>
+    </w:p>
+    <w:p>
+      <w:pPr>
+        <w:spacing w:after="40"/>
+        <w:ind w:left="198"/>
+      </w:pPr>
+      <w:r>
+        <w:rPr>
+          <w:color w:val="141414"/>
+        </w:rPr>
+        <w:t xml:space="preserve">•  Internet y saldo comprobados. Volumen </w:t>
+      </w:r>
+      <w:r>
+        <w:rPr>
+          <w:color w:val="141414"/>
+        </w:rPr>
+        <w:t>arriba.</w:t>
+      </w:r>
+    </w:p>
+    <w:p>
+      <w:pPr>
+        <w:spacing w:after="40"/>
+        <w:ind w:left="198"/>
+      </w:pPr>
+      <w:r>
+        <w:rPr>
+          <w:color w:val="141414"/>
+        </w:rPr>
+        <w:t>•  Abierto un solo archivo: exploration/transformer_lab.py</w:t>
       </w:r>
     </w:p>
     <w:p>
       <w:pPr>
         <w:keepNext/>
-        <w:spacing w:before="300" w:after="120"/>
+        <w:spacing w:before="280" w:after="100"/>
       </w:pPr>
       <w:r>
         <w:rPr>
           <w:b/>
-          <w:color w:val="0E7C74"/>
-          <w:sz w:val="28"/>
-        </w:rPr>
-        <w:t>ARRANQUE · los primeros 30 segundos</w:t>
+          <w:color w:val="0B6B63"/>
+          <w:sz w:val="26"/>
+        </w:rPr>
+        <w:t>LAS 5 PIEZAS, EN UNA LINEA</w:t>
+      </w:r>
+    </w:p>
+    <w:p>
+      <w:pPr>
+        <w:ind w:left="198"/>
+      </w:pPr>
+      <w:r>
+        <w:rPr>
+          <w:b/>
+          <w:color w:val="141414"/>
+        </w:rPr>
+        <w:t>Whisper</w:t>
+      </w:r>
+      <w:r>
+        <w:rPr>
+          <w:color w:val="141414"/>
+        </w:rPr>
+        <w:t xml:space="preserve"> oye  ·  </w:t>
+      </w:r>
+      <w:r>
+        <w:rPr>
+          <w:b/>
+          <w:color w:val="141414"/>
+        </w:rPr>
+        <w:t>Qwen</w:t>
+      </w:r>
+      <w:r>
+        <w:rPr>
+          <w:color w:val="141414"/>
+        </w:rPr>
+        <w:t xml:space="preserve"> piensa  ·  </w:t>
+      </w:r>
+      <w:r>
+        <w:rPr>
+          <w:b/>
+          <w:color w:val="141414"/>
+        </w:rPr>
+        <w:t>Llama</w:t>
+      </w:r>
+      <w:r>
+        <w:rPr>
+          <w:color w:val="141414"/>
+        </w:rPr>
+        <w:t xml:space="preserve"> piensa si el otro cae  ·  </w:t>
+      </w:r>
+      <w:r>
+        <w:rPr>
+          <w:b/>
+          <w:color w:val="141414"/>
+        </w:rPr>
+        <w:t>edge-tts</w:t>
+      </w:r>
+      <w:r>
+        <w:rPr>
+          <w:color w:val="141414"/>
+        </w:rPr>
+        <w:t xml:space="preserve"> habla</w:t>
+      </w:r>
+    </w:p>
+    <w:p>
+      <w:pPr>
+        <w:ind w:left="198"/>
+      </w:pPr>
+      <w:r>
+        <w:rPr>
+          <w:b/>
+          <w:color w:val="141414"/>
+        </w:rPr>
+        <w:t>BETO</w:t>
+      </w:r>
+      <w:r>
+        <w:rPr>
+          <w:color w:val="141414"/>
+        </w:rPr>
+        <w:t xml:space="preserve"> no hace nada de eso: se deja mirar por dentro.</w:t>
+      </w:r>
+    </w:p>
+    <w:p>
+      <w:pPr>
+        <w:keepNext/>
+        <w:spacing w:before="280" w:after="100"/>
+      </w:pPr>
+      <w:r>
+        <w:rPr>
+          <w:b/>
+          <w:color w:val="0B6B63"/>
+          <w:sz w:val="26"/>
+        </w:rPr>
+        <w:t>LOS 5 BOTONES DE LA DEMO</w:t>
       </w:r>
     </w:p>
     <w:p>
       <w:pPr>
         <w:spacing w:after="40"/>
-        <w:ind w:left="454"/>
-      </w:pPr>
-      <w:r>
-        <w:rPr>
-          <w:color w:val="1A1A1A"/>
-        </w:rPr>
-        <w:t>Mini-JARVIS es un asistente de voz en espanol. Se llama Elena.</w:t>
+        <w:ind w:left="198"/>
+      </w:pPr>
+      <w:r>
+        <w:rPr>
+          <w:color w:val="141414"/>
+        </w:rPr>
+        <w:t>•  Lab</w:t>
+      </w:r>
+      <w:r>
+        <w:rPr>
+          <w:color w:val="141414"/>
+        </w:rPr>
+        <w:t>oratorio → ver los tokens</w:t>
       </w:r>
     </w:p>
     <w:p>
       <w:pPr>
         <w:spacing w:after="40"/>
-        <w:ind w:left="454"/>
-      </w:pPr>
-      <w:r>
-        <w:rPr>
-          <w:color w:val="1A1A1A"/>
-        </w:rPr>
-        <w:t>Hace tres cosas: oye, piensa y habla. Y trae un laboratorio que abre el Transformer por</w:t>
-      </w:r>
-      <w:r>
-        <w:rPr>
-          <w:color w:val="1A1A1A"/>
-        </w:rPr>
-        <w:t xml:space="preserve"> dentro.</w:t>
+        <w:ind w:left="198"/>
+      </w:pPr>
+      <w:r>
+        <w:rPr>
+          <w:color w:val="141414"/>
+        </w:rPr>
+        <w:t>•  Laboratorio → mapa de atencion</w:t>
       </w:r>
     </w:p>
     <w:p>
       <w:pPr>
         <w:spacing w:after="40"/>
-        <w:ind w:left="454"/>
-      </w:pPr>
-      <w:r>
-        <w:rPr>
-          <w:color w:val="1A1A1A"/>
-        </w:rPr>
-        <w:t>No entrene ningun modelo: uso modelos preentrenados, que es lo que pedia el enunciado.</w:t>
+        <w:ind w:left="198"/>
+      </w:pPr>
+      <w:r>
+        <w:rPr>
+          <w:color w:val="141414"/>
+        </w:rPr>
+        <w:t>•  Contador de memoria (bajo los deslizadores)</w:t>
       </w:r>
     </w:p>
     <w:p>
       <w:pPr>
         <w:spacing w:after="40"/>
-        <w:ind w:left="454"/>
-      </w:pPr>
-      <w:r>
-        <w:rPr>
-          <w:color w:val="1A1A1A"/>
-        </w:rPr>
-        <w:t>Lo que si hice fue abrir uno para poder explicar que le pasa a una frase.</w:t>
+        <w:ind w:left="198"/>
+      </w:pPr>
+      <w:r>
+        <w:rPr>
+          <w:color w:val="141414"/>
+        </w:rPr>
+        <w:t>•  Boton system prompt</w:t>
+      </w:r>
+    </w:p>
+    <w:p>
+      <w:pPr>
+        <w:spacing w:after="40"/>
+        <w:ind w:left="198"/>
+      </w:pPr>
+      <w:r>
+        <w:rPr>
+          <w:color w:val="141414"/>
+        </w:rPr>
+        <w:t>•  Temperatura: casi a cero, preguntar; al maximo, preguntar lo mismo</w:t>
       </w:r>
     </w:p>
     <w:p>
       <w:pPr>
         <w:keepNext/>
-        <w:spacing w:before="300" w:after="120"/>
+        <w:spacing w:before="280" w:after="100"/>
       </w:pPr>
       <w:r>
         <w:rPr>
           <w:b/>
-          <w:color w:val="0E7C74"/>
-          <w:sz w:val="28"/>
-        </w:rPr>
-        <w:t>LAS CINCO PIEZAS · que es cada una</w:t>
-      </w:r>
-    </w:p>
-    <w:p>
-      <w:pPr>
-        <w:spacing w:before="60" w:after="120"/>
-        <w:ind w:left="454"/>
+          <w:color w:val="0B6B63"/>
+          <w:sz w:val="26"/>
+        </w:rPr>
+        <w:t>LAS 5 LINEAS DEL CODIGO</w:t>
+      </w:r>
+    </w:p>
+    <w:p>
+      <w:pPr>
+        <w:ind w:left="198"/>
+      </w:pPr>
+      <w:r>
+        <w:rPr>
+          <w:color w:val="4A4A52"/>
+          <w:sz w:val="20"/>
+        </w:rPr>
+        <w:t xml:space="preserve">En VS Code: Ctrl+G, escribes el </w:t>
+      </w:r>
+      <w:r>
+        <w:rPr>
+          <w:color w:val="4A4A52"/>
+          <w:sz w:val="20"/>
+        </w:rPr>
+        <w:t>numero, Enter.</w:t>
+      </w:r>
+    </w:p>
+    <w:p>
+      <w:pPr>
+        <w:spacing w:after="40"/>
+        <w:ind w:left="198"/>
+      </w:pPr>
+      <w:r>
+        <w:rPr>
+          <w:b/>
+          <w:color w:val="141414"/>
+        </w:rPr>
+        <w:t>286</w:t>
+      </w:r>
+      <w:r>
+        <w:rPr>
+          <w:color w:val="141414"/>
+        </w:rPr>
+        <w:t xml:space="preserve">   Tokenizacion</w:t>
+      </w:r>
+    </w:p>
+    <w:p>
+      <w:pPr>
+        <w:spacing w:after="40"/>
+        <w:ind w:left="198"/>
+      </w:pPr>
+      <w:r>
+        <w:rPr>
+          <w:b/>
+          <w:color w:val="141414"/>
+        </w:rPr>
+        <w:t>384</w:t>
+      </w:r>
+      <w:r>
+        <w:rPr>
+          <w:color w:val="141414"/>
+        </w:rPr>
+        <w:t xml:space="preserve">   Embeddings y atencion</w:t>
+      </w:r>
+    </w:p>
+    <w:p>
+      <w:pPr>
+        <w:spacing w:after="40"/>
+        <w:ind w:left="198"/>
+      </w:pPr>
+      <w:r>
+        <w:rPr>
+          <w:b/>
+          <w:color w:val="141414"/>
+        </w:rPr>
+        <w:t>424</w:t>
+      </w:r>
+      <w:r>
+        <w:rPr>
+          <w:color w:val="141414"/>
+        </w:rPr>
+        <w:t xml:space="preserve">   Softmax y temperatura</w:t>
+      </w:r>
+    </w:p>
+    <w:p>
+      <w:pPr>
+        <w:spacing w:after="40"/>
+        <w:ind w:left="198"/>
+      </w:pPr>
+      <w:r>
+        <w:rPr>
+          <w:b/>
+          <w:color w:val="141414"/>
+        </w:rPr>
+        <w:t>609</w:t>
+      </w:r>
+      <w:r>
+        <w:rPr>
+          <w:color w:val="141414"/>
+        </w:rPr>
+        <w:t xml:space="preserve">   Positional encoding</w:t>
+      </w:r>
+    </w:p>
+    <w:p>
+      <w:pPr>
+        <w:spacing w:after="40"/>
+        <w:ind w:left="198"/>
+      </w:pPr>
+      <w:r>
+        <w:rPr>
+          <w:b/>
+          <w:color w:val="141414"/>
+        </w:rPr>
+        <w:t>808</w:t>
+      </w:r>
+      <w:r>
+        <w:rPr>
+          <w:color w:val="141414"/>
+        </w:rPr>
+        <w:t xml:space="preserve">   Mapa de calor</w:t>
+      </w:r>
+    </w:p>
+    <w:p>
+      <w:pPr>
+        <w:keepNext/>
+        <w:spacing w:before="280" w:after="100"/>
+      </w:pPr>
+      <w:r>
+        <w:rPr>
+          <w:b/>
+          <w:color w:val="0B6B63"/>
+          <w:sz w:val="26"/>
+        </w:rPr>
+        <w:t>SI ALGO FALLA</w:t>
+      </w:r>
+    </w:p>
+    <w:p>
+      <w:pPr>
+        <w:ind w:left="198"/>
+      </w:pPr>
+      <w:r>
+        <w:rPr>
+          <w:b/>
+          <w:color w:val="141414"/>
+        </w:rPr>
+        <w:t>No te calles. Narra lo que pasa.</w:t>
+      </w:r>
+    </w:p>
+    <w:p>
+      <w:pPr>
+        <w:spacing w:after="40"/>
+        <w:ind w:left="198"/>
+      </w:pPr>
+      <w:r>
+        <w:rPr>
+          <w:color w:val="141414"/>
+        </w:rPr>
+        <w:t xml:space="preserve">•  Tarda  →  "es latencia de red, la peticion viaja a un </w:t>
+      </w:r>
+      <w:r>
+        <w:rPr>
+          <w:color w:val="141414"/>
+        </w:rPr>
+        <w:t>servidor"</w:t>
+      </w:r>
+    </w:p>
+    <w:p>
+      <w:pPr>
+        <w:spacing w:after="40"/>
+        <w:ind w:left="198"/>
+      </w:pPr>
+      <w:r>
+        <w:rPr>
+          <w:color w:val="141414"/>
+        </w:rPr>
+        <w:t>•  No entiende  →  repite cerca del micro. Es el STT, no el modelo.</w:t>
+      </w:r>
+    </w:p>
+    <w:p>
+      <w:pPr>
+        <w:spacing w:after="40"/>
+        <w:ind w:left="198"/>
+      </w:pPr>
+      <w:r>
+        <w:rPr>
+          <w:color w:val="141414"/>
+        </w:rPr>
+        <w:t>•  Cae la red  →  perfecto: ensena el modo local</w:t>
+      </w:r>
+    </w:p>
+    <w:p>
+      <w:pPr>
+        <w:spacing w:after="40"/>
+        <w:ind w:left="198"/>
+      </w:pPr>
+      <w:r>
+        <w:rPr>
+          <w:color w:val="141414"/>
+        </w:rPr>
+        <w:t>•  Sale error  →  "esto es el manejo de errores, la app no se cae"</w:t>
+      </w:r>
+    </w:p>
+    <w:p>
+      <w:pPr>
+        <w:spacing w:after="40"/>
+        <w:ind w:left="198"/>
+      </w:pPr>
+      <w:r>
+        <w:rPr>
+          <w:color w:val="141414"/>
+        </w:rPr>
+        <w:t>•  No sabes algo  →  "eso no lo medi; lo que si comprobe es es</w:t>
+      </w:r>
+      <w:r>
+        <w:rPr>
+          <w:color w:val="141414"/>
+        </w:rPr>
+        <w:t>to otro"</w:t>
+      </w:r>
+    </w:p>
+    <w:p>
+      <w:pPr>
+        <w:keepNext/>
+        <w:spacing w:before="280" w:after="100"/>
+      </w:pPr>
+      <w:r>
+        <w:rPr>
+          <w:b/>
+          <w:color w:val="0B6B63"/>
+          <w:sz w:val="26"/>
+        </w:rPr>
+        <w:t>LAS CIFRAS</w:t>
+      </w:r>
+    </w:p>
+    <w:p>
+      <w:pPr>
+        <w:ind w:left="198"/>
+      </w:pPr>
+      <w:r>
+        <w:rPr>
+          <w:b/>
+          <w:color w:val="141414"/>
+        </w:rPr>
+        <w:t>10 turnos de memoria  ·  10 herramientas  ·  189 pruebas  ·  86 commits</w:t>
+      </w:r>
+    </w:p>
+    <w:p>
+      <w:pPr>
+        <w:ind w:left="198"/>
+      </w:pPr>
+      <w:r>
+        <w:rPr>
+          <w:b/>
+          <w:color w:val="141414"/>
+        </w:rPr>
+        <w:t>BETO: 12 capas x 12 cabezas = 144 mapas  ·  768 numeros por token  ·  512 posiciones</w:t>
+      </w:r>
+    </w:p>
+    <w:p>
+      <w:r>
+        <w:br w:type="page"/>
+      </w:r>
+    </w:p>
+    <w:p>
+      <w:pPr>
+        <w:keepNext/>
+        <w:spacing w:before="400" w:after="40"/>
+      </w:pPr>
+      <w:r>
+        <w:rPr>
+          <w:rFonts w:ascii="Consolas" w:hAnsi="Consolas"/>
+          <w:b/>
+          <w:color w:val="4A4A52"/>
+          <w:sz w:val="19"/>
+        </w:rPr>
+        <w:lastRenderedPageBreak/>
+        <w:t>PARTE 1</w:t>
+      </w:r>
+    </w:p>
+    <w:p>
+      <w:pPr>
+        <w:keepNext/>
+        <w:spacing w:after="180"/>
+      </w:pPr>
+      <w:r>
+        <w:rPr>
+          <w:b/>
+          <w:color w:val="0B6B63"/>
+          <w:sz w:val="34"/>
+        </w:rPr>
+        <w:t>La apertura</w:t>
+      </w:r>
+    </w:p>
+    <w:p>
+      <w:pPr>
+        <w:spacing w:after="140"/>
       </w:pPr>
       <w:r>
         <w:rPr>
           <w:i/>
-          <w:color w:val="55555C"/>
+          <w:color w:val="4A4A52"/>
+        </w:rPr>
+        <w:t>Lo primero que dices, sin que te pregunten. Un minuto.</w:t>
+      </w:r>
+    </w:p>
+    <w:p>
+      <w:pPr>
+        <w:keepNext/>
+        <w:spacing w:before="80" w:after="40"/>
+        <w:ind w:left="170"/>
+      </w:pPr>
+      <w:r>
+        <w:rPr>
+          <w:rFonts w:ascii="Consolas" w:hAnsi="Consolas"/>
+          <w:b/>
+          <w:color w:val="141414"/>
           <w:sz w:val="19"/>
         </w:rPr>
-        <w:t>Los nombres solos no se pueden defender. Esto es lo</w:t>
-      </w:r>
+        <w:t>DI</w:t>
+      </w:r>
+      <w:r>
+        <w:rPr>
+          <w:rFonts w:ascii="Consolas" w:hAnsi="Consolas"/>
+          <w:b/>
+          <w:color w:val="141414"/>
+          <w:sz w:val="19"/>
+        </w:rPr>
+        <w:t>CES:</w:t>
+      </w:r>
+    </w:p>
+    <w:p>
+      <w:pPr>
+        <w:spacing w:after="40"/>
+        <w:ind w:left="425"/>
+      </w:pPr>
+      <w:r>
+        <w:rPr>
+          <w:color w:val="141414"/>
+          <w:sz w:val="22"/>
+        </w:rPr>
+        <w:t>Mini-JARVIS es un asistente conversacional por voz en espanol. La asistente se llama Elena.</w:t>
+      </w:r>
+    </w:p>
+    <w:p>
+      <w:pPr>
+        <w:spacing w:after="40"/>
+        <w:ind w:left="425"/>
+      </w:pPr>
+      <w:r>
+        <w:rPr>
+          <w:color w:val="141414"/>
+          <w:sz w:val="22"/>
+        </w:rPr>
+        <w:t>Hace tres cosas: oye, piensa y habla.</w:t>
+      </w:r>
+    </w:p>
+    <w:p>
+      <w:pPr>
+        <w:spacing w:after="40"/>
+        <w:ind w:left="425"/>
+      </w:pPr>
+      <w:r>
+        <w:rPr>
+          <w:color w:val="141414"/>
+          <w:sz w:val="22"/>
+        </w:rPr>
+        <w:t>Oye con Whisper, que convierte audio en texto.</w:t>
+      </w:r>
+    </w:p>
+    <w:p>
+      <w:pPr>
+        <w:spacing w:after="40"/>
+        <w:ind w:left="425"/>
+      </w:pPr>
+      <w:r>
+        <w:rPr>
+          <w:color w:val="141414"/>
+          <w:sz w:val="22"/>
+        </w:rPr>
+        <w:t>Piensa con un modelo de lenguaje grande, que lee ese texto y escribe la re</w:t>
+      </w:r>
+      <w:r>
+        <w:rPr>
+          <w:color w:val="141414"/>
+          <w:sz w:val="22"/>
+        </w:rPr>
+        <w:t>spuesta.</w:t>
+      </w:r>
+    </w:p>
+    <w:p>
+      <w:pPr>
+        <w:spacing w:after="40"/>
+        <w:ind w:left="425"/>
+      </w:pPr>
+      <w:r>
+        <w:rPr>
+          <w:color w:val="141414"/>
+          <w:sz w:val="22"/>
+        </w:rPr>
+        <w:t>Y habla con edge-tts, que convierte la respuesta en voz.</w:t>
+      </w:r>
+    </w:p>
+    <w:p>
+      <w:pPr>
+        <w:spacing w:after="40"/>
+        <w:ind w:left="425"/>
+      </w:pPr>
+      <w:r>
+        <w:rPr>
+          <w:color w:val="141414"/>
+          <w:sz w:val="22"/>
+        </w:rPr>
+        <w:t>Ademas trae un laboratorio aparte que abre el Transformer por dentro y ensena</w:t>
+      </w:r>
+    </w:p>
+    <w:p>
+      <w:pPr>
+        <w:spacing w:after="40"/>
+        <w:ind w:left="425"/>
+      </w:pPr>
+      <w:r>
+        <w:rPr>
+          <w:color w:val="141414"/>
+          <w:sz w:val="22"/>
+        </w:rPr>
+        <w:t>que le pasa a una frase desde que entra hasta que sale.</w:t>
+      </w:r>
+    </w:p>
+    <w:p>
+      <w:pPr>
+        <w:spacing w:after="40"/>
+        <w:ind w:left="425"/>
+      </w:pPr>
+      <w:r>
+        <w:rPr>
+          <w:color w:val="141414"/>
+          <w:sz w:val="22"/>
+        </w:rPr>
+        <w:t xml:space="preserve">No entrene ningun modelo. El enunciado dice que no </w:t>
+      </w:r>
+      <w:r>
+        <w:rPr>
+          <w:color w:val="141414"/>
+          <w:sz w:val="22"/>
+        </w:rPr>
+        <w:t>hace falta y no es viable en un curso.</w:t>
+      </w:r>
+    </w:p>
+    <w:p>
+      <w:pPr>
+        <w:spacing w:after="40"/>
+        <w:ind w:left="425"/>
+      </w:pPr>
+      <w:r>
+        <w:rPr>
+          <w:color w:val="141414"/>
+          <w:sz w:val="22"/>
+        </w:rPr>
+        <w:t>Lo que si hice fue abrir uno para poder explicarlo.</w:t>
+      </w:r>
+    </w:p>
+    <w:p>
+      <w:pPr>
+        <w:spacing w:before="60" w:after="100"/>
+        <w:ind w:left="425"/>
+      </w:pPr>
       <w:r>
         <w:rPr>
           <w:i/>
-          <w:color w:val="55555C"/>
+          <w:color w:val="4A4A52"/>
           <w:sz w:val="19"/>
         </w:rPr>
-        <w:t xml:space="preserve"> que ES cada uno.</w:t>
+        <w:t>Si te dan mas tiempo, anade: y funciona tambien sin internet, que no lo pedian.</w:t>
       </w:r>
     </w:p>
     <w:p>
       <w:pPr>
         <w:keepNext/>
-        <w:spacing w:before="180"/>
-      </w:pPr>
-      <w:r>
-        <w:rPr>
+        <w:spacing w:before="400" w:after="40"/>
+      </w:pPr>
+      <w:r>
+        <w:rPr>
+          <w:rFonts w:ascii="Consolas" w:hAnsi="Consolas"/>
           <w:b/>
-          <w:color w:val="1A1A1A"/>
+          <w:color w:val="4A4A52"/>
+          <w:sz w:val="19"/>
+        </w:rPr>
+        <w:t>PARTE 2</w:t>
+      </w:r>
+    </w:p>
+    <w:p>
+      <w:pPr>
+        <w:keepNext/>
+        <w:spacing w:after="180"/>
+      </w:pPr>
+      <w:r>
+        <w:rPr>
+          <w:b/>
+          <w:color w:val="0B6B63"/>
+          <w:sz w:val="34"/>
+        </w:rPr>
+        <w:t>La demostracion en vivo</w:t>
+      </w:r>
+    </w:p>
+    <w:p>
+      <w:pPr>
+        <w:spacing w:after="140"/>
+      </w:pPr>
+      <w:r>
+        <w:rPr>
+          <w:i/>
+          <w:color w:val="4A4A52"/>
+        </w:rPr>
+        <w:t xml:space="preserve">Cinco pasos. Cada uno: primero haces, luego </w:t>
+      </w:r>
+      <w:r>
+        <w:rPr>
+          <w:i/>
+          <w:color w:val="4A4A52"/>
+        </w:rPr>
+        <w:t>hablas.</w:t>
+      </w:r>
+    </w:p>
+    <w:p>
+      <w:pPr>
+        <w:keepNext/>
+        <w:spacing w:before="220" w:after="80"/>
+      </w:pPr>
+      <w:r>
+        <w:rPr>
+          <w:b/>
+          <w:color w:val="141414"/>
           <w:sz w:val="23"/>
         </w:rPr>
-        <w:t>Whisper large-v3   ·   EL OIDO</w:t>
-      </w:r>
-    </w:p>
-    <w:p>
-      <w:pPr>
-        <w:ind w:left="227"/>
+        <w:t>PASO 1  ·  Los tokens</w:t>
+      </w:r>
+    </w:p>
+    <w:p>
+      <w:pPr>
+        <w:keepNext/>
+        <w:spacing w:before="100"/>
+        <w:ind w:left="170"/>
       </w:pPr>
       <w:r>
         <w:rPr>
           <w:b/>
-          <w:color w:val="1A1A1A"/>
-        </w:rPr>
-        <w:t xml:space="preserve">Que es: </w:t>
-      </w:r>
-      <w:r>
-        <w:rPr>
-          <w:color w:val="1A1A1A"/>
-        </w:rPr>
-        <w:t>un modelo que convierte audio en texto. Le das sonido, devuelve lo dicho por escrito.</w:t>
-      </w:r>
-    </w:p>
-    <w:p>
-      <w:pPr>
-        <w:ind w:left="227"/>
-      </w:pPr>
-      <w:r>
-        <w:rPr>
+          <w:color w:val="A8255C"/>
+          <w:sz w:val="20"/>
+        </w:rPr>
+        <w:t xml:space="preserve">HACER:  </w:t>
+      </w:r>
+      <w:r>
+        <w:rPr>
+          <w:color w:val="A8255C"/>
+          <w:sz w:val="20"/>
+        </w:rPr>
+        <w:t>Laboratorio → boton «ver los tokens».</w:t>
+      </w:r>
+    </w:p>
+    <w:p>
+      <w:pPr>
+        <w:keepNext/>
+        <w:spacing w:before="80" w:after="40"/>
+        <w:ind w:left="170"/>
+      </w:pPr>
+      <w:r>
+        <w:rPr>
+          <w:rFonts w:ascii="Consolas" w:hAnsi="Consolas"/>
           <w:b/>
-          <w:color w:val="1A1A1A"/>
-        </w:rPr>
-        <w:t xml:space="preserve">Quien lo hizo: </w:t>
-      </w:r>
-      <w:r>
-        <w:rPr>
-          <w:color w:val="1A1A1A"/>
-        </w:rPr>
-        <w:t>OpenAI. Es abierto y gratuito.</w:t>
-      </w:r>
-    </w:p>
-    <w:p>
-      <w:pPr>
-        <w:ind w:left="227"/>
+          <w:color w:val="141414"/>
+          <w:sz w:val="19"/>
+        </w:rPr>
+        <w:t>DICES:</w:t>
+      </w:r>
+    </w:p>
+    <w:p>
+      <w:pPr>
+        <w:spacing w:after="40"/>
+        <w:ind w:left="425"/>
+      </w:pPr>
+      <w:r>
+        <w:rPr>
+          <w:color w:val="141414"/>
+          <w:sz w:val="22"/>
+        </w:rPr>
+        <w:t>Un modelo de lenguaje no lee palabras como nosotros.</w:t>
+      </w:r>
+    </w:p>
+    <w:p>
+      <w:pPr>
+        <w:spacing w:after="40"/>
+        <w:ind w:left="425"/>
+      </w:pPr>
+      <w:r>
+        <w:rPr>
+          <w:color w:val="141414"/>
+          <w:sz w:val="22"/>
+        </w:rPr>
+        <w:t>Antes de que el texto entre, un componente llamado tokenizador lo corta en pedazos</w:t>
+      </w:r>
+    </w:p>
+    <w:p>
+      <w:pPr>
+        <w:spacing w:after="40"/>
+        <w:ind w:left="425"/>
+      </w:pPr>
+      <w:r>
+        <w:rPr>
+          <w:color w:val="141414"/>
+          <w:sz w:val="22"/>
+        </w:rPr>
+        <w:t>y cambia cada pedazo por un numero.</w:t>
+      </w:r>
+    </w:p>
+    <w:p>
+      <w:pPr>
+        <w:spacing w:after="40"/>
+        <w:ind w:left="425"/>
+      </w:pPr>
+      <w:r>
+        <w:rPr>
+          <w:color w:val="141414"/>
+          <w:sz w:val="22"/>
+        </w:rPr>
+        <w:t>E</w:t>
+      </w:r>
+      <w:r>
+        <w:rPr>
+          <w:color w:val="141414"/>
+          <w:sz w:val="22"/>
+        </w:rPr>
+        <w:t>l modelo por dentro solo ve esa lista de numeros.</w:t>
+      </w:r>
+    </w:p>
+    <w:p>
+      <w:pPr>
+        <w:spacing w:after="40"/>
+        <w:ind w:left="425"/>
+      </w:pPr>
+      <w:r>
+        <w:rPr>
+          <w:color w:val="141414"/>
+          <w:sz w:val="22"/>
+        </w:rPr>
+        <w:t>Aqui esta mi frase cortada, con el numero de cada pedazo.</w:t>
+      </w:r>
+    </w:p>
+    <w:p>
+      <w:pPr>
+        <w:spacing w:after="40"/>
+        <w:ind w:left="425"/>
+      </w:pPr>
+      <w:r>
+        <w:rPr>
+          <w:color w:val="141414"/>
+          <w:sz w:val="22"/>
+        </w:rPr>
+        <w:t>Miren Mini-JARVIS: se parte en cuatro pedazos, porque no existe en el vocabulario del modelo.</w:t>
+      </w:r>
+    </w:p>
+    <w:p>
+      <w:pPr>
+        <w:spacing w:after="40"/>
+        <w:ind w:left="425"/>
+      </w:pPr>
+      <w:r>
+        <w:rPr>
+          <w:color w:val="141414"/>
+          <w:sz w:val="22"/>
+        </w:rPr>
+        <w:t>Y bateria y portatil se parten en tres cada una, porqu</w:t>
+      </w:r>
+      <w:r>
+        <w:rPr>
+          <w:color w:val="141414"/>
+          <w:sz w:val="22"/>
+        </w:rPr>
+        <w:t>e llevan tilde.</w:t>
+      </w:r>
+    </w:p>
+    <w:p>
+      <w:pPr>
+        <w:spacing w:before="60" w:after="100"/>
+        <w:ind w:left="425"/>
+      </w:pPr>
+      <w:r>
+        <w:rPr>
+          <w:i/>
+          <w:color w:val="4A4A52"/>
+          <w:sz w:val="19"/>
+        </w:rPr>
+        <w:t>Si salen simbolos raros tipo 'ÃŃa': no es un error. Este tokenizador trabaja sobre los bytes del texto, y una letra acentuada ocupa dos bytes.</w:t>
+      </w:r>
+    </w:p>
+    <w:p>
+      <w:pPr>
+        <w:keepNext/>
+        <w:spacing w:before="220" w:after="80"/>
       </w:pPr>
       <w:r>
         <w:rPr>
           <w:b/>
-          <w:color w:val="1A1A1A"/>
-        </w:rPr>
-        <w:t xml:space="preserve">Por que ese: </w:t>
-      </w:r>
-      <w:r>
-        <w:rPr>
-          <w:color w:val="1A1A1A"/>
-        </w:rPr>
-        <w:t>esta entrenado en muchos idiomas a la vez, y por eso e</w:t>
-      </w:r>
-      <w:r>
-        <w:rPr>
-          <w:color w:val="1A1A1A"/>
-        </w:rPr>
-        <w:t>l espanol le sale bien. Otros estan pensados para el ingles y con el espanol fallan mas.</w:t>
-      </w:r>
-    </w:p>
-    <w:p>
-      <w:pPr>
-        <w:spacing w:before="60" w:after="120"/>
-        <w:ind w:left="454"/>
+          <w:color w:val="141414"/>
+          <w:sz w:val="23"/>
+        </w:rPr>
+        <w:t>PASO 2  ·  El mapa de atencion</w:t>
+      </w:r>
+    </w:p>
+    <w:p>
+      <w:pPr>
+        <w:keepNext/>
+        <w:spacing w:before="100"/>
+        <w:ind w:left="170"/>
+      </w:pPr>
+      <w:r>
+        <w:rPr>
+          <w:b/>
+          <w:color w:val="A8255C"/>
+          <w:sz w:val="20"/>
+        </w:rPr>
+        <w:t xml:space="preserve">HACER:  </w:t>
+      </w:r>
+      <w:r>
+        <w:rPr>
+          <w:color w:val="A8255C"/>
+          <w:sz w:val="20"/>
+        </w:rPr>
+        <w:t>Laboratorio → boton «mapa de atencion».</w:t>
+      </w:r>
+    </w:p>
+    <w:p>
+      <w:pPr>
+        <w:keepNext/>
+        <w:spacing w:before="80" w:after="40"/>
+        <w:ind w:left="170"/>
+      </w:pPr>
+      <w:r>
+        <w:rPr>
+          <w:rFonts w:ascii="Consolas" w:hAnsi="Consolas"/>
+          <w:b/>
+          <w:color w:val="141414"/>
+          <w:sz w:val="19"/>
+        </w:rPr>
+        <w:t>DICES:</w:t>
+      </w:r>
+    </w:p>
+    <w:p>
+      <w:pPr>
+        <w:spacing w:after="40"/>
+        <w:ind w:left="425"/>
+      </w:pPr>
+      <w:r>
+        <w:rPr>
+          <w:color w:val="141414"/>
+          <w:sz w:val="22"/>
+        </w:rPr>
+        <w:t xml:space="preserve">Esto es el </w:t>
+      </w:r>
+      <w:r>
+        <w:rPr>
+          <w:color w:val="141414"/>
+          <w:sz w:val="22"/>
+        </w:rPr>
+        <w:t>self-attention, que es el corazon del Transformer.</w:t>
+      </w:r>
+    </w:p>
+    <w:p>
+      <w:pPr>
+        <w:spacing w:after="40"/>
+        <w:ind w:left="425"/>
+      </w:pPr>
+      <w:r>
+        <w:rPr>
+          <w:color w:val="141414"/>
+          <w:sz w:val="22"/>
+        </w:rPr>
+        <w:t>Cada fila es una palabra preguntando a quien mirar. Cada columna es a quien mira.</w:t>
+      </w:r>
+    </w:p>
+    <w:p>
+      <w:pPr>
+        <w:spacing w:after="40"/>
+        <w:ind w:left="425"/>
+      </w:pPr>
+      <w:r>
+        <w:rPr>
+          <w:color w:val="141414"/>
+          <w:sz w:val="22"/>
+        </w:rPr>
+        <w:t>Lo brillante es donde pone su atencion.</w:t>
+      </w:r>
+    </w:p>
+    <w:p>
+      <w:pPr>
+        <w:spacing w:after="40"/>
+        <w:ind w:left="425"/>
+      </w:pPr>
+      <w:r>
+        <w:rPr>
+          <w:color w:val="141414"/>
+          <w:sz w:val="22"/>
+        </w:rPr>
+        <w:t xml:space="preserve">Fijense en que la franja brillante no esta en la diagonal: esta una casilla a la </w:t>
+      </w:r>
+      <w:r>
+        <w:rPr>
+          <w:color w:val="141414"/>
+          <w:sz w:val="22"/>
+        </w:rPr>
+        <w:t>izquierda.</w:t>
+      </w:r>
+    </w:p>
+    <w:p>
+      <w:pPr>
+        <w:spacing w:after="40"/>
+        <w:ind w:left="425"/>
+      </w:pPr>
+      <w:r>
+        <w:rPr>
+          <w:color w:val="141414"/>
+          <w:sz w:val="22"/>
+        </w:rPr>
+        <w:t>Eso significa que cada palabra le presta casi toda su atencion a la que va justo antes.</w:t>
+      </w:r>
+    </w:p>
+    <w:p>
+      <w:pPr>
+        <w:spacing w:after="40"/>
+        <w:ind w:left="425"/>
+      </w:pPr>
+      <w:r>
+        <w:rPr>
+          <w:color w:val="141414"/>
+          <w:sz w:val="22"/>
+        </w:rPr>
+        <w:t>A eso se le llama una cabeza de token anterior.</w:t>
+      </w:r>
+    </w:p>
+    <w:p>
+      <w:pPr>
+        <w:spacing w:after="40"/>
+        <w:ind w:left="425"/>
+      </w:pPr>
+      <w:r>
+        <w:rPr>
+          <w:color w:val="141414"/>
+          <w:sz w:val="22"/>
+        </w:rPr>
+        <w:t>Mi modelo tiene doce capas de doce cabezas: ciento cuarenta y cuatro mapas distintos</w:t>
+      </w:r>
+    </w:p>
+    <w:p>
+      <w:pPr>
+        <w:spacing w:after="40"/>
+        <w:ind w:left="425"/>
+      </w:pPr>
+      <w:r>
+        <w:rPr>
+          <w:color w:val="141414"/>
+          <w:sz w:val="22"/>
+        </w:rPr>
+        <w:t>para esta misma frase, y</w:t>
+      </w:r>
+      <w:r>
+        <w:rPr>
+          <w:color w:val="141414"/>
+          <w:sz w:val="22"/>
+        </w:rPr>
+        <w:t xml:space="preserve"> cada uno aprendio a fijarse en un tipo de relacion diferente.</w:t>
+      </w:r>
+    </w:p>
+    <w:p>
+      <w:pPr>
+        <w:spacing w:after="40"/>
+        <w:ind w:left="425"/>
+      </w:pPr>
+      <w:r>
+        <w:rPr>
+          <w:color w:val="141414"/>
+          <w:sz w:val="22"/>
+        </w:rPr>
+        <w:t>Elegi este porque el patron se ve claro.</w:t>
+      </w:r>
+    </w:p>
+    <w:p>
+      <w:pPr>
+        <w:spacing w:after="40"/>
+        <w:ind w:left="425"/>
+      </w:pPr>
+      <w:r>
+        <w:rPr>
+          <w:color w:val="141414"/>
+          <w:sz w:val="22"/>
+        </w:rPr>
+        <w:lastRenderedPageBreak/>
+        <w:t>Los tokens [CLS] y [SEP] los anade el modelo: marcan el principio y el final de la frase.</w:t>
+      </w:r>
+    </w:p>
+    <w:p>
+      <w:pPr>
+        <w:spacing w:before="60" w:after="100"/>
+        <w:ind w:left="425"/>
       </w:pPr>
       <w:r>
         <w:rPr>
           <w:i/>
-          <w:color w:val="55555C"/>
+          <w:color w:val="4A4A52"/>
           <w:sz w:val="19"/>
         </w:rPr>
-        <w:t>No piensa. Solo transcribe. Si dices una tonteria, la transcribe tal cual.</w:t>
+        <w:t xml:space="preserve">Por que importa: es lo que permite que una palabra signifique </w:t>
+      </w:r>
+      <w:r>
+        <w:rPr>
+          <w:i/>
+          <w:color w:val="4A4A52"/>
+          <w:sz w:val="19"/>
+        </w:rPr>
+        <w:t>cosas distintas segun el contexto. Banco de rio no es banco de calle, y lo decide a quien atiende.</w:t>
       </w:r>
     </w:p>
     <w:p>
       <w:pPr>
         <w:keepNext/>
-        <w:spacing w:before="180"/>
+        <w:spacing w:before="220" w:after="80"/>
       </w:pPr>
       <w:r>
         <w:rPr>
           <w:b/>
-          <w:color w:val="1A1A1A"/>
+          <w:color w:val="141414"/>
           <w:sz w:val="23"/>
         </w:rPr>
-        <w:t>Qwen3.8-2.4T-A95B   ·   EL CEREBRO</w:t>
-      </w:r>
-    </w:p>
-    <w:p>
-      <w:pPr>
-        <w:ind w:left="227"/>
+        <w:t>PASO 3  ·  La memoria</w:t>
+      </w:r>
+    </w:p>
+    <w:p>
+      <w:pPr>
+        <w:keepNext/>
+        <w:spacing w:before="100"/>
+        <w:ind w:left="170"/>
       </w:pPr>
       <w:r>
         <w:rPr>
           <w:b/>
-          <w:color w:val="1A1A1A"/>
-        </w:rPr>
-        <w:t xml:space="preserve">Que es: </w:t>
-      </w:r>
-      <w:r>
-        <w:rPr>
-          <w:color w:val="1A1A1A"/>
-        </w:rPr>
-        <w:t>un modelo de lenguaje grande. Lee texto y escribe</w:t>
-      </w:r>
-      <w:r>
-        <w:rPr>
-          <w:color w:val="1A1A1A"/>
-        </w:rPr>
-        <w:t xml:space="preserve"> la respuesta. Es el que conversa.</w:t>
-      </w:r>
-    </w:p>
-    <w:p>
-      <w:pPr>
-        <w:ind w:left="227"/>
-      </w:pPr>
-      <w:r>
-        <w:rPr>
+          <w:color w:val="A8255C"/>
+          <w:sz w:val="20"/>
+        </w:rPr>
+        <w:t xml:space="preserve">HACER:  </w:t>
+      </w:r>
+      <w:r>
+        <w:rPr>
+          <w:color w:val="A8255C"/>
+          <w:sz w:val="20"/>
+        </w:rPr>
+        <w:t>Senala el contador, debajo de los deslizadores: «Memoria: X de 10 turnos».</w:t>
+      </w:r>
+    </w:p>
+    <w:p>
+      <w:pPr>
+        <w:keepNext/>
+        <w:spacing w:before="80" w:after="40"/>
+        <w:ind w:left="170"/>
+      </w:pPr>
+      <w:r>
+        <w:rPr>
+          <w:rFonts w:ascii="Consolas" w:hAnsi="Consolas"/>
           <w:b/>
-          <w:color w:val="1A1A1A"/>
-        </w:rPr>
-        <w:t xml:space="preserve">Quien lo hizo: </w:t>
-      </w:r>
-      <w:r>
-        <w:rPr>
-          <w:color w:val="1A1A1A"/>
-        </w:rPr>
-        <w:t>Alibaba.</w:t>
-      </w:r>
-    </w:p>
-    <w:p>
-      <w:pPr>
-        <w:ind w:left="227"/>
+          <w:color w:val="141414"/>
+          <w:sz w:val="19"/>
+        </w:rPr>
+        <w:t>DICES:</w:t>
+      </w:r>
+    </w:p>
+    <w:p>
+      <w:pPr>
+        <w:spacing w:after="40"/>
+        <w:ind w:left="425"/>
+      </w:pPr>
+      <w:r>
+        <w:rPr>
+          <w:color w:val="141414"/>
+          <w:sz w:val="22"/>
+        </w:rPr>
+        <w:t xml:space="preserve">Un modelo no recuerda nada entre una llamada </w:t>
+      </w:r>
+      <w:r>
+        <w:rPr>
+          <w:color w:val="141414"/>
+          <w:sz w:val="22"/>
+        </w:rPr>
+        <w:t>y la siguiente.</w:t>
+      </w:r>
+    </w:p>
+    <w:p>
+      <w:pPr>
+        <w:spacing w:after="40"/>
+        <w:ind w:left="425"/>
+      </w:pPr>
+      <w:r>
+        <w:rPr>
+          <w:color w:val="141414"/>
+          <w:sz w:val="22"/>
+        </w:rPr>
+        <w:t>La ilusion de que sigue el hilo se consigue reenviandole la conversacion entera cada vez.</w:t>
+      </w:r>
+    </w:p>
+    <w:p>
+      <w:pPr>
+        <w:spacing w:after="40"/>
+        <w:ind w:left="425"/>
+      </w:pPr>
+      <w:r>
+        <w:rPr>
+          <w:color w:val="141414"/>
+          <w:sz w:val="22"/>
+        </w:rPr>
+        <w:t>Pero eso no puede crecer para siempre: hay un limite de contexto y ademas se paga por token.</w:t>
+      </w:r>
+    </w:p>
+    <w:p>
+      <w:pPr>
+        <w:spacing w:after="40"/>
+        <w:ind w:left="425"/>
+      </w:pPr>
+      <w:r>
+        <w:rPr>
+          <w:color w:val="141414"/>
+          <w:sz w:val="22"/>
+        </w:rPr>
+        <w:t>Mi sistema guarda los ultimos diez turnos y descarta el m</w:t>
+      </w:r>
+      <w:r>
+        <w:rPr>
+          <w:color w:val="141414"/>
+          <w:sz w:val="22"/>
+        </w:rPr>
+        <w:t>as antiguo, nunca el mas nuevo,</w:t>
+      </w:r>
+    </w:p>
+    <w:p>
+      <w:pPr>
+        <w:spacing w:after="40"/>
+        <w:ind w:left="425"/>
+      </w:pPr>
+      <w:r>
+        <w:rPr>
+          <w:color w:val="141414"/>
+          <w:sz w:val="22"/>
+        </w:rPr>
+        <w:t>porque lo que se acaba de decir es lo mas relevante.</w:t>
+      </w:r>
+    </w:p>
+    <w:p>
+      <w:pPr>
+        <w:spacing w:after="40"/>
+        <w:ind w:left="425"/>
+      </w:pPr>
+      <w:r>
+        <w:rPr>
+          <w:color w:val="141414"/>
+          <w:sz w:val="22"/>
+        </w:rPr>
+        <w:t>Aqui se ve el contador. Corte por turnos y no por tokens a proposito:</w:t>
+      </w:r>
+    </w:p>
+    <w:p>
+      <w:pPr>
+        <w:spacing w:after="40"/>
+        <w:ind w:left="425"/>
+      </w:pPr>
+      <w:r>
+        <w:rPr>
+          <w:color w:val="141414"/>
+          <w:sz w:val="22"/>
+        </w:rPr>
+        <w:t>por turnos es predecible y se puede ensenar en pantalla.</w:t>
+      </w:r>
+    </w:p>
+    <w:p>
+      <w:pPr>
+        <w:keepNext/>
+        <w:spacing w:before="220" w:after="80"/>
       </w:pPr>
       <w:r>
         <w:rPr>
           <w:b/>
-          <w:color w:val="1A1A1A"/>
-        </w:rPr>
-        <w:t xml:space="preserve">Por que ese: </w:t>
-      </w:r>
-      <w:r>
-        <w:rPr>
-          <w:color w:val="1A1A1A"/>
-        </w:rPr>
-        <w:t>es un modelo de razonamiento: antes de contestar trabaja el problema por dentro. Va mejor con preguntas que hay que pensar, no solo recordar.</w:t>
-      </w:r>
-    </w:p>
-    <w:p>
-      <w:pPr>
-        <w:spacing w:before="60" w:after="120"/>
-        <w:ind w:left="454"/>
+          <w:color w:val="141414"/>
+          <w:sz w:val="23"/>
+        </w:rPr>
+        <w:t>PASO 4  ·  El system prompt</w:t>
+      </w:r>
+    </w:p>
+    <w:p>
+      <w:pPr>
+        <w:keepNext/>
+        <w:spacing w:before="100"/>
+        <w:ind w:left="170"/>
+      </w:pPr>
+      <w:r>
+        <w:rPr>
+          <w:b/>
+          <w:color w:val="A8255C"/>
+          <w:sz w:val="20"/>
+        </w:rPr>
+        <w:t xml:space="preserve">HACER:  </w:t>
+      </w:r>
+      <w:r>
+        <w:rPr>
+          <w:color w:val="A8255C"/>
+          <w:sz w:val="20"/>
+        </w:rPr>
+        <w:t>Boton «s</w:t>
+      </w:r>
+      <w:r>
+        <w:rPr>
+          <w:color w:val="A8255C"/>
+          <w:sz w:val="20"/>
+        </w:rPr>
+        <w:t>ystem prompt».</w:t>
+      </w:r>
+    </w:p>
+    <w:p>
+      <w:pPr>
+        <w:keepNext/>
+        <w:spacing w:before="80" w:after="40"/>
+        <w:ind w:left="170"/>
+      </w:pPr>
+      <w:r>
+        <w:rPr>
+          <w:rFonts w:ascii="Consolas" w:hAnsi="Consolas"/>
+          <w:b/>
+          <w:color w:val="141414"/>
+          <w:sz w:val="19"/>
+        </w:rPr>
+        <w:t>DICES:</w:t>
+      </w:r>
+    </w:p>
+    <w:p>
+      <w:pPr>
+        <w:spacing w:after="40"/>
+        <w:ind w:left="425"/>
+      </w:pPr>
+      <w:r>
+        <w:rPr>
+          <w:color w:val="141414"/>
+          <w:sz w:val="22"/>
+        </w:rPr>
+        <w:t>Esto es lo que recibe el modelo antes de cada frase mia,</w:t>
+      </w:r>
+    </w:p>
+    <w:p>
+      <w:pPr>
+        <w:spacing w:after="40"/>
+        <w:ind w:left="425"/>
+      </w:pPr>
+      <w:r>
+        <w:rPr>
+          <w:color w:val="141414"/>
+          <w:sz w:val="22"/>
+        </w:rPr>
+        <w:t>y es lo unico que define quien es Elena.</w:t>
+      </w:r>
+    </w:p>
+    <w:p>
+      <w:pPr>
+        <w:spacing w:after="40"/>
+        <w:ind w:left="425"/>
+      </w:pPr>
+      <w:r>
+        <w:rPr>
+          <w:color w:val="141414"/>
+          <w:sz w:val="22"/>
+        </w:rPr>
+        <w:t>Le dice como se llama, que responde a su nombre,</w:t>
+      </w:r>
+    </w:p>
+    <w:p>
+      <w:pPr>
+        <w:spacing w:after="40"/>
+        <w:ind w:left="425"/>
+      </w:pPr>
+      <w:r>
+        <w:rPr>
+          <w:color w:val="141414"/>
+          <w:sz w:val="22"/>
+        </w:rPr>
+        <w:t>que es una inteligencia artificial y que puede equivocarse,</w:t>
+      </w:r>
+    </w:p>
+    <w:p>
+      <w:pPr>
+        <w:spacing w:after="40"/>
+        <w:ind w:left="425"/>
+      </w:pPr>
+      <w:r>
+        <w:rPr>
+          <w:color w:val="141414"/>
+          <w:sz w:val="22"/>
+        </w:rPr>
+        <w:t xml:space="preserve">y que escriba en </w:t>
+      </w:r>
+      <w:r>
+        <w:rPr>
+          <w:color w:val="141414"/>
+          <w:sz w:val="22"/>
+        </w:rPr>
+        <w:t>frases cortas sin listas ni simbolos,</w:t>
+      </w:r>
+    </w:p>
+    <w:p>
+      <w:pPr>
+        <w:spacing w:after="40"/>
+        <w:ind w:left="425"/>
+      </w:pPr>
+      <w:r>
+        <w:rPr>
+          <w:color w:val="141414"/>
+          <w:sz w:val="22"/>
+        </w:rPr>
+        <w:t>porque sus respuestas se leen en voz alta y una vineta no se pronuncia.</w:t>
+      </w:r>
+    </w:p>
+    <w:p>
+      <w:pPr>
+        <w:keepNext/>
+        <w:spacing w:before="220" w:after="80"/>
+      </w:pPr>
+      <w:r>
+        <w:rPr>
+          <w:b/>
+          <w:color w:val="141414"/>
+          <w:sz w:val="23"/>
+        </w:rPr>
+        <w:t>PASO 5  ·  La temperatura</w:t>
+      </w:r>
+    </w:p>
+    <w:p>
+      <w:pPr>
+        <w:keepNext/>
+        <w:spacing w:before="100"/>
+        <w:ind w:left="170"/>
+      </w:pPr>
+      <w:r>
+        <w:rPr>
+          <w:b/>
+          <w:color w:val="A8255C"/>
+          <w:sz w:val="20"/>
+        </w:rPr>
+        <w:t xml:space="preserve">HACER:  </w:t>
+      </w:r>
+      <w:r>
+        <w:rPr>
+          <w:color w:val="A8255C"/>
+          <w:sz w:val="20"/>
+        </w:rPr>
+        <w:t>Baja la temperatura casi a cero, pregunta algo. Subela al maximo, pregunta lo mismo.</w:t>
+      </w:r>
+    </w:p>
+    <w:p>
+      <w:pPr>
+        <w:keepNext/>
+        <w:spacing w:before="80" w:after="40"/>
+        <w:ind w:left="170"/>
+      </w:pPr>
+      <w:r>
+        <w:rPr>
+          <w:rFonts w:ascii="Consolas" w:hAnsi="Consolas"/>
+          <w:b/>
+          <w:color w:val="141414"/>
+          <w:sz w:val="19"/>
+        </w:rPr>
+        <w:t>DICES:</w:t>
+      </w:r>
+    </w:p>
+    <w:p>
+      <w:pPr>
+        <w:spacing w:after="40"/>
+        <w:ind w:left="425"/>
+      </w:pPr>
+      <w:r>
+        <w:rPr>
+          <w:color w:val="141414"/>
+          <w:sz w:val="22"/>
+        </w:rPr>
+        <w:t>La temperatura es cu</w:t>
+      </w:r>
+      <w:r>
+        <w:rPr>
+          <w:color w:val="141414"/>
+          <w:sz w:val="22"/>
+        </w:rPr>
+        <w:t>anto riesgo corre el modelo al elegir cada palabra siguiente.</w:t>
+      </w:r>
+    </w:p>
+    <w:p>
+      <w:pPr>
+        <w:spacing w:after="40"/>
+        <w:ind w:left="425"/>
+      </w:pPr>
+      <w:r>
+        <w:rPr>
+          <w:color w:val="141414"/>
+          <w:sz w:val="22"/>
+        </w:rPr>
+        <w:t>Cerca de cero elige siempre la mas probable: suena predecible, casi de manual.</w:t>
+      </w:r>
+    </w:p>
+    <w:p>
+      <w:pPr>
+        <w:spacing w:after="40"/>
+        <w:ind w:left="425"/>
+      </w:pPr>
+      <w:r>
+        <w:rPr>
+          <w:color w:val="141414"/>
+          <w:sz w:val="22"/>
+        </w:rPr>
+        <w:t>Alta, se permite opciones raras: es mas creativo y tambien mas propenso a equivocarse.</w:t>
+      </w:r>
+    </w:p>
+    <w:p>
+      <w:pPr>
+        <w:spacing w:after="40"/>
+        <w:ind w:left="425"/>
+      </w:pPr>
+      <w:r>
+        <w:rPr>
+          <w:color w:val="141414"/>
+          <w:sz w:val="22"/>
+        </w:rPr>
+        <w:t xml:space="preserve">El top_p va por otro </w:t>
+      </w:r>
+      <w:r>
+        <w:rPr>
+          <w:color w:val="141414"/>
+          <w:sz w:val="22"/>
+        </w:rPr>
+        <w:t>camino: en vez de cambiar el riesgo de todas las opciones,</w:t>
+      </w:r>
+    </w:p>
+    <w:p>
+      <w:pPr>
+        <w:spacing w:after="40"/>
+        <w:ind w:left="425"/>
+      </w:pPr>
+      <w:r>
+        <w:rPr>
+          <w:color w:val="141414"/>
+          <w:sz w:val="22"/>
+        </w:rPr>
+        <w:t>se queda solo con las mas probables hasta acumular ese porcentaje.</w:t>
+      </w:r>
+    </w:p>
+    <w:p>
+      <w:pPr>
+        <w:spacing w:before="60" w:after="100"/>
+        <w:ind w:left="425"/>
       </w:pPr>
       <w:r>
         <w:rPr>
           <w:i/>
-          <w:color w:val="55555C"/>
+          <w:color w:val="4A4A52"/>
           <w:sz w:val="19"/>
         </w:rPr>
-        <w:t xml:space="preserve">Es el que decide cuando usar una </w:t>
+        <w:t>Si preguntan por que el deslizador llega a 1.4 y no a 2: lo medi contra la API. A partir de 1.5 el modelo se atascaba unos cien se</w:t>
       </w:r>
       <w:r>
         <w:rPr>
           <w:i/>
-          <w:color w:val="55555C"/>
+          <w:color w:val="4A4A52"/>
           <w:sz w:val="19"/>
         </w:rPr>
-        <w:t>herramienta. Si le preguntas la hora no se la inventa: pide que se ejecute la herramienta hora.</w:t>
+        <w:t>gundos en dos de cada tres intentos.</w:t>
       </w:r>
     </w:p>
     <w:p>
       <w:pPr>
         <w:keepNext/>
-        <w:spacing w:before="180"/>
-      </w:pPr>
-      <w:r>
-        <w:rPr>
+        <w:spacing w:before="400" w:after="40"/>
+      </w:pPr>
+      <w:r>
+        <w:rPr>
+          <w:rFonts w:ascii="Consolas" w:hAnsi="Consolas"/>
           <w:b/>
-          <w:color w:val="1A1A1A"/>
+          <w:color w:val="4A4A52"/>
+          <w:sz w:val="19"/>
+        </w:rPr>
+        <w:t>PARTE 3</w:t>
+      </w:r>
+    </w:p>
+    <w:p>
+      <w:pPr>
+        <w:keepNext/>
+        <w:spacing w:after="180"/>
+      </w:pPr>
+      <w:r>
+        <w:rPr>
+          <w:b/>
+          <w:color w:val="0B6B63"/>
+          <w:sz w:val="34"/>
+        </w:rPr>
+        <w:t>Las seis preguntas del enunciado</w:t>
+      </w:r>
+    </w:p>
+    <w:p>
+      <w:pPr>
+        <w:spacing w:after="140"/>
+      </w:pPr>
+      <w:r>
+        <w:rPr>
+          <w:i/>
+          <w:color w:val="4A4A52"/>
+        </w:rPr>
+        <w:t>Cuatro ya las respondiste en la demostracion. Estas son las dos que faltan, mas el resumen de todas.</w:t>
+      </w:r>
+    </w:p>
+    <w:p>
+      <w:pPr>
+        <w:keepNext/>
+        <w:spacing w:before="220" w:after="80"/>
+      </w:pPr>
+      <w:r>
+        <w:rPr>
+          <w:b/>
+          <w:color w:val="141414"/>
           <w:sz w:val="23"/>
         </w:rPr>
-        <w:t>Llama-3.3-70B-Instruct   ·   EL CEREBRO DE REPUESTO</w:t>
-      </w:r>
-    </w:p>
-    <w:p>
-      <w:pPr>
-        <w:ind w:left="227"/>
-      </w:pPr>
-      <w:r>
-        <w:rPr>
+        <w:t>¿Que diferencia hay entre tu modelo y un modelo base sin fine-tuning?</w:t>
+      </w:r>
+    </w:p>
+    <w:p>
+      <w:pPr>
+        <w:keepNext/>
+        <w:spacing w:before="80" w:after="40"/>
+        <w:ind w:left="170"/>
+      </w:pPr>
+      <w:r>
+        <w:rPr>
+          <w:rFonts w:ascii="Consolas" w:hAnsi="Consolas"/>
           <w:b/>
-          <w:color w:val="1A1A1A"/>
-        </w:rPr>
-        <w:t xml:space="preserve">Que es: </w:t>
-      </w:r>
-      <w:r>
-        <w:rPr>
-          <w:color w:val="1A1A1A"/>
-        </w:rPr>
-        <w:t>otro modelo de lenguaje, del mismo tipo.</w:t>
-      </w:r>
-    </w:p>
-    <w:p>
-      <w:pPr>
-        <w:ind w:left="227"/>
+          <w:color w:val="141414"/>
+          <w:sz w:val="19"/>
+        </w:rPr>
+        <w:t>DICES:</w:t>
+      </w:r>
+    </w:p>
+    <w:p>
+      <w:pPr>
+        <w:spacing w:after="40"/>
+        <w:ind w:left="425"/>
+      </w:pPr>
+      <w:r>
+        <w:rPr>
+          <w:color w:val="141414"/>
+          <w:sz w:val="22"/>
+        </w:rPr>
+        <w:t>Un modelo base solo sabe continuar texto.</w:t>
+      </w:r>
+    </w:p>
+    <w:p>
+      <w:pPr>
+        <w:spacing w:after="40"/>
+        <w:ind w:left="425"/>
+      </w:pPr>
+      <w:r>
+        <w:rPr>
+          <w:color w:val="141414"/>
+          <w:sz w:val="22"/>
+        </w:rPr>
+        <w:t>Si le escribes «hola, quien eres», te continua una conversacion inventada</w:t>
+      </w:r>
+    </w:p>
+    <w:p>
+      <w:pPr>
+        <w:spacing w:after="40"/>
+        <w:ind w:left="425"/>
+      </w:pPr>
+      <w:r>
+        <w:rPr>
+          <w:color w:val="141414"/>
+          <w:sz w:val="22"/>
+        </w:rPr>
+        <w:t>en vez de contestarte, porque continuar texto es lo unico que le ensenaron.</w:t>
+      </w:r>
+    </w:p>
+    <w:p>
+      <w:pPr>
+        <w:spacing w:after="40"/>
+        <w:ind w:left="425"/>
+      </w:pPr>
+      <w:r>
+        <w:rPr>
+          <w:color w:val="141414"/>
+          <w:sz w:val="22"/>
+        </w:rPr>
+        <w:lastRenderedPageBreak/>
+        <w:t>El mio paso ademas por instruction-tuning, que le ensena que una</w:t>
+      </w:r>
+      <w:r>
+        <w:rPr>
+          <w:color w:val="141414"/>
+          <w:sz w:val="22"/>
+        </w:rPr>
+        <w:t xml:space="preserve"> pregunta se responde.</w:t>
+      </w:r>
+    </w:p>
+    <w:p>
+      <w:pPr>
+        <w:spacing w:after="40"/>
+        <w:ind w:left="425"/>
+      </w:pPr>
+      <w:r>
+        <w:rPr>
+          <w:color w:val="141414"/>
+          <w:sz w:val="22"/>
+        </w:rPr>
+        <w:t>Por eso el identificador lleva la palabra Instruct.</w:t>
+      </w:r>
+    </w:p>
+    <w:p>
+      <w:pPr>
+        <w:spacing w:after="40"/>
+        <w:ind w:left="425"/>
+      </w:pPr>
+      <w:r>
+        <w:rPr>
+          <w:color w:val="141414"/>
+          <w:sz w:val="22"/>
+        </w:rPr>
+        <w:t>Sin esa etapa el system prompt no serviria de nada:</w:t>
+      </w:r>
+    </w:p>
+    <w:p>
+      <w:pPr>
+        <w:spacing w:after="40"/>
+        <w:ind w:left="425"/>
+      </w:pPr>
+      <w:r>
+        <w:rPr>
+          <w:color w:val="141414"/>
+          <w:sz w:val="22"/>
+        </w:rPr>
+        <w:t>un modelo base no obedece instrucciones, las continua.</w:t>
+      </w:r>
+    </w:p>
+    <w:p>
+      <w:pPr>
+        <w:spacing w:before="60" w:after="100"/>
+        <w:ind w:left="425"/>
+      </w:pPr>
+      <w:r>
+        <w:rPr>
+          <w:i/>
+          <w:color w:val="4A4A52"/>
+          <w:sz w:val="19"/>
+        </w:rPr>
+        <w:t xml:space="preserve">Las tres etapas en orden: preentrenamiento (aprende a continuar </w:t>
+      </w:r>
+      <w:r>
+        <w:rPr>
+          <w:i/>
+          <w:color w:val="4A4A52"/>
+          <w:sz w:val="19"/>
+        </w:rPr>
+        <w:t>texto), fine-tuning (se especializa en un dominio), instruction-tuning (aprende a obedecer).</w:t>
+      </w:r>
+    </w:p>
+    <w:p>
+      <w:pPr>
+        <w:keepNext/>
+        <w:spacing w:before="220" w:after="80"/>
       </w:pPr>
       <w:r>
         <w:rPr>
           <w:b/>
-          <w:color w:val="1A1A1A"/>
-        </w:rPr>
-        <w:t xml:space="preserve">Quien lo hizo: </w:t>
-      </w:r>
-      <w:r>
-        <w:rPr>
-          <w:color w:val="1A1A1A"/>
-        </w:rPr>
-        <w:t>Meta, los de Facebook.</w:t>
-      </w:r>
-    </w:p>
-    <w:p>
-      <w:pPr>
-        <w:ind w:left="227"/>
-      </w:pPr>
-      <w:r>
-        <w:rPr>
+          <w:color w:val="141414"/>
+          <w:sz w:val="23"/>
+        </w:rPr>
+        <w:t>¿Que pasa si la conversacion excede la ventana de contexto?</w:t>
+      </w:r>
+    </w:p>
+    <w:p>
+      <w:pPr>
+        <w:ind w:left="170"/>
+      </w:pPr>
+      <w:r>
+        <w:rPr>
+          <w:i/>
+          <w:color w:val="4A4A52"/>
+        </w:rPr>
+        <w:t>Respondida en el paso 3. Anade esto si insisten:</w:t>
+      </w:r>
+    </w:p>
+    <w:p>
+      <w:pPr>
+        <w:keepNext/>
+        <w:spacing w:before="80" w:after="40"/>
+        <w:ind w:left="170"/>
+      </w:pPr>
+      <w:r>
+        <w:rPr>
+          <w:rFonts w:ascii="Consolas" w:hAnsi="Consolas"/>
           <w:b/>
-          <w:color w:val="1A1A1A"/>
-        </w:rPr>
-        <w:t xml:space="preserve">Por que esta: </w:t>
-      </w:r>
-      <w:r>
-        <w:rPr>
-          <w:color w:val="1A1A1A"/>
-        </w:rPr>
-        <w:t xml:space="preserve">por si </w:t>
-      </w:r>
-      <w:r>
-        <w:rPr>
-          <w:color w:val="1A1A1A"/>
-        </w:rPr>
-        <w:t>el principal cae. El 70B son setenta mil millones de parametros, que son los numeros que aprendio al entrenarse.</w:t>
-      </w:r>
-    </w:p>
-    <w:p>
-      <w:pPr>
-        <w:spacing w:before="60" w:after="120"/>
-        <w:ind w:left="454"/>
+          <w:color w:val="141414"/>
+          <w:sz w:val="19"/>
+        </w:rPr>
+        <w:t>DICES:</w:t>
+      </w:r>
+    </w:p>
+    <w:p>
+      <w:pPr>
+        <w:spacing w:after="40"/>
+        <w:ind w:left="425"/>
+      </w:pPr>
+      <w:r>
+        <w:rPr>
+          <w:color w:val="141414"/>
+          <w:sz w:val="22"/>
+        </w:rPr>
+        <w:t>Elena no se rompe: simplemente deja de acordars</w:t>
+      </w:r>
+      <w:r>
+        <w:rPr>
+          <w:color w:val="141414"/>
+          <w:sz w:val="22"/>
+        </w:rPr>
+        <w:t>e del principio de la conversacion.</w:t>
+      </w:r>
+    </w:p>
+    <w:p>
+      <w:pPr>
+        <w:spacing w:after="40"/>
+        <w:ind w:left="425"/>
+      </w:pPr>
+      <w:r>
+        <w:rPr>
+          <w:color w:val="141414"/>
+          <w:sz w:val="22"/>
+        </w:rPr>
+        <w:t>Y el contador avisa antes de que pase.</w:t>
+      </w:r>
+    </w:p>
+    <w:p>
+      <w:pPr>
+        <w:keepNext/>
+        <w:spacing w:before="280" w:after="100"/>
+      </w:pPr>
+      <w:r>
+        <w:rPr>
+          <w:b/>
+          <w:color w:val="0B6B63"/>
+          <w:sz w:val="26"/>
+        </w:rPr>
+        <w:t>Las seis, en una linea cada una</w:t>
+      </w:r>
+    </w:p>
+    <w:p>
+      <w:pPr>
+        <w:spacing w:after="40"/>
+        <w:ind w:left="198"/>
+      </w:pPr>
+      <w:r>
+        <w:rPr>
+          <w:color w:val="141414"/>
+        </w:rPr>
+        <w:t>•  Token → el pedazo mas chico que el modelo entiende. Ve numeros, no letras.</w:t>
+      </w:r>
+    </w:p>
+    <w:p>
+      <w:pPr>
+        <w:spacing w:after="40"/>
+        <w:ind w:left="198"/>
+      </w:pPr>
+      <w:r>
+        <w:rPr>
+          <w:color w:val="141414"/>
+        </w:rPr>
+        <w:t xml:space="preserve">•  Self-attention → cada palabra decide a quien mirar. Da el </w:t>
+      </w:r>
+      <w:r>
+        <w:rPr>
+          <w:color w:val="141414"/>
+        </w:rPr>
+        <w:t>significado en contexto.</w:t>
+      </w:r>
+    </w:p>
+    <w:p>
+      <w:pPr>
+        <w:spacing w:after="40"/>
+        <w:ind w:left="198"/>
+      </w:pPr>
+      <w:r>
+        <w:rPr>
+          <w:color w:val="141414"/>
+        </w:rPr>
+        <w:t>•  Ventana de contexto → no recuerda; se le reenvia todo. Guardo diez turnos.</w:t>
+      </w:r>
+    </w:p>
+    <w:p>
+      <w:pPr>
+        <w:spacing w:after="40"/>
+        <w:ind w:left="198"/>
+      </w:pPr>
+      <w:r>
+        <w:rPr>
+          <w:color w:val="141414"/>
+        </w:rPr>
+        <w:t>•  Personalidad → la define el system prompt, y nada mas.</w:t>
+      </w:r>
+    </w:p>
+    <w:p>
+      <w:pPr>
+        <w:spacing w:after="40"/>
+        <w:ind w:left="198"/>
+      </w:pPr>
+      <w:r>
+        <w:rPr>
+          <w:color w:val="141414"/>
+        </w:rPr>
+        <w:t>•  Base vs Instruct → el base continua, el Instruct responde.</w:t>
+      </w:r>
+    </w:p>
+    <w:p>
+      <w:pPr>
+        <w:spacing w:after="40"/>
+        <w:ind w:left="198"/>
+      </w:pPr>
+      <w:r>
+        <w:rPr>
+          <w:color w:val="141414"/>
+        </w:rPr>
+        <w:t>•  Temperatura → cuanto riesgo co</w:t>
+      </w:r>
+      <w:r>
+        <w:rPr>
+          <w:color w:val="141414"/>
+        </w:rPr>
+        <w:t>rre al elegir la palabra siguiente.</w:t>
+      </w:r>
+    </w:p>
+    <w:p>
+      <w:pPr>
+        <w:keepNext/>
+        <w:spacing w:before="400" w:after="40"/>
+      </w:pPr>
+      <w:r>
+        <w:rPr>
+          <w:rFonts w:ascii="Consolas" w:hAnsi="Consolas"/>
+          <w:b/>
+          <w:color w:val="4A4A52"/>
+          <w:sz w:val="19"/>
+        </w:rPr>
+        <w:t>PARTE 4</w:t>
+      </w:r>
+    </w:p>
+    <w:p>
+      <w:pPr>
+        <w:keepNext/>
+        <w:spacing w:after="180"/>
+      </w:pPr>
+      <w:r>
+        <w:rPr>
+          <w:b/>
+          <w:color w:val="0B6B63"/>
+          <w:sz w:val="34"/>
+        </w:rPr>
+        <w:t>Otras preguntas que pueden caer</w:t>
+      </w:r>
+    </w:p>
+    <w:p>
+      <w:pPr>
+        <w:keepNext/>
+        <w:spacing w:before="220" w:after="80"/>
+      </w:pPr>
+      <w:r>
+        <w:rPr>
+          <w:b/>
+          <w:color w:val="141414"/>
+          <w:sz w:val="23"/>
+        </w:rPr>
+        <w:t>¿Donde esta el softmax en tu codigo?</w:t>
+      </w:r>
+    </w:p>
+    <w:p>
+      <w:pPr>
+        <w:keepNext/>
+        <w:spacing w:before="80" w:after="40"/>
+        <w:ind w:left="170"/>
+      </w:pPr>
+      <w:r>
+        <w:rPr>
+          <w:rFonts w:ascii="Consolas" w:hAnsi="Consolas"/>
+          <w:b/>
+          <w:color w:val="141414"/>
+          <w:sz w:val="19"/>
+        </w:rPr>
+        <w:t>DICES:</w:t>
+      </w:r>
+    </w:p>
+    <w:p>
+      <w:pPr>
+        <w:spacing w:after="40"/>
+        <w:ind w:left="425"/>
+      </w:pPr>
+      <w:r>
+        <w:rPr>
+          <w:color w:val="141414"/>
+          <w:sz w:val="22"/>
+        </w:rPr>
+        <w:t>No hay ningun softmax en mi codigo, y es correcto que no lo haya:</w:t>
+      </w:r>
+    </w:p>
+    <w:p>
+      <w:pPr>
+        <w:spacing w:after="40"/>
+        <w:ind w:left="425"/>
+      </w:pPr>
+      <w:r>
+        <w:rPr>
+          <w:color w:val="141414"/>
+          <w:sz w:val="22"/>
+        </w:rPr>
+        <w:t>el softmax ocurre dentro del modelo, y yo uso un modelo preentrenado.</w:t>
+      </w:r>
+    </w:p>
+    <w:p>
+      <w:pPr>
+        <w:spacing w:after="40"/>
+        <w:ind w:left="425"/>
+      </w:pPr>
+      <w:r>
+        <w:rPr>
+          <w:color w:val="141414"/>
+          <w:sz w:val="22"/>
+        </w:rPr>
+        <w:t>Lo que si hago es comprobarlo. Cojo una fila real de la matriz de atencion,</w:t>
+      </w:r>
+    </w:p>
+    <w:p>
+      <w:pPr>
+        <w:spacing w:after="40"/>
+        <w:ind w:left="425"/>
+      </w:pPr>
+      <w:r>
+        <w:rPr>
+          <w:color w:val="141414"/>
+          <w:sz w:val="22"/>
+        </w:rPr>
+        <w:t>la sumo, y verifico que da exactamente uno. Si no lo diera, el programa se detiene.</w:t>
+      </w:r>
+    </w:p>
+    <w:p>
+      <w:pPr>
+        <w:spacing w:after="40"/>
+        <w:ind w:left="425"/>
+      </w:pPr>
+      <w:r>
+        <w:rPr>
+          <w:color w:val="141414"/>
+          <w:sz w:val="22"/>
+        </w:rPr>
+        <w:t>Suma uno porque es una distribucion de probabilidad, que es lo que produce un softmax.</w:t>
+      </w:r>
+    </w:p>
+    <w:p>
+      <w:pPr>
+        <w:spacing w:after="40"/>
+        <w:ind w:left="425"/>
+      </w:pPr>
+      <w:r>
+        <w:rPr>
+          <w:color w:val="141414"/>
+          <w:sz w:val="22"/>
+        </w:rPr>
+        <w:t xml:space="preserve">Y ademas </w:t>
+      </w:r>
+      <w:r>
+        <w:rPr>
+          <w:color w:val="141414"/>
+          <w:sz w:val="22"/>
+        </w:rPr>
+        <w:t>anadi una demostracion: aplico un softmax sobre tres puntajes cualesquiera</w:t>
+      </w:r>
+    </w:p>
+    <w:p>
+      <w:pPr>
+        <w:spacing w:after="40"/>
+        <w:ind w:left="425"/>
+      </w:pPr>
+      <w:r>
+        <w:rPr>
+          <w:color w:val="141414"/>
+          <w:sz w:val="22"/>
+        </w:rPr>
+        <w:t>y se ve la operacion entera, entran numeros sueltos y salen probabilidades que suman uno.</w:t>
+      </w:r>
+    </w:p>
+    <w:p>
+      <w:pPr>
+        <w:spacing w:before="60" w:after="100"/>
+        <w:ind w:left="425"/>
       </w:pPr>
       <w:r>
         <w:rPr>
           <w:i/>
-          <w:color w:val="55555C"/>
+          <w:color w:val="4A4A52"/>
           <w:sz w:val="19"/>
         </w:rPr>
-        <w:t>De otra empresa a proposito: si los dos fueran de Alibaba, un problema del proveedor te deja sin ninguno.</w:t>
+        <w:t>Linea 424. Ahi mismo esta la tabla que demuestra que la temperatura es ese mismo calculo di</w:t>
+      </w:r>
+      <w:r>
+        <w:rPr>
+          <w:i/>
+          <w:color w:val="4A4A52"/>
+          <w:sz w:val="19"/>
+        </w:rPr>
+        <w:t>vidiendo los puntajes antes.</w:t>
       </w:r>
     </w:p>
     <w:p>
       <w:pPr>
         <w:keepNext/>
-        <w:spacing w:before="180"/>
+        <w:spacing w:before="220" w:after="80"/>
       </w:pPr>
       <w:r>
         <w:rPr>
           <w:b/>
-          <w:color w:val="1A1A1A"/>
+          <w:color w:val="141414"/>
           <w:sz w:val="23"/>
         </w:rPr>
-        <w:t>edge-tts   ·   LA BOCA</w:t>
-      </w:r>
-    </w:p>
-    <w:p>
-      <w:pPr>
-        <w:ind w:left="227"/>
-      </w:pPr>
-      <w:r>
-        <w:rPr>
+        <w:t>¿Que son [CLS] y [SEP]?</w:t>
+      </w:r>
+    </w:p>
+    <w:p>
+      <w:pPr>
+        <w:keepNext/>
+        <w:spacing w:before="80" w:after="40"/>
+        <w:ind w:left="170"/>
+      </w:pPr>
+      <w:r>
+        <w:rPr>
+          <w:rFonts w:ascii="Consolas" w:hAnsi="Consolas"/>
           <w:b/>
-          <w:color w:val="1A1A1A"/>
-        </w:rPr>
-        <w:t xml:space="preserve">Que es: </w:t>
-      </w:r>
-      <w:r>
-        <w:rPr>
-          <w:color w:val="1A1A1A"/>
-        </w:rPr>
-        <w:t>aqui h</w:t>
-      </w:r>
-      <w:r>
-        <w:rPr>
-          <w:color w:val="1A1A1A"/>
-        </w:rPr>
-        <w:t>ay un matiz. NO es un modelo, es una libreria: un programa pequeno que habla con el servicio de voz de Microsoft, el mismo que usa el navegador Edge para leer paginas en voz alta.</w:t>
-      </w:r>
-    </w:p>
-    <w:p>
-      <w:pPr>
-        <w:ind w:left="227"/>
+          <w:color w:val="141414"/>
+          <w:sz w:val="19"/>
+        </w:rPr>
+        <w:t>DICES:</w:t>
+      </w:r>
+    </w:p>
+    <w:p>
+      <w:pPr>
+        <w:spacing w:after="40"/>
+        <w:ind w:left="425"/>
+      </w:pPr>
+      <w:r>
+        <w:rPr>
+          <w:color w:val="141414"/>
+          <w:sz w:val="22"/>
+        </w:rPr>
+        <w:t>Los anade el tokenizador, no los escribo yo.</w:t>
+      </w:r>
+    </w:p>
+    <w:p>
+      <w:pPr>
+        <w:spacing w:after="40"/>
+        <w:ind w:left="425"/>
+      </w:pPr>
+      <w:r>
+        <w:rPr>
+          <w:color w:val="141414"/>
+          <w:sz w:val="22"/>
+        </w:rPr>
+        <w:t>El [CLS] va al principio y viene de classification: es una casilla que recoge</w:t>
+      </w:r>
+    </w:p>
+    <w:p>
+      <w:pPr>
+        <w:spacing w:after="40"/>
+        <w:ind w:left="425"/>
+      </w:pPr>
+      <w:r>
+        <w:rPr>
+          <w:color w:val="141414"/>
+          <w:sz w:val="22"/>
+        </w:rPr>
+        <w:t>un resumen de toda la frase, y se usa cuando la tarea es clasificar.</w:t>
+      </w:r>
+    </w:p>
+    <w:p>
+      <w:pPr>
+        <w:spacing w:after="40"/>
+        <w:ind w:left="425"/>
+      </w:pPr>
+      <w:r>
+        <w:rPr>
+          <w:color w:val="141414"/>
+          <w:sz w:val="22"/>
+        </w:rPr>
+        <w:t>El [</w:t>
+      </w:r>
+      <w:r>
+        <w:rPr>
+          <w:color w:val="141414"/>
+          <w:sz w:val="22"/>
+        </w:rPr>
+        <w:t>SEP] marca el final, y separa las frases cuando le das dos a la vez.</w:t>
+      </w:r>
+    </w:p>
+    <w:p>
+      <w:pPr>
+        <w:spacing w:after="40"/>
+        <w:ind w:left="425"/>
+      </w:pPr>
+      <w:r>
+        <w:rPr>
+          <w:color w:val="141414"/>
+          <w:sz w:val="22"/>
+        </w:rPr>
+        <w:t>En mi laboratorio no los uso para nada, porque no estoy clasificando:</w:t>
+      </w:r>
+    </w:p>
+    <w:p>
+      <w:pPr>
+        <w:spacing w:after="40"/>
+        <w:ind w:left="425"/>
+      </w:pPr>
+      <w:r>
+        <w:rPr>
+          <w:color w:val="141414"/>
+          <w:sz w:val="22"/>
+        </w:rPr>
+        <w:t>solo quiero los embeddings y la atencion. Aparecen porque el modelo siempre los pone.</w:t>
+      </w:r>
+    </w:p>
+    <w:p>
+      <w:pPr>
+        <w:spacing w:after="40"/>
+        <w:ind w:left="425"/>
+      </w:pPr>
+      <w:r>
+        <w:rPr>
+          <w:color w:val="141414"/>
+          <w:sz w:val="22"/>
+        </w:rPr>
+        <w:t>Por eso mi frase de dieciocho p</w:t>
+      </w:r>
+      <w:r>
+        <w:rPr>
+          <w:color w:val="141414"/>
+          <w:sz w:val="22"/>
+        </w:rPr>
+        <w:t>edazos da veinte tokens: los dos de mas son estos.</w:t>
+      </w:r>
+    </w:p>
+    <w:p>
+      <w:pPr>
+        <w:keepNext/>
+        <w:spacing w:before="220" w:after="80"/>
       </w:pPr>
       <w:r>
         <w:rPr>
           <w:b/>
-          <w:color w:val="1A1A1A"/>
-        </w:rPr>
-        <w:t xml:space="preserve">Que hace: </w:t>
-      </w:r>
-      <w:r>
-        <w:rPr>
-          <w:color w:val="1A1A1A"/>
-        </w:rPr>
-        <w:t>le das texto y devuelve audio con una voz que suena natural.</w:t>
-      </w:r>
-    </w:p>
-    <w:p>
-      <w:pPr>
-        <w:ind w:left="227"/>
-      </w:pPr>
-      <w:r>
-        <w:rPr>
+          <w:color w:val="141414"/>
+          <w:sz w:val="23"/>
+        </w:rPr>
+        <w:lastRenderedPageBreak/>
+        <w:t>¿Y por que no usas el [CLS]?</w:t>
+      </w:r>
+    </w:p>
+    <w:p>
+      <w:pPr>
+        <w:keepNext/>
+        <w:spacing w:before="80" w:after="40"/>
+        <w:ind w:left="170"/>
+      </w:pPr>
+      <w:r>
+        <w:rPr>
+          <w:rFonts w:ascii="Consolas" w:hAnsi="Consolas"/>
           <w:b/>
-          <w:color w:val="1A1A1A"/>
-        </w:rPr>
-        <w:t>Por q</w:t>
-      </w:r>
+          <w:color w:val="141414"/>
+          <w:sz w:val="19"/>
+        </w:rPr>
+        <w:t>DICES:</w:t>
+      </w:r>
+    </w:p>
+    <w:p>
+      <w:pPr>
+        <w:spacing w:after="40"/>
+        <w:ind w:left="425"/>
+      </w:pPr>
+      <w:r>
+        <w:rPr>
+          <w:color w:val="141414"/>
+          <w:sz w:val="22"/>
+        </w:rPr>
+        <w:t>Porque mi objetivo era ensenar el mecanismo, no clasificar.</w:t>
+      </w:r>
+    </w:p>
+    <w:p>
+      <w:pPr>
+        <w:spacing w:after="40"/>
+        <w:ind w:left="425"/>
+      </w:pPr>
+      <w:r>
+        <w:rPr>
+          <w:color w:val="141414"/>
+          <w:sz w:val="22"/>
+        </w:rPr>
+        <w:t>Para eso necesito un vector por token, y el [CLS] hace lo contrario:</w:t>
+      </w:r>
+    </w:p>
+    <w:p>
+      <w:pPr>
+        <w:spacing w:after="40"/>
+        <w:ind w:left="425"/>
+      </w:pPr>
+      <w:r>
+        <w:rPr>
+          <w:color w:val="141414"/>
+          <w:sz w:val="22"/>
+        </w:rPr>
+        <w:t xml:space="preserve">aplasta la frase entera en un solo </w:t>
+      </w:r>
+      <w:r>
+        <w:rPr>
+          <w:color w:val="141414"/>
+          <w:sz w:val="22"/>
+        </w:rPr>
+        <w:t>vector.</w:t>
+      </w:r>
+    </w:p>
+    <w:p>
+      <w:pPr>
+        <w:spacing w:after="40"/>
+        <w:ind w:left="425"/>
+      </w:pPr>
+      <w:r>
+        <w:rPr>
+          <w:color w:val="141414"/>
+          <w:sz w:val="22"/>
+        </w:rPr>
+        <w:t>Ademas, un [CLS] sin fine-tuning es un mal resumen de la frase, es un resultado conocido.</w:t>
+      </w:r>
+    </w:p>
+    <w:p>
+      <w:pPr>
+        <w:spacing w:after="40"/>
+        <w:ind w:left="425"/>
+      </w:pPr>
+      <w:r>
+        <w:rPr>
+          <w:color w:val="141414"/>
+          <w:sz w:val="22"/>
+        </w:rPr>
+        <w:t>Para que sirviera tendria que ajustar el modelo, y el enunciado dice que no se espera</w:t>
+      </w:r>
+    </w:p>
+    <w:p>
+      <w:pPr>
+        <w:spacing w:after="40"/>
+        <w:ind w:left="425"/>
+      </w:pPr>
+      <w:r>
+        <w:rPr>
+          <w:color w:val="141414"/>
+          <w:sz w:val="22"/>
+        </w:rPr>
+        <w:t>que entrenemos nada.</w:t>
+      </w:r>
+    </w:p>
+    <w:p>
+      <w:pPr>
+        <w:keepNext/>
+        <w:spacing w:before="220" w:after="80"/>
+      </w:pPr>
       <w:r>
         <w:rPr>
           <w:b/>
-          <w:color w:val="1A1A1A"/>
-        </w:rPr>
-        <w:t xml:space="preserve">ue ese: </w:t>
-      </w:r>
-      <w:r>
-        <w:rPr>
-          <w:color w:val="1A1A1A"/>
-        </w:rPr>
-        <w:t>es gratis, no necesita clave, y tiene buenas voces en espanol. De ahi sale Elena, que es una voz argentina.</w:t>
+          <w:color w:val="141414"/>
+          <w:sz w:val="23"/>
+        </w:rPr>
+        <w:t>¿Para que sirve el mapa de atencion?</w:t>
       </w:r>
     </w:p>
     <w:p>
       <w:pPr>
         <w:keepNext/>
-        <w:spacing w:before="180"/>
-      </w:pPr>
-      <w:r>
-        <w:rPr>
+        <w:spacing w:before="80" w:after="40"/>
+        <w:ind w:left="170"/>
+      </w:pPr>
+      <w:r>
+        <w:rPr>
+          <w:rFonts w:ascii="Consolas" w:hAnsi="Consolas"/>
           <w:b/>
-          <w:color w:val="1A1A1A"/>
+          <w:color w:val="141414"/>
+          <w:sz w:val="19"/>
+        </w:rPr>
+        <w:t>DICES:</w:t>
+      </w:r>
+    </w:p>
+    <w:p>
+      <w:pPr>
+        <w:spacing w:after="40"/>
+        <w:ind w:left="425"/>
+      </w:pPr>
+      <w:r>
+        <w:rPr>
+          <w:color w:val="141414"/>
+          <w:sz w:val="22"/>
+        </w:rPr>
+        <w:t xml:space="preserve">No es </w:t>
+      </w:r>
+      <w:r>
+        <w:rPr>
+          <w:color w:val="141414"/>
+          <w:sz w:val="22"/>
+        </w:rPr>
+        <w:t>una ilustracion que hice aparte: son los numeros reales que el modelo calcula.</w:t>
+      </w:r>
+    </w:p>
+    <w:p>
+      <w:pPr>
+        <w:spacing w:after="40"/>
+        <w:ind w:left="425"/>
+      </w:pPr>
+      <w:r>
+        <w:rPr>
+          <w:color w:val="141414"/>
+          <w:sz w:val="22"/>
+        </w:rPr>
+        <w:t>Cada fila dice en que proporcion se mezclan las demas palabras</w:t>
+      </w:r>
+    </w:p>
+    <w:p>
+      <w:pPr>
+        <w:spacing w:after="40"/>
+        <w:ind w:left="425"/>
+      </w:pPr>
+      <w:r>
+        <w:rPr>
+          <w:color w:val="141414"/>
+          <w:sz w:val="22"/>
+        </w:rPr>
+        <w:t>para construir el significado de esa.</w:t>
+      </w:r>
+    </w:p>
+    <w:p>
+      <w:pPr>
+        <w:spacing w:after="40"/>
+        <w:ind w:left="425"/>
+      </w:pPr>
+      <w:r>
+        <w:rPr>
+          <w:color w:val="141414"/>
+          <w:sz w:val="22"/>
+        </w:rPr>
+        <w:t>Si borrara el codigo que dibuja el mapa, el asistente funcionaria igual:</w:t>
+      </w:r>
+    </w:p>
+    <w:p>
+      <w:pPr>
+        <w:spacing w:after="40"/>
+        <w:ind w:left="425"/>
+      </w:pPr>
+      <w:r>
+        <w:rPr>
+          <w:color w:val="141414"/>
+          <w:sz w:val="22"/>
+        </w:rPr>
+        <w:t>eso</w:t>
+      </w:r>
+      <w:r>
+        <w:rPr>
+          <w:color w:val="141414"/>
+          <w:sz w:val="22"/>
+        </w:rPr>
+        <w:t>s numeros se seguirian calculando. Lo unico que perderia es poder verlos.</w:t>
+      </w:r>
+    </w:p>
+    <w:p>
+      <w:pPr>
+        <w:keepNext/>
+        <w:spacing w:before="220" w:after="80"/>
+      </w:pPr>
+      <w:r>
+        <w:rPr>
+          <w:b/>
+          <w:color w:val="141414"/>
           <w:sz w:val="23"/>
         </w:rPr>
+        <w:t>¿Por que no puedes ver los pesos del modelo de la nube?</w:t>
+      </w:r>
+    </w:p>
+    <w:p>
+      <w:pPr>
+        <w:keepNext/>
+        <w:spacing w:before="80" w:after="40"/>
+        <w:ind w:left="170"/>
+      </w:pPr>
+      <w:r>
+        <w:rPr>
+          <w:rFonts w:ascii="Consolas" w:hAnsi="Consolas"/>
+          <w:b/>
+          <w:color w:val="141414"/>
+          <w:sz w:val="19"/>
+        </w:rPr>
+        <w:t>DICES:</w:t>
+      </w:r>
+    </w:p>
+    <w:p>
+      <w:pPr>
+        <w:spacing w:after="40"/>
+        <w:ind w:left="425"/>
+      </w:pPr>
+      <w:r>
+        <w:rPr>
+          <w:color w:val="141414"/>
+          <w:sz w:val="22"/>
+        </w:rPr>
+        <w:t>Porque ese modelo no corre en mi computadora: corre en los servidores del proveedor.</w:t>
+      </w:r>
+    </w:p>
+    <w:p>
+      <w:pPr>
+        <w:spacing w:after="40"/>
+        <w:ind w:left="425"/>
+      </w:pPr>
+      <w:r>
+        <w:rPr>
+          <w:color w:val="141414"/>
+          <w:sz w:val="22"/>
+        </w:rPr>
+        <w:t>Lo unico que hay entre mi programa</w:t>
+      </w:r>
+      <w:r>
+        <w:rPr>
+          <w:color w:val="141414"/>
+          <w:sz w:val="22"/>
+        </w:rPr>
+        <w:t xml:space="preserve"> y el es una direccion web que recibe texto</w:t>
+      </w:r>
+    </w:p>
+    <w:p>
+      <w:pPr>
+        <w:spacing w:after="40"/>
+        <w:ind w:left="425"/>
+      </w:pPr>
+      <w:r>
+        <w:rPr>
+          <w:color w:val="141414"/>
+          <w:sz w:val="22"/>
+        </w:rPr>
+        <w:t>y devuelve texto. Los pesos de atencion existen dentro de su servidor</w:t>
+      </w:r>
+    </w:p>
+    <w:p>
+      <w:pPr>
+        <w:spacing w:after="40"/>
+        <w:ind w:left="425"/>
+      </w:pPr>
+      <w:r>
+        <w:rPr>
+          <w:color w:val="141414"/>
+          <w:sz w:val="22"/>
+        </w:rPr>
+        <w:t>mientras calcula, y ahi se quedan. No hay ningun parametro para pedirlos.</w:t>
+      </w:r>
+    </w:p>
+    <w:p>
+      <w:pPr>
+        <w:spacing w:after="40"/>
+        <w:ind w:left="425"/>
+      </w:pPr>
+      <w:r>
+        <w:rPr>
+          <w:color w:val="141414"/>
+          <w:sz w:val="22"/>
+        </w:rPr>
+        <w:t>Por eso el laboratorio usa BETO, que se descarga y corre dentro de m</w:t>
+      </w:r>
+      <w:r>
+        <w:rPr>
+          <w:color w:val="141414"/>
+          <w:sz w:val="22"/>
+        </w:rPr>
+        <w:t>i programa.</w:t>
+      </w:r>
+    </w:p>
+    <w:p>
+      <w:pPr>
+        <w:spacing w:before="60" w:after="100"/>
+        <w:ind w:left="425"/>
+      </w:pPr>
+      <w:r>
+        <w:rPr>
+          <w:i/>
+          <w:color w:val="4A4A52"/>
+          <w:sz w:val="19"/>
+        </w:rPr>
+        <w:t>Matiz importante: NO es que ese modelo no tenga atencion. Todos los Transformers la tienen. Es que no te deja verla.</w:t>
+      </w:r>
+    </w:p>
+    <w:p>
+      <w:pPr>
+        <w:keepNext/>
+        <w:spacing w:before="220" w:after="80"/>
+      </w:pPr>
+      <w:r>
+        <w:rPr>
+          <w:b/>
+          <w:color w:val="141414"/>
+          <w:sz w:val="23"/>
+        </w:rPr>
+        <w:t>¿Que modelo usa cada cosa, y por que ese?</w:t>
+      </w:r>
+    </w:p>
+    <w:p>
+      <w:pPr>
+        <w:ind w:left="198"/>
+      </w:pPr>
+      <w:r>
+        <w:rPr>
+          <w:b/>
+          <w:color w:val="141414"/>
+        </w:rPr>
+        <w:t>Whisper large-v3</w:t>
+      </w:r>
+      <w:r>
+        <w:rPr>
+          <w:color w:val="141414"/>
+        </w:rPr>
+        <w:t xml:space="preserve"> (OpenAI) oye. Entrenado en muchos idiomas: el espanol le sale bien.</w:t>
+      </w:r>
+    </w:p>
+    <w:p>
+      <w:pPr>
+        <w:ind w:left="198"/>
+      </w:pPr>
+      <w:r>
+        <w:rPr>
+          <w:b/>
+          <w:color w:val="141414"/>
+        </w:rPr>
+        <w:t>Qwen3.8</w:t>
+      </w:r>
+      <w:r>
+        <w:rPr>
+          <w:color w:val="141414"/>
+        </w:rPr>
+        <w:t xml:space="preserve"> (Alibaba) piensa. Es de razonamiento: trabaja el problema antes de contestar.</w:t>
+      </w:r>
+    </w:p>
+    <w:p>
+      <w:pPr>
+        <w:ind w:left="198"/>
+      </w:pPr>
+      <w:r>
+        <w:rPr>
+          <w:b/>
+          <w:color w:val="141414"/>
+        </w:rPr>
+        <w:t>Llama-3.3-70B</w:t>
+      </w:r>
+      <w:r>
+        <w:rPr>
+          <w:color w:val="141414"/>
+        </w:rPr>
+        <w:t xml:space="preserve"> (Meta) es el alterno. 70B son setenta mil millones de parametros.</w:t>
+      </w:r>
+    </w:p>
+    <w:p>
+      <w:pPr>
+        <w:ind w:left="198"/>
+      </w:pPr>
+      <w:r>
+        <w:rPr>
+          <w:b/>
+          <w:color w:val="141414"/>
+        </w:rPr>
+        <w:t>edge-tts</w:t>
+      </w:r>
+      <w:r>
+        <w:rPr>
+          <w:color w:val="141414"/>
+        </w:rPr>
+        <w:t xml:space="preserve"> habla. No es un modelo: es una libreria que usa el servicio de voz de Microsoft.</w:t>
+      </w:r>
+    </w:p>
+    <w:p>
+      <w:pPr>
+        <w:ind w:left="198"/>
+      </w:pPr>
+      <w:r>
+        <w:rPr>
+          <w:b/>
+          <w:color w:val="141414"/>
+        </w:rPr>
+        <w:t>BETO</w:t>
+      </w:r>
+      <w:r>
+        <w:rPr>
+          <w:color w:val="141414"/>
+        </w:rPr>
+        <w:t xml:space="preserve"> (Universidad de Chile) no conversa. 110 millones de parametros, solo espanol, y se deja abrir por dentro.</w:t>
+      </w:r>
+    </w:p>
+    <w:p>
+      <w:pPr>
+        <w:keepNext/>
+        <w:spacing w:before="220" w:after="80"/>
+      </w:pPr>
+      <w:r>
+        <w:rPr>
+          <w:b/>
+          <w:color w:val="141414"/>
+          <w:sz w:val="23"/>
+        </w:rPr>
+        <w:t>¿Por que dos modelos de lenguaje y no uno?</w:t>
+      </w:r>
+    </w:p>
+    <w:p>
+      <w:pPr>
+        <w:keepNext/>
+        <w:spacing w:before="80" w:after="40"/>
+        <w:ind w:left="170"/>
+      </w:pPr>
+      <w:r>
+        <w:rPr>
+          <w:rFonts w:ascii="Consolas" w:hAnsi="Consolas"/>
+          <w:b/>
+          <w:color w:val="141414"/>
+          <w:sz w:val="19"/>
+        </w:rPr>
+        <w:t>DICES:</w:t>
+      </w:r>
+    </w:p>
+    <w:p>
+      <w:pPr>
+        <w:spacing w:after="40"/>
+        <w:ind w:left="425"/>
+      </w:pPr>
+      <w:r>
+        <w:rPr>
+          <w:color w:val="141414"/>
+          <w:sz w:val="22"/>
+        </w:rPr>
+        <w:t>Por una incidencia real. A tres dias de la entrega el proveedor retiro el alternativo</w:t>
+      </w:r>
+    </w:p>
+    <w:p>
+      <w:pPr>
+        <w:spacing w:after="40"/>
+        <w:ind w:left="425"/>
+      </w:pPr>
+      <w:r>
+        <w:rPr>
+          <w:color w:val="141414"/>
+          <w:sz w:val="22"/>
+        </w:rPr>
+        <w:t>que tenia</w:t>
+      </w:r>
+      <w:r>
+        <w:rPr>
+          <w:color w:val="141414"/>
+          <w:sz w:val="22"/>
+        </w:rPr>
+        <w:t xml:space="preserve"> puesto. Probe los ciento sesenta y nueve modelos del catalogo</w:t>
+      </w:r>
+    </w:p>
+    <w:p>
+      <w:pPr>
+        <w:spacing w:after="40"/>
+        <w:ind w:left="425"/>
+      </w:pPr>
+      <w:r>
+        <w:rPr>
+          <w:color w:val="141414"/>
+          <w:sz w:val="22"/>
+        </w:rPr>
+        <w:t>y solo veinte respondian.</w:t>
+      </w:r>
+    </w:p>
+    <w:p>
+      <w:pPr>
+        <w:spacing w:after="40"/>
+        <w:ind w:left="425"/>
+      </w:pPr>
+      <w:r>
+        <w:rPr>
+          <w:color w:val="141414"/>
+          <w:sz w:val="22"/>
+        </w:rPr>
+        <w:t>Los elegi de familias distintas a proposito: si los dos vienen de la misma,</w:t>
+      </w:r>
+    </w:p>
+    <w:p>
+      <w:pPr>
+        <w:spacing w:after="40"/>
+        <w:ind w:left="425"/>
+      </w:pPr>
+      <w:r>
+        <w:rPr>
+          <w:color w:val="141414"/>
+          <w:sz w:val="22"/>
+        </w:rPr>
+        <w:t>un problema del proveedor se los lleva a la vez.</w:t>
+      </w:r>
+    </w:p>
+    <w:p>
+      <w:pPr>
+        <w:keepNext/>
+        <w:spacing w:before="220" w:after="80"/>
+      </w:pPr>
+      <w:r>
+        <w:rPr>
+          <w:b/>
+          <w:color w:val="141414"/>
+          <w:sz w:val="23"/>
+        </w:rPr>
+        <w:t>¿Como funciona sin internet?</w:t>
+      </w:r>
+    </w:p>
+    <w:p>
+      <w:pPr>
+        <w:keepNext/>
+        <w:spacing w:before="80" w:after="40"/>
+        <w:ind w:left="170"/>
+      </w:pPr>
+      <w:r>
+        <w:rPr>
+          <w:rFonts w:ascii="Consolas" w:hAnsi="Consolas"/>
+          <w:b/>
+          <w:color w:val="141414"/>
+          <w:sz w:val="19"/>
+        </w:rPr>
+        <w:t>DICES:</w:t>
+      </w:r>
+    </w:p>
+    <w:p>
+      <w:pPr>
+        <w:spacing w:after="40"/>
+        <w:ind w:left="425"/>
+      </w:pPr>
+      <w:r>
+        <w:rPr>
+          <w:color w:val="141414"/>
+          <w:sz w:val="22"/>
+        </w:rPr>
+        <w:t xml:space="preserve">Si </w:t>
+      </w:r>
+      <w:r>
+        <w:rPr>
+          <w:color w:val="141414"/>
+          <w:sz w:val="22"/>
+        </w:rPr>
+        <w:t>se cae la red, las tres piezas cambian solas a equivalentes que corren en mi laptop.</w:t>
+      </w:r>
+    </w:p>
+    <w:p>
+      <w:pPr>
+        <w:spacing w:after="40"/>
+        <w:ind w:left="425"/>
+      </w:pPr>
+      <w:r>
+        <w:rPr>
+          <w:color w:val="141414"/>
+          <w:sz w:val="22"/>
+        </w:rPr>
+        <w:t>Responde bastante peor, y no tiene sentido disimularlo: el modelo local es unas mil veces</w:t>
+      </w:r>
+    </w:p>
+    <w:p>
+      <w:pPr>
+        <w:spacing w:after="40"/>
+        <w:ind w:left="425"/>
+      </w:pPr>
+      <w:r>
+        <w:rPr>
+          <w:color w:val="141414"/>
+          <w:sz w:val="22"/>
+        </w:rPr>
+        <w:t>mas pequeno. A cambio, responde. Sin eso, quedarse sin red dejaba la aplicacion m</w:t>
+      </w:r>
+      <w:r>
+        <w:rPr>
+          <w:color w:val="141414"/>
+          <w:sz w:val="22"/>
+        </w:rPr>
+        <w:t>uerta.</w:t>
+      </w:r>
+    </w:p>
+    <w:p>
+      <w:pPr>
+        <w:spacing w:after="40"/>
+        <w:ind w:left="425"/>
+      </w:pPr>
+      <w:r>
+        <w:rPr>
+          <w:color w:val="141414"/>
+          <w:sz w:val="22"/>
+        </w:rPr>
         <w:lastRenderedPageBreak/>
-        <w:t>BETO   ·   EL MICROSCOPIO</w:t>
-      </w:r>
-    </w:p>
-    <w:p>
-      <w:pPr>
-        <w:ind w:left="227"/>
+        <w:t>Y el cambio no es ciego: distingue entre quedarse sin red y tener la clave mal escrita.</w:t>
+      </w:r>
+    </w:p>
+    <w:p>
+      <w:pPr>
+        <w:spacing w:after="40"/>
+        <w:ind w:left="425"/>
+      </w:pPr>
+      <w:r>
+        <w:rPr>
+          <w:color w:val="141414"/>
+          <w:sz w:val="22"/>
+        </w:rPr>
+        <w:t>Si es la clave, no cambia a local, porque eso taparia un error de configuracion.</w:t>
+      </w:r>
+    </w:p>
+    <w:p>
+      <w:pPr>
+        <w:spacing w:before="60" w:after="100"/>
+        <w:ind w:left="425"/>
+      </w:pPr>
+      <w:r>
+        <w:rPr>
+          <w:i/>
+          <w:color w:val="4A4A52"/>
+          <w:sz w:val="19"/>
+        </w:rPr>
+        <w:t xml:space="preserve">Como lo hice sin duplicar codigo: envolvi las tres piezas de nube, cada una con </w:t>
+      </w:r>
+      <w:r>
+        <w:rPr>
+          <w:i/>
+          <w:color w:val="4A4A52"/>
+          <w:sz w:val="19"/>
+        </w:rPr>
+        <w:t>su equivalente local. El orquestador ni se entera de que existen.</w:t>
+      </w:r>
+    </w:p>
+    <w:p>
+      <w:pPr>
+        <w:keepNext/>
+        <w:spacing w:before="220" w:after="80"/>
       </w:pPr>
       <w:r>
         <w:rPr>
           <w:b/>
-          <w:color w:val="1A1A1A"/>
-        </w:rPr>
-        <w:t xml:space="preserve">Que es: </w:t>
-      </w:r>
-      <w:r>
-        <w:rPr>
-          <w:color w:val="1A1A1A"/>
-        </w:rPr>
-        <w:t>un modelo de lenguaje pequeno, 110 millones de parametros, entrenado SOLO en espanol.</w:t>
-      </w:r>
-    </w:p>
-    <w:p>
-      <w:pPr>
-        <w:ind w:left="227"/>
-      </w:pPr>
-      <w:r>
-        <w:rPr>
+          <w:color w:val="141414"/>
+          <w:sz w:val="23"/>
+        </w:rPr>
+        <w:t>¿Que fue lo mas dificil?</w:t>
+      </w:r>
+    </w:p>
+    <w:p>
+      <w:pPr>
+        <w:keepNext/>
+        <w:spacing w:before="80" w:after="40"/>
+        <w:ind w:left="170"/>
+      </w:pPr>
+      <w:r>
+        <w:rPr>
+          <w:rFonts w:ascii="Consolas" w:hAnsi="Consolas"/>
           <w:b/>
-          <w:color w:val="1A1A1A"/>
-        </w:rPr>
-        <w:t xml:space="preserve">Quien lo hizo: </w:t>
-      </w:r>
-      <w:r>
-        <w:rPr>
-          <w:color w:val="1A1A1A"/>
-        </w:rPr>
-        <w:t>la Un</w:t>
-      </w:r>
-      <w:r>
-        <w:rPr>
-          <w:color w:val="1A1A1A"/>
-        </w:rPr>
-        <w:t>iversidad de Chile.</w:t>
-      </w:r>
-    </w:p>
-    <w:p>
-      <w:pPr>
-        <w:ind w:left="227"/>
+          <w:color w:val="141414"/>
+          <w:sz w:val="19"/>
+        </w:rPr>
+        <w:t>DICES:</w:t>
+      </w:r>
+    </w:p>
+    <w:p>
+      <w:pPr>
+        <w:spacing w:after="40"/>
+        <w:ind w:left="425"/>
+      </w:pPr>
+      <w:r>
+        <w:rPr>
+          <w:color w:val="141414"/>
+          <w:sz w:val="22"/>
+        </w:rPr>
+        <w:t>Un fallo silencioso en el laboratorio. Pedia los pesos de atencion</w:t>
+      </w:r>
+    </w:p>
+    <w:p>
+      <w:pPr>
+        <w:spacing w:after="40"/>
+        <w:ind w:left="425"/>
+      </w:pPr>
+      <w:r>
+        <w:rPr>
+          <w:color w:val="141414"/>
+          <w:sz w:val="22"/>
+        </w:rPr>
+        <w:t>y me llegaban vacios, sin lanzar ninguna excepcion.</w:t>
+      </w:r>
+    </w:p>
+    <w:p>
+      <w:pPr>
+        <w:spacing w:after="40"/>
+        <w:ind w:left="425"/>
+      </w:pPr>
+      <w:r>
+        <w:rPr>
+          <w:color w:val="141414"/>
+          <w:sz w:val="22"/>
+        </w:rPr>
+        <w:t>La implementacion de atencion que el mo</w:t>
+      </w:r>
+      <w:r>
+        <w:rPr>
+          <w:color w:val="141414"/>
+          <w:sz w:val="22"/>
+        </w:rPr>
+        <w:t>delo carga por defecto no llega a construir</w:t>
+      </w:r>
+    </w:p>
+    <w:p>
+      <w:pPr>
+        <w:spacing w:after="40"/>
+        <w:ind w:left="425"/>
+      </w:pPr>
+      <w:r>
+        <w:rPr>
+          <w:color w:val="141414"/>
+          <w:sz w:val="22"/>
+        </w:rPr>
+        <w:t>esos pesos, porque es mas rapida asi, y hay que pedirle la clasica a mano.</w:t>
+      </w:r>
+    </w:p>
+    <w:p>
+      <w:pPr>
+        <w:spacing w:after="40"/>
+        <w:ind w:left="425"/>
+      </w:pPr>
+      <w:r>
+        <w:rPr>
+          <w:color w:val="141414"/>
+          <w:sz w:val="22"/>
+        </w:rPr>
+        <w:t>Lo peor era el silencio: un fallo que no se queja se te cuela hasta el final.</w:t>
+      </w:r>
+    </w:p>
+    <w:p>
+      <w:pPr>
+        <w:spacing w:after="40"/>
+        <w:ind w:left="425"/>
+      </w:pPr>
+      <w:r>
+        <w:rPr>
+          <w:color w:val="141414"/>
+          <w:sz w:val="22"/>
+        </w:rPr>
+        <w:t>Ahora el codigo comprueba que los pesos existan y se detien</w:t>
+      </w:r>
+      <w:r>
+        <w:rPr>
+          <w:color w:val="141414"/>
+          <w:sz w:val="22"/>
+        </w:rPr>
+        <w:t>e si vuelven vacios.</w:t>
+      </w:r>
+    </w:p>
+    <w:p>
+      <w:pPr>
+        <w:keepNext/>
+        <w:spacing w:before="220" w:after="80"/>
       </w:pPr>
       <w:r>
         <w:rPr>
           <w:b/>
-          <w:color w:val="1A1A1A"/>
-        </w:rPr>
-        <w:t>Por que esta: BETO NO conversa. No habla con nadie. Esta solo para el laboratorio.</w:t>
-      </w:r>
-    </w:p>
-    <w:p>
-      <w:pPr>
-        <w:ind w:left="227"/>
-      </w:pPr>
-      <w:r>
-        <w:rPr>
+          <w:color w:val="141414"/>
+          <w:sz w:val="23"/>
+        </w:rPr>
+        <w:t>¿Es seguro que el modelo ejecute cosas en tu computadora?</w:t>
+      </w:r>
+    </w:p>
+    <w:p>
+      <w:pPr>
+        <w:keepNext/>
+        <w:spacing w:before="80" w:after="40"/>
+        <w:ind w:left="170"/>
+      </w:pPr>
+      <w:r>
+        <w:rPr>
+          <w:rFonts w:ascii="Consolas" w:hAnsi="Consolas"/>
           <w:b/>
-          <w:color w:val="1A1A1A"/>
-        </w:rPr>
-        <w:t xml:space="preserve">Por que hace falta: </w:t>
-      </w:r>
-      <w:r>
-        <w:rPr>
-          <w:color w:val="1A1A1A"/>
-        </w:rPr>
-        <w:t>los otros corren en servidores ajenos y solo devuelven texto. BETO se descarga a mi laptop, se abre por dentro, y de ahi salen los to</w:t>
-      </w:r>
-      <w:r>
-        <w:rPr>
-          <w:color w:val="1A1A1A"/>
-        </w:rPr>
-        <w:t>kens y el mapa de atencion.</w:t>
+          <w:color w:val="141414"/>
+          <w:sz w:val="19"/>
+        </w:rPr>
+        <w:t>DICES:</w:t>
+      </w:r>
+    </w:p>
+    <w:p>
+      <w:pPr>
+        <w:spacing w:after="40"/>
+        <w:ind w:left="425"/>
+      </w:pPr>
+      <w:r>
+        <w:rPr>
+          <w:color w:val="141414"/>
+          <w:sz w:val="22"/>
+        </w:rPr>
+        <w:t>Todo lo que toca el sistema pasa antes por una lista blanca.</w:t>
+      </w:r>
+    </w:p>
+    <w:p>
+      <w:pPr>
+        <w:spacing w:after="40"/>
+        <w:ind w:left="425"/>
+      </w:pPr>
+      <w:r>
+        <w:rPr>
+          <w:color w:val="141414"/>
+          <w:sz w:val="22"/>
+        </w:rPr>
+        <w:t>La calculadora, por ejemplo, no usa la funcion de evaluar de Python,</w:t>
+      </w:r>
+    </w:p>
+    <w:p>
+      <w:pPr>
+        <w:spacing w:after="40"/>
+        <w:ind w:left="425"/>
+      </w:pPr>
+      <w:r>
+        <w:rPr>
+          <w:color w:val="141414"/>
+          <w:sz w:val="22"/>
+        </w:rPr>
+        <w:t>que correria cualquier cosa que al model</w:t>
+      </w:r>
+      <w:r>
+        <w:rPr>
+          <w:color w:val="141414"/>
+          <w:sz w:val="22"/>
+        </w:rPr>
+        <w:t>o se le ocurra escribir:</w:t>
+      </w:r>
+    </w:p>
+    <w:p>
+      <w:pPr>
+        <w:spacing w:after="40"/>
+        <w:ind w:left="425"/>
+      </w:pPr>
+      <w:r>
+        <w:rPr>
+          <w:color w:val="141414"/>
+          <w:sz w:val="22"/>
+        </w:rPr>
+        <w:t>analiza la expresion y admite aritmetica y nada mas.</w:t>
+      </w:r>
+    </w:p>
+    <w:p>
+      <w:pPr>
+        <w:spacing w:after="40"/>
+        <w:ind w:left="425"/>
+      </w:pPr>
+      <w:r>
+        <w:rPr>
+          <w:color w:val="141414"/>
+          <w:sz w:val="22"/>
+        </w:rPr>
+        <w:t>Las paginas y las carpetas que se pueden abrir salen de una lista cerrada.</w:t>
+      </w:r>
+    </w:p>
+    <w:p>
+      <w:pPr>
+        <w:spacing w:after="40"/>
+        <w:ind w:left="425"/>
+      </w:pPr>
+      <w:r>
+        <w:rPr>
+          <w:color w:val="141414"/>
+          <w:sz w:val="22"/>
+        </w:rPr>
+        <w:t>El modelo propone la accion, pero decidir que se ejecuta le corresponde al programa.</w:t>
       </w:r>
     </w:p>
     <w:p>
       <w:pPr>
         <w:keepNext/>
-        <w:spacing w:before="180"/>
+        <w:spacing w:before="220" w:after="80"/>
       </w:pPr>
       <w:r>
         <w:rPr>
           <w:b/>
-          <w:color w:val="1A1A1A"/>
+          <w:color w:val="141414"/>
           <w:sz w:val="23"/>
         </w:rPr>
-        <w:t>Resumen de una linea</w:t>
-      </w:r>
-    </w:p>
-    <w:p>
-      <w:pPr>
-        <w:ind w:left="227"/>
-      </w:pPr>
+        <w:t xml:space="preserve">¿Cuantas </w:t>
+      </w:r>
       <w:r>
         <w:rPr>
           <w:b/>
-          <w:color w:val="1A1A1A"/>
-        </w:rPr>
-        <w:t>Whisper oye  ·  Qwen piensa  ·  Llama piensa si el otro cae  ·  edge-tts habla</w:t>
-      </w:r>
-    </w:p>
-    <w:p>
-      <w:pPr>
-        <w:ind w:left="227"/>
-      </w:pPr>
-      <w:r>
-        <w:rPr>
+          <w:color w:val="141414"/>
+          <w:sz w:val="23"/>
+        </w:rPr>
+        <w:t>pruebas tienes?</w:t>
+      </w:r>
+    </w:p>
+    <w:p>
+      <w:pPr>
+        <w:keepNext/>
+        <w:spacing w:before="80" w:after="40"/>
+        <w:ind w:left="170"/>
+      </w:pPr>
+      <w:r>
+        <w:rPr>
+          <w:rFonts w:ascii="Consolas" w:hAnsi="Consolas"/>
           <w:b/>
-          <w:color w:val="1A1A1A"/>
-        </w:rPr>
-        <w:t>BETO no hace nada de eso: se deja mirar por dentro.</w:t>
+          <w:color w:val="141414"/>
+          <w:sz w:val="19"/>
+        </w:rPr>
+        <w:t>DICES:</w:t>
+      </w:r>
+    </w:p>
+    <w:p>
+      <w:pPr>
+        <w:spacing w:after="40"/>
+        <w:ind w:left="425"/>
+      </w:pPr>
+      <w:r>
+        <w:rPr>
+          <w:color w:val="141414"/>
+          <w:sz w:val="22"/>
+        </w:rPr>
+        <w:t>Ciento ochenta y nueve pruebas automaticas, que corren en unos doce segundos</w:t>
+      </w:r>
+    </w:p>
+    <w:p>
+      <w:pPr>
+        <w:spacing w:after="40"/>
+        <w:ind w:left="425"/>
+      </w:pPr>
+      <w:r>
+        <w:rPr>
+          <w:color w:val="141414"/>
+          <w:sz w:val="22"/>
+        </w:rPr>
+        <w:t>sin red, sin microfono y sin gastar saldo de la API.</w:t>
+      </w:r>
+    </w:p>
+    <w:p>
+      <w:pPr>
+        <w:spacing w:after="40"/>
+        <w:ind w:left="425"/>
+      </w:pPr>
+      <w:r>
+        <w:rPr>
+          <w:color w:val="141414"/>
+          <w:sz w:val="22"/>
+        </w:rPr>
+        <w:t>Si quieren, las ejecuto ahora.</w:t>
       </w:r>
     </w:p>
     <w:p>
       <w:pPr>
         <w:keepNext/>
-        <w:spacing w:before="300" w:after="120"/>
-      </w:pPr>
-      <w:r>
-        <w:rPr>
+        <w:spacing w:before="400" w:after="40"/>
+      </w:pPr>
+      <w:r>
+        <w:rPr>
+          <w:rFonts w:ascii="Consolas" w:hAnsi="Consolas"/>
           <w:b/>
-          <w:color w:val="0E7C74"/>
-          <w:sz w:val="28"/>
-        </w:rPr>
-        <w:t>LAS SEIS PREGUNTAS DEL ENUNCIADO</w:t>
+          <w:color w:val="4A4A52"/>
+          <w:sz w:val="19"/>
+        </w:rPr>
+        <w:t>PARTE 5</w:t>
       </w:r>
     </w:p>
     <w:p>
       <w:pPr>
         <w:keepNext/>
-        <w:spacing w:before="240" w:after="80"/>
+        <w:spacing w:after="180"/>
       </w:pPr>
       <w:r>
         <w:rPr>
           <w:b/>
-          <w:color w:val="1A1A1A"/>
-          <w:sz w:val="24"/>
-        </w:rPr>
-        <w:t>1.  Que es un token? Muestralo.</w:t>
+          <w:color w:val="0B6B63"/>
+          <w:sz w:val="34"/>
+        </w:rPr>
+        <w:t>Limitaciones y etica</w:t>
+      </w:r>
+    </w:p>
+    <w:p>
+      <w:pPr>
+        <w:spacing w:after="140"/>
+      </w:pPr>
+      <w:r>
+        <w:rPr>
+          <w:i/>
+          <w:color w:val="4A4A52"/>
+        </w:rPr>
+        <w:t xml:space="preserve">Dilas tu primero. Que te las saquen </w:t>
+      </w:r>
+      <w:r>
+        <w:rPr>
+          <w:i/>
+          <w:color w:val="4A4A52"/>
+        </w:rPr>
+        <w:t>ellos, resta.</w:t>
       </w:r>
     </w:p>
     <w:p>
       <w:pPr>
         <w:keepNext/>
-        <w:spacing w:before="120"/>
-        <w:ind w:left="227"/>
+        <w:spacing w:before="80" w:after="100"/>
       </w:pPr>
       <w:r>
         <w:rPr>
           <w:b/>
-          <w:color w:val="B02E66"/>
-          <w:sz w:val="20"/>
-        </w:rPr>
-        <w:t>HACER:  Lab</w:t>
-      </w:r>
-      <w:r>
-        <w:rPr>
+          <w:color w:val="0B6B63"/>
+          <w:sz w:val="26"/>
+        </w:rPr>
+        <w:t>Limitaciones</w:t>
+      </w:r>
+    </w:p>
+    <w:p>
+      <w:pPr>
+        <w:keepNext/>
+        <w:spacing w:before="80" w:after="40"/>
+        <w:ind w:left="170"/>
+      </w:pPr>
+      <w:r>
+        <w:rPr>
+          <w:rFonts w:ascii="Consolas" w:hAnsi="Consolas"/>
           <w:b/>
-          <w:color w:val="B02E66"/>
-          <w:sz w:val="20"/>
-        </w:rPr>
-        <w:t>oratorio -&gt; Ver los tokens.</w:t>
+          <w:color w:val="141414"/>
+          <w:sz w:val="19"/>
+        </w:rPr>
+        <w:t>DICES:</w:t>
       </w:r>
     </w:p>
     <w:p>
       <w:pPr>
         <w:spacing w:after="40"/>
-        <w:ind w:left="454"/>
-      </w:pPr>
-      <w:r>
-        <w:rPr>
-          <w:color w:val="1A1A1A"/>
-        </w:rPr>
-        <w:t>Token = el pedazo mas chico que el modelo entiende.</w:t>
+        <w:ind w:left="425"/>
+      </w:pPr>
+      <w:r>
+        <w:rPr>
+          <w:color w:val="141414"/>
+          <w:sz w:val="22"/>
+        </w:rPr>
+        <w:t>La mas seria es que el modelo puede alucinar: inventarse un dato</w:t>
       </w:r>
     </w:p>
     <w:p>
       <w:pPr>
         <w:spacing w:after="40"/>
-        <w:ind w:left="454"/>
-      </w:pPr>
-      <w:r>
-        <w:rPr>
-          <w:color w:val="1A1A1A"/>
-        </w:rPr>
-        <w:t>Puede ser palabra entera, trozo de palabra o un signo.</w:t>
+        <w:ind w:left="425"/>
+      </w:pPr>
+      <w:r>
+        <w:rPr>
+          <w:color w:val="141414"/>
+          <w:sz w:val="22"/>
+        </w:rPr>
+        <w:t>y decirlo con el mismo tono de seguridad que uno cierto.</w:t>
       </w:r>
     </w:p>
     <w:p>
       <w:pPr>
         <w:spacing w:after="40"/>
-        <w:ind w:left="454"/>
-      </w:pPr>
-      <w:r>
-        <w:rPr>
-          <w:color w:val="1A1A1A"/>
-        </w:rPr>
-        <w:t>El modelo no ve letras. Ve numeros, uno por token.</w:t>
+        <w:ind w:left="425"/>
+      </w:pPr>
+      <w:r>
+        <w:rPr>
+          <w:color w:val="141414"/>
+          <w:sz w:val="22"/>
+        </w:rPr>
+        <w:t>Eso no se arregla con codigo, porque no es un fallo del programa</w:t>
       </w:r>
     </w:p>
     <w:p>
       <w:pPr>
         <w:spacing w:after="40"/>
-        <w:ind w:left="454"/>
-      </w:pPr>
-      <w:r>
-        <w:rPr>
-          <w:color w:val="1A1A1A"/>
-        </w:rPr>
-        <w:t xml:space="preserve">Mini-JARVIS se parte en 4 pedazos porque no existe en el </w:t>
-      </w:r>
-      <w:r>
-        <w:rPr>
-          <w:color w:val="1A1A1A"/>
-        </w:rPr>
-        <w:t>vocabulario del modelo.</w:t>
+        <w:ind w:left="425"/>
+      </w:pPr>
+      <w:r>
+        <w:rPr>
+          <w:color w:val="141414"/>
+          <w:sz w:val="22"/>
+        </w:rPr>
+        <w:t xml:space="preserve">sino de como funciona un modelo de </w:t>
+      </w:r>
+      <w:r>
+        <w:rPr>
+          <w:color w:val="141414"/>
+          <w:sz w:val="22"/>
+        </w:rPr>
+        <w:t>lenguaje. Lo que si hice fue avisarlo.</w:t>
       </w:r>
     </w:p>
     <w:p>
       <w:pPr>
         <w:spacing w:after="40"/>
-        <w:ind w:left="454"/>
-      </w:pPr>
-      <w:r>
-        <w:rPr>
-          <w:color w:val="1A1A1A"/>
-        </w:rPr>
-        <w:t>Y bateria y portatil se parten en 3 cada una, porque llevan tilde.</w:t>
-      </w:r>
-    </w:p>
-    <w:p>
-      <w:pPr>
-        <w:spacing w:before="100" w:after="40"/>
-        <w:ind w:left="454"/>
+        <w:ind w:left="425"/>
+      </w:pPr>
+      <w:r>
+        <w:rPr>
+          <w:color w:val="141414"/>
+          <w:sz w:val="22"/>
+        </w:rPr>
+        <w:t>Sin internet responde bastante peor.</w:t>
+      </w:r>
+    </w:p>
+    <w:p>
+      <w:pPr>
+        <w:spacing w:after="40"/>
+        <w:ind w:left="425"/>
+      </w:pPr>
+      <w:r>
+        <w:rPr>
+          <w:color w:val="141414"/>
+          <w:sz w:val="22"/>
+        </w:rPr>
+        <w:t>El modelo principal es cerrado: no puedo ver sus pesos ni saber con que datos</w:t>
+      </w:r>
+    </w:p>
+    <w:p>
+      <w:pPr>
+        <w:spacing w:after="40"/>
+        <w:ind w:left="425"/>
+      </w:pPr>
+      <w:r>
+        <w:rPr>
+          <w:color w:val="141414"/>
+          <w:sz w:val="22"/>
+        </w:rPr>
+        <w:t>lo entrenaron, asi que tampoco puedo auditar sus sesgos.</w:t>
+      </w:r>
+    </w:p>
+    <w:p>
+      <w:pPr>
+        <w:spacing w:after="40"/>
+        <w:ind w:left="425"/>
+      </w:pPr>
+      <w:r>
+        <w:rPr>
+          <w:color w:val="141414"/>
+          <w:sz w:val="22"/>
+        </w:rPr>
+        <w:t>La transcripcion falla con ruido de fondo o s</w:t>
+      </w:r>
+      <w:r>
+        <w:rPr>
+          <w:color w:val="141414"/>
+          <w:sz w:val="22"/>
+        </w:rPr>
+        <w:t>i se habla lejos del microfono.</w:t>
+      </w:r>
+    </w:p>
+    <w:p>
+      <w:pPr>
+        <w:spacing w:after="40"/>
+        <w:ind w:left="425"/>
+      </w:pPr>
+      <w:r>
+        <w:rPr>
+          <w:color w:val="141414"/>
+          <w:sz w:val="22"/>
+        </w:rPr>
+        <w:t>Y depende de que quede saldo en la API.</w:t>
+      </w:r>
+    </w:p>
+    <w:p>
+      <w:pPr>
+        <w:spacing w:before="60" w:after="100"/>
+        <w:ind w:left="425"/>
+      </w:pPr>
+      <w:r>
+        <w:rPr>
+          <w:i/>
+          <w:color w:val="4A4A52"/>
+          <w:sz w:val="19"/>
+        </w:rPr>
+        <w:t>Lo de no poder auditar los sesgos es un nivel mas: reconoces el limite de tu propia revision, no solo el del sistema.</w:t>
+      </w:r>
+    </w:p>
+    <w:p>
+      <w:pPr>
+        <w:keepNext/>
+        <w:spacing w:before="280" w:after="100"/>
       </w:pPr>
       <w:r>
         <w:rPr>
           <w:b/>
-          <w:color w:val="B02E66"/>
-        </w:rPr>
-        <w:t>CUIDADO: dos botones, dos tokenizadores distintos</w:t>
+          <w:color w:val="0B6B63"/>
+          <w:sz w:val="26"/>
+        </w:rPr>
+        <w:lastRenderedPageBreak/>
+        <w:t>Etica</w:t>
       </w:r>
     </w:p>
     <w:p>
       <w:pPr>
         <w:spacing w:after="40"/>
-        <w:ind w:left="454"/>
-      </w:pPr>
-      <w:r>
-        <w:rPr>
-          <w:color w:val="1A1A1A"/>
-          <w:sz w:val="20"/>
-        </w:rPr>
-        <w:t>«ver los tokens» usa el de Qwen.   «mapa de atencion» usa el de BETO.</w:t>
+        <w:ind w:left="198"/>
+      </w:pPr>
+      <w:r>
+        <w:rPr>
+          <w:color w:val="141414"/>
+        </w:rPr>
+        <w:t xml:space="preserve">•  Ninguna clave en el repositorio. Van en .env, que git </w:t>
+      </w:r>
+      <w:r>
+        <w:rPr>
+          <w:color w:val="141414"/>
+        </w:rPr>
+        <w:t>ignora.</w:t>
+      </w:r>
+    </w:p>
+    <w:p>
+      <w:pPr>
+        <w:spacing w:after="40"/>
+        <w:ind w:left="198"/>
+      </w:pPr>
+      <w:r>
+        <w:rPr>
+          <w:color w:val="141414"/>
+        </w:rPr>
+        <w:t>•  Lo comprobe sobre todo el historial, no solo el ultimo commit.</w:t>
+      </w:r>
+    </w:p>
+    <w:p>
+      <w:pPr>
+        <w:spacing w:after="40"/>
+        <w:ind w:left="198"/>
+      </w:pPr>
+      <w:r>
+        <w:rPr>
+          <w:color w:val="141414"/>
+        </w:rPr>
+        <w:t>•  Elena avisa al arrancar que es una IA y que puede equivocarse.</w:t>
+      </w:r>
+    </w:p>
+    <w:p>
+      <w:pPr>
+        <w:spacing w:after="40"/>
+        <w:ind w:left="198"/>
+      </w:pPr>
+      <w:r>
+        <w:rPr>
+          <w:color w:val="141414"/>
+        </w:rPr>
+        <w:t>•  Tambien lo lleva en su system prompt: si le preguntan que es, lo responde.</w:t>
+      </w:r>
+    </w:p>
+    <w:p>
+      <w:pPr>
+        <w:spacing w:after="40"/>
+        <w:ind w:left="198"/>
+      </w:pPr>
+      <w:r>
+        <w:rPr>
+          <w:color w:val="141414"/>
+        </w:rPr>
+        <w:t>•  La voz no se guarda en disco. Se tr</w:t>
+      </w:r>
+      <w:r>
+        <w:rPr>
+          <w:color w:val="141414"/>
+        </w:rPr>
+        <w:t>anscribe y se descarta.</w:t>
+      </w:r>
+    </w:p>
+    <w:p>
+      <w:pPr>
+        <w:spacing w:after="40"/>
+        <w:ind w:left="198"/>
+      </w:pPr>
+      <w:r>
+        <w:rPr>
+          <w:color w:val="141414"/>
+        </w:rPr>
+        <w:t>•  Limitaciones documentadas en el informe, no escondidas.</w:t>
+      </w:r>
+    </w:p>
+    <w:p>
+      <w:pPr>
+        <w:spacing w:after="40"/>
+        <w:ind w:left="198"/>
+      </w:pPr>
+      <w:r>
+        <w:rPr>
+          <w:color w:val="141414"/>
+        </w:rPr>
+        <w:t>•  Modelos y proveedores citados explicitamente.</w:t>
+      </w:r>
+    </w:p>
+    <w:p>
+      <w:pPr>
+        <w:keepNext/>
+        <w:spacing w:before="400" w:after="40"/>
+      </w:pPr>
+      <w:r>
+        <w:rPr>
+          <w:rFonts w:ascii="Consolas" w:hAnsi="Consolas"/>
+          <w:b/>
+          <w:color w:val="4A4A52"/>
+          <w:sz w:val="19"/>
+        </w:rPr>
+        <w:t>PARTE 6</w:t>
+      </w:r>
+    </w:p>
+    <w:p>
+      <w:pPr>
+        <w:keepNext/>
+        <w:spacing w:after="180"/>
+      </w:pPr>
+      <w:r>
+        <w:rPr>
+          <w:b/>
+          <w:color w:val="0B6B63"/>
+          <w:sz w:val="34"/>
+        </w:rPr>
+        <w:t>Si algo sale mal, y el cierre</w:t>
+      </w:r>
+    </w:p>
+    <w:p>
+      <w:pPr>
+        <w:keepNext/>
+        <w:spacing w:before="80" w:after="100"/>
+      </w:pPr>
+      <w:r>
+        <w:rPr>
+          <w:b/>
+          <w:color w:val="0B6B63"/>
+          <w:sz w:val="26"/>
+        </w:rPr>
+        <w:t>Si algo falla en vivo</w:t>
+      </w:r>
+    </w:p>
+    <w:p>
+      <w:pPr>
+        <w:spacing w:after="100"/>
+        <w:ind w:left="170"/>
+      </w:pPr>
+      <w:r>
+        <w:rPr>
+          <w:b/>
+          <w:color w:val="141414"/>
+        </w:rPr>
+        <w:t>Regla unica: no te calles. Narra lo que pasa.</w:t>
+      </w:r>
+    </w:p>
+    <w:p>
+      <w:pPr>
+        <w:ind w:left="198"/>
+      </w:pPr>
+      <w:r>
+        <w:rPr>
+          <w:b/>
+          <w:color w:val="A8255C"/>
+        </w:rPr>
+        <w:t xml:space="preserve">Tarda mucho  →  </w:t>
+      </w:r>
+      <w:r>
+        <w:rPr>
+          <w:color w:val="141414"/>
+        </w:rPr>
+        <w:t>"esto es latencia de red: la peticion viaja a un servidor y vuelve"</w:t>
+      </w:r>
+    </w:p>
+    <w:p>
+      <w:pPr>
+        <w:ind w:left="198"/>
+      </w:pPr>
+      <w:r>
+        <w:rPr>
+          <w:b/>
+          <w:color w:val="A8255C"/>
+        </w:rPr>
+        <w:t xml:space="preserve">No entiende  →  </w:t>
+      </w:r>
+      <w:r>
+        <w:rPr>
+          <w:color w:val="141414"/>
+        </w:rPr>
+        <w:t>repite mas cerca del micro. Explica que fallo el reconocimiento de voz, no el modelo.</w:t>
+      </w:r>
+    </w:p>
+    <w:p>
+      <w:pPr>
+        <w:ind w:left="198"/>
+      </w:pPr>
+      <w:r>
+        <w:rPr>
+          <w:b/>
+          <w:color w:val="A8255C"/>
+        </w:rPr>
+        <w:t xml:space="preserve">Cae la red  →  </w:t>
+      </w:r>
+      <w:r>
+        <w:rPr>
+          <w:color w:val="141414"/>
+        </w:rPr>
+        <w:t>perfecto: ensena el modo sin internet. Suma en vez de r</w:t>
+      </w:r>
+      <w:r>
+        <w:rPr>
+          <w:color w:val="141414"/>
+        </w:rPr>
+        <w:t>estar.</w:t>
+      </w:r>
+    </w:p>
+    <w:p>
+      <w:pPr>
+        <w:ind w:left="198"/>
+      </w:pPr>
+      <w:r>
+        <w:rPr>
+          <w:b/>
+          <w:color w:val="A8255C"/>
+        </w:rPr>
+        <w:t xml:space="preserve">Sale un error  →  </w:t>
+      </w:r>
+      <w:r>
+        <w:rPr>
+          <w:color w:val="141414"/>
+        </w:rPr>
+        <w:t>"esto es el manejo de errores funcionando: la aplicacion no se cae"</w:t>
+      </w:r>
+    </w:p>
+    <w:p>
+      <w:pPr>
+        <w:keepNext/>
+        <w:spacing w:before="280" w:after="100"/>
+      </w:pPr>
+      <w:r>
+        <w:rPr>
+          <w:b/>
+          <w:color w:val="0B6B63"/>
+          <w:sz w:val="26"/>
+        </w:rPr>
+        <w:t>Si no sabes algo</w:t>
       </w:r>
     </w:p>
     <w:p>
       <w:pPr>
         <w:spacing w:after="80"/>
-        <w:ind w:left="454"/>
-      </w:pPr>
-      <w:r>
-        <w:rPr>
-          <w:color w:val="1A1A1A"/>
-          <w:sz w:val="20"/>
-        </w:rPr>
-        <w:t xml:space="preserve">La palabra Wikipedia son 2 pedazos en Qwen y </w:t>
-      </w:r>
-      <w:r>
-        <w:rPr>
-          <w:color w:val="1A1A1A"/>
-          <w:sz w:val="20"/>
-        </w:rPr>
-        <w:t>6 en BETO. Si dices «seis» mientras ensenas la tabla de tokens, la pantalla te contradice: ahi salen dos. Los seis solo se ven en las etiquetas del mapa de atencion.</w:t>
-      </w:r>
-    </w:p>
-    <w:p>
-      <w:pPr>
-        <w:spacing w:before="60" w:after="120"/>
-        <w:ind w:left="454"/>
+        <w:ind w:left="170"/>
+      </w:pPr>
+      <w:r>
+        <w:rPr>
+          <w:b/>
+          <w:color w:val="141414"/>
+        </w:rPr>
+        <w:t>No inventes. Es lo unico que puede hundirte de verdad.</w:t>
+      </w:r>
+    </w:p>
+    <w:p>
+      <w:pPr>
+        <w:keepNext/>
+        <w:spacing w:before="80" w:after="40"/>
+        <w:ind w:left="170"/>
+      </w:pPr>
+      <w:r>
+        <w:rPr>
+          <w:rFonts w:ascii="Consolas" w:hAnsi="Consolas"/>
+          <w:b/>
+          <w:color w:val="141414"/>
+          <w:sz w:val="19"/>
+        </w:rPr>
+        <w:t>DICES:</w:t>
+      </w:r>
+    </w:p>
+    <w:p>
+      <w:pPr>
+        <w:spacing w:after="40"/>
+        <w:ind w:left="425"/>
+      </w:pPr>
+      <w:r>
+        <w:rPr>
+          <w:color w:val="141414"/>
+          <w:sz w:val="22"/>
+        </w:rPr>
+        <w:t>Eso no lo medi. Lo que si comprobe es esto otro...</w:t>
+      </w:r>
+    </w:p>
+    <w:p>
+      <w:pPr>
+        <w:spacing w:before="60" w:after="100"/>
+        <w:ind w:left="425"/>
       </w:pPr>
       <w:r>
         <w:rPr>
           <w:i/>
-          <w:color w:val="55555C"/>
+          <w:color w:val="4A4A52"/>
           <w:sz w:val="19"/>
         </w:rPr>
-        <w:t>Y si te preguntan por que salen numeros distintos, esa es una buena respuesta: cada modelo</w:t>
+        <w:t xml:space="preserve">Y lo llevas a algo que si </w:t>
       </w:r>
       <w:r>
         <w:rPr>
           <w:i/>
-          <w:color w:val="55555C"/>
+          <w:color w:val="4A4A52"/>
           <w:sz w:val="19"/>
         </w:rPr>
-        <w:t xml:space="preserve"> tiene su propio vocabulario, asi que el numero de tokens no es una propiedad del texto, depende del modelo que lo lea.</w:t>
-      </w:r>
-    </w:p>
-    <w:p>
-      <w:pPr>
-        <w:spacing w:before="60" w:after="120"/>
-        <w:ind w:left="454"/>
-      </w:pPr>
-      <w:r>
-        <w:rPr>
-          <w:i/>
-          <w:color w:val="55555C"/>
+        <w:t>hiciste. Reconocer un limite y redirigir a evidencia real demuestra que sabes distinguir lo que verificaste de lo que no.</w:t>
+      </w:r>
+    </w:p>
+    <w:p>
+      <w:pPr>
+        <w:keepNext/>
+        <w:spacing w:before="280" w:after="100"/>
+      </w:pPr>
+      <w:r>
+        <w:rPr>
+          <w:b/>
+          <w:color w:val="0B6B63"/>
+          <w:sz w:val="26"/>
+        </w:rPr>
+        <w:t>El cierre</w:t>
+      </w:r>
+    </w:p>
+    <w:p>
+      <w:pPr>
+        <w:keepNext/>
+        <w:spacing w:before="80" w:after="40"/>
+        <w:ind w:left="170"/>
+      </w:pPr>
+      <w:r>
+        <w:rPr>
+          <w:rFonts w:ascii="Consolas" w:hAnsi="Consolas"/>
+          <w:b/>
+          <w:color w:val="141414"/>
           <w:sz w:val="19"/>
         </w:rPr>
-        <w:t>Si ves simbolos raros como 'ÃŃa' donde decia 'ia', NO es un error. El tokenizador de Qwen trabaja sobre los bytes del texto, y una letra</w:t>
-      </w:r>
-      <w:r>
-        <w:rPr>
-          <w:i/>
-          <w:color w:val="55555C"/>
-          <w:sz w:val="19"/>
-        </w:rPr>
-        <w:t xml:space="preserve"> acentuada ocupa dos bytes. Por eso las palabras con tilde se parten en mas pedazos.</w:t>
-      </w:r>
-    </w:p>
-    <w:p>
-      <w:pPr>
-        <w:keepNext/>
-        <w:spacing w:before="240" w:after="80"/>
-      </w:pPr>
-      <w:r>
-        <w:rPr>
-          <w:b/>
-          <w:color w:val="1A1A1A"/>
-          <w:sz w:val="24"/>
-        </w:rPr>
-        <w:t>2.  Que es self-attention y por que es clave?</w:t>
-      </w:r>
-    </w:p>
-    <w:p>
-      <w:pPr>
-        <w:keepNext/>
-        <w:spacing w:before="120"/>
-        <w:ind w:left="227"/>
-      </w:pPr>
-      <w:r>
-        <w:rPr>
-          <w:b/>
-          <w:color w:val="B02E66"/>
-          <w:sz w:val="20"/>
-        </w:rPr>
-        <w:t>HACER:  Laboratorio -&gt; Mapa de atencion.  (Aqui SI, Wikipedia son 6 pedazos.)</w:t>
+        <w:t>DICES:</w:t>
       </w:r>
     </w:p>
     <w:p>
       <w:pPr>
         <w:spacing w:after="40"/>
-        <w:ind w:left="454"/>
-      </w:pPr>
-      <w:r>
-        <w:rPr>
-          <w:color w:val="1A1A1A"/>
-        </w:rPr>
-        <w:t>Cada fila es una palabra preguntando a quien mi</w:t>
-      </w:r>
-      <w:r>
-        <w:rPr>
-          <w:color w:val="1A1A1A"/>
-        </w:rPr>
-        <w:t>rar. Lo brillante es a quien mira.</w:t>
+        <w:ind w:left="425"/>
+      </w:pPr>
+      <w:r>
+        <w:rPr>
+          <w:color w:val="141414"/>
+          <w:sz w:val="22"/>
+        </w:rPr>
+        <w:t>En resumen: el pipeline completo funciona de extremo a extremo con voz real,</w:t>
       </w:r>
     </w:p>
     <w:p>
       <w:pPr>
         <w:spacing w:after="40"/>
-        <w:ind w:left="454"/>
-      </w:pPr>
-      <w:r>
-        <w:rPr>
-          <w:color w:val="1A1A1A"/>
-        </w:rPr>
-        <w:t>Es clave porque una palabra cambia de significado segun su contexto.</w:t>
+        <w:ind w:left="425"/>
+      </w:pPr>
+      <w:r>
+        <w:rPr>
+          <w:color w:val="141414"/>
+          <w:sz w:val="22"/>
+        </w:rPr>
+        <w:t>el laboratorio evidencia los cuatro conc</w:t>
+      </w:r>
+      <w:r>
+        <w:rPr>
+          <w:color w:val="141414"/>
+          <w:sz w:val="22"/>
+        </w:rPr>
+        <w:t>eptos con la salida del propio programa,</w:t>
       </w:r>
     </w:p>
     <w:p>
       <w:pPr>
         <w:spacing w:after="40"/>
-        <w:ind w:left="454"/>
-      </w:pPr>
-      <w:r>
-        <w:rPr>
-          <w:color w:val="1A1A1A"/>
-        </w:rPr>
-        <w:t>Banco de rio no es banco de calle. Lo decide a quien atiende.</w:t>
+        <w:ind w:left="425"/>
+      </w:pPr>
+      <w:r>
+        <w:rPr>
+          <w:color w:val="141414"/>
+          <w:sz w:val="22"/>
+        </w:rPr>
+        <w:t>hay ciento ochenta y nueve pruebas automaticas,</w:t>
       </w:r>
     </w:p>
     <w:p>
       <w:pPr>
         <w:spacing w:after="40"/>
-        <w:ind w:left="454"/>
-      </w:pPr>
-      <w:r>
-        <w:rPr>
-          <w:color w:val="1A1A1A"/>
-        </w:rPr>
-        <w:t>Cada fila suma uno. Reparte el cien por cien de su atencion.</w:t>
-      </w:r>
-    </w:p>
-    <w:p>
-      <w:pPr>
-        <w:spacing w:before="60" w:after="120"/>
-        <w:ind w:left="454"/>
-      </w:pPr>
-      <w:r>
-        <w:rPr>
-          <w:i/>
-          <w:color w:val="55555C"/>
-          <w:sz w:val="19"/>
-        </w:rPr>
-        <w:t>Suma UNO, no cien. Es una dis</w:t>
-      </w:r>
-      <w:r>
-        <w:rPr>
-          <w:i/>
-          <w:color w:val="55555C"/>
-          <w:sz w:val="19"/>
-        </w:rPr>
-        <w:t>tribucion de probabilidad, no un porcentaje. Ese detalle impresiona si lo dices bien.</w:t>
-      </w:r>
-    </w:p>
-    <w:p>
-      <w:pPr>
-        <w:keepNext/>
-        <w:spacing w:before="240" w:after="80"/>
-      </w:pPr>
-      <w:r>
-        <w:rPr>
-          <w:b/>
-          <w:color w:val="1A1A1A"/>
-          <w:sz w:val="24"/>
-        </w:rPr>
-        <w:t>3.  Y si la conversacion pasa la ventana de contexto?</w:t>
-      </w:r>
-    </w:p>
-    <w:p>
-      <w:pPr>
-        <w:keepNext/>
-        <w:spacing w:before="120"/>
-        <w:ind w:left="227"/>
-      </w:pPr>
-      <w:r>
-        <w:rPr>
-          <w:b/>
-          <w:color w:val="B02E66"/>
-          <w:sz w:val="20"/>
-        </w:rPr>
-        <w:t>HACER:  Senala el contador de memoria, debajo de los deslizadores.</w:t>
+        <w:ind w:left="425"/>
+      </w:pPr>
+      <w:r>
+        <w:rPr>
+          <w:color w:val="141414"/>
+          <w:sz w:val="22"/>
+        </w:rPr>
+        <w:t>ninguna credencial esta en el repositorio,</w:t>
       </w:r>
     </w:p>
     <w:p>
       <w:pPr>
         <w:spacing w:after="40"/>
-        <w:ind w:left="454"/>
-      </w:pPr>
-      <w:r>
-        <w:rPr>
-          <w:color w:val="1A1A1A"/>
-        </w:rPr>
-        <w:t>El modelo no recuerda nada entre llamadas.</w:t>
+        <w:ind w:left="425"/>
+      </w:pPr>
+      <w:r>
+        <w:rPr>
+          <w:color w:val="141414"/>
+          <w:sz w:val="22"/>
+        </w:rPr>
+        <w:t>y el asistente sigue funcionando sin internet, que no lo pedian.</w:t>
       </w:r>
     </w:p>
     <w:p>
       <w:pPr>
         <w:spacing w:after="40"/>
-        <w:ind w:left="454"/>
-      </w:pPr>
-      <w:r>
-        <w:rPr>
-          <w:color w:val="1A1A1A"/>
-        </w:rPr>
-        <w:t>La ilu</w:t>
-      </w:r>
-      <w:r>
-        <w:rPr>
-          <w:color w:val="1A1A1A"/>
-        </w:rPr>
-        <w:t>sion se logra reenviando la conversacion entera cada vez.</w:t>
+        <w:ind w:left="425"/>
+      </w:pPr>
+      <w:r>
+        <w:rPr>
+          <w:color w:val="141414"/>
+          <w:sz w:val="22"/>
+        </w:rPr>
+        <w:t>Lo que no puedo arreglar con codigo, que es que el modelo s</w:t>
+      </w:r>
+      <w:r>
+        <w:rPr>
+          <w:color w:val="141414"/>
+          <w:sz w:val="22"/>
+        </w:rPr>
+        <w:t>e equivoque,</w:t>
       </w:r>
     </w:p>
     <w:p>
       <w:pPr>
         <w:spacing w:after="40"/>
-        <w:ind w:left="454"/>
-      </w:pPr>
-      <w:r>
-        <w:rPr>
-          <w:color w:val="1A1A1A"/>
-        </w:rPr>
-        <w:t>Pero eso no crece infinito: hay limite y se paga por token.</w:t>
-      </w:r>
-    </w:p>
-    <w:p>
-      <w:pPr>
-        <w:spacing w:after="40"/>
-        <w:ind w:left="454"/>
-      </w:pPr>
-      <w:r>
-        <w:rPr>
-          <w:color w:val="1A1A1A"/>
-        </w:rPr>
-        <w:t>Guardo diez turnos. Tiro el mas viejo, nunca el mas nuevo.</w:t>
-      </w:r>
-    </w:p>
-    <w:p>
-      <w:pPr>
-        <w:spacing w:after="40"/>
-        <w:ind w:left="454"/>
-      </w:pPr>
-      <w:r>
-        <w:rPr>
-          <w:color w:val="1A1A1A"/>
-        </w:rPr>
-        <w:t>Corto por turnos y no por tokens porque es predecible y se demuestra en pantall</w:t>
-      </w:r>
-      <w:r>
-        <w:rPr>
-          <w:color w:val="1A1A1A"/>
-        </w:rPr>
-        <w:t>a.</w:t>
-      </w:r>
-    </w:p>
-    <w:p>
-      <w:pPr>
-        <w:spacing w:before="60" w:after="120"/>
-        <w:ind w:left="454"/>
-      </w:pPr>
-      <w:r>
-        <w:rPr>
-          <w:i/>
-          <w:color w:val="55555C"/>
-          <w:sz w:val="19"/>
-        </w:rPr>
-        <w:t>El error mas comun es decir que el modelo recuerda. No recuerda: se le reenvia todo cada turno.</w:t>
-      </w:r>
-    </w:p>
-    <w:p>
-      <w:pPr>
-        <w:keepNext/>
-        <w:spacing w:before="240" w:after="80"/>
-      </w:pPr>
-      <w:r>
-        <w:rPr>
-          <w:b/>
-          <w:color w:val="1A1A1A"/>
-          <w:sz w:val="24"/>
-        </w:rPr>
-        <w:lastRenderedPageBreak/>
-        <w:t>4.  Como defines la personalidad? Muestra el system prompt.</w:t>
-      </w:r>
-    </w:p>
-    <w:p>
-      <w:pPr>
-        <w:keepNext/>
-        <w:spacing w:before="120"/>
-        <w:ind w:left="227"/>
-      </w:pPr>
-      <w:r>
-        <w:rPr>
-          <w:b/>
-          <w:color w:val="B02E66"/>
-          <w:sz w:val="20"/>
-        </w:rPr>
-        <w:t>HACER:  Boton system prompt.</w:t>
-      </w:r>
-    </w:p>
-    <w:p>
-      <w:pPr>
-        <w:spacing w:after="40"/>
-        <w:ind w:left="454"/>
-      </w:pPr>
-      <w:r>
-        <w:rPr>
-          <w:color w:val="1A1A1A"/>
-        </w:rPr>
-        <w:t>Esto recibe el modelo antes de cada frase mia.</w:t>
-      </w:r>
-    </w:p>
-    <w:p>
-      <w:pPr>
-        <w:spacing w:after="40"/>
-        <w:ind w:left="454"/>
-      </w:pPr>
-      <w:r>
-        <w:rPr>
-          <w:color w:val="1A1A1A"/>
-        </w:rPr>
-        <w:t xml:space="preserve">Es lo unico que </w:t>
-      </w:r>
-      <w:r>
-        <w:rPr>
-          <w:color w:val="1A1A1A"/>
-        </w:rPr>
-        <w:t>define quien es Elena.</w:t>
-      </w:r>
-    </w:p>
-    <w:p>
-      <w:pPr>
-        <w:spacing w:after="40"/>
-        <w:ind w:left="454"/>
-      </w:pPr>
-      <w:r>
-        <w:rPr>
-          <w:color w:val="1A1A1A"/>
-        </w:rPr>
-        <w:t>Le digo como se llama, que es una IA y que puede equivocarse.</w:t>
-      </w:r>
-    </w:p>
-    <w:p>
-      <w:pPr>
-        <w:spacing w:after="40"/>
-        <w:ind w:left="454"/>
-      </w:pPr>
-      <w:r>
-        <w:rPr>
-          <w:color w:val="1A1A1A"/>
-        </w:rPr>
-        <w:t>Y que escriba frases cortas sin listas: se leen en voz alta. Una vineta no se pronuncia.</w:t>
-      </w:r>
-    </w:p>
-    <w:p>
-      <w:pPr>
-        <w:spacing w:before="60" w:after="120"/>
-        <w:ind w:left="454"/>
-      </w:pPr>
-      <w:r>
-        <w:rPr>
-          <w:i/>
-          <w:color w:val="55555C"/>
-          <w:sz w:val="19"/>
-        </w:rPr>
-        <w:t xml:space="preserve">Cuidado con decir que la entrenaste. No entrenaste nada, y el enunciado decia que </w:t>
-      </w:r>
-      <w:r>
-        <w:rPr>
-          <w:i/>
-          <w:color w:val="55555C"/>
-          <w:sz w:val="19"/>
-        </w:rPr>
-        <w:t>no hacia falta.</w:t>
-      </w:r>
-    </w:p>
-    <w:p>
-      <w:pPr>
-        <w:keepNext/>
-        <w:spacing w:before="240" w:after="80"/>
-      </w:pPr>
-      <w:r>
-        <w:rPr>
-          <w:b/>
-          <w:color w:val="1A1A1A"/>
-          <w:sz w:val="24"/>
-        </w:rPr>
-        <w:t>5.  Diferencia con un modelo base sin fine-tuning?</w:t>
-      </w:r>
-    </w:p>
-    <w:p>
-      <w:pPr>
-        <w:spacing w:after="40"/>
-        <w:ind w:left="454"/>
-      </w:pPr>
-      <w:r>
-        <w:rPr>
-          <w:color w:val="1A1A1A"/>
-        </w:rPr>
-        <w:t>Un modelo base solo continua texto.</w:t>
-      </w:r>
-    </w:p>
-    <w:p>
-      <w:pPr>
-        <w:spacing w:after="40"/>
-        <w:ind w:left="454"/>
-      </w:pPr>
-      <w:r>
-        <w:rPr>
-          <w:color w:val="1A1A1A"/>
-        </w:rPr>
-        <w:t>Le dices hola quien eres y te inventa la conversacion en vez de contestar.</w:t>
-      </w:r>
-    </w:p>
-    <w:p>
-      <w:pPr>
-        <w:spacing w:after="40"/>
-        <w:ind w:left="454"/>
-      </w:pPr>
-      <w:r>
-        <w:rPr>
-          <w:color w:val="1A1A1A"/>
-        </w:rPr>
-        <w:t xml:space="preserve">El mio paso por instruction-tuning: le ensenaron que una pregunta se </w:t>
-      </w:r>
-      <w:r>
-        <w:rPr>
-          <w:color w:val="1A1A1A"/>
-        </w:rPr>
-        <w:t>responde.</w:t>
-      </w:r>
-    </w:p>
-    <w:p>
-      <w:pPr>
-        <w:spacing w:after="40"/>
-        <w:ind w:left="454"/>
-      </w:pPr>
-      <w:r>
-        <w:rPr>
-          <w:color w:val="1A1A1A"/>
-        </w:rPr>
-        <w:t>Por eso el nombre lleva la palabra Instruct.</w:t>
-      </w:r>
-    </w:p>
-    <w:p>
-      <w:pPr>
-        <w:spacing w:after="40"/>
-        <w:ind w:left="454"/>
-      </w:pPr>
-      <w:r>
-        <w:rPr>
-          <w:color w:val="1A1A1A"/>
-        </w:rPr>
-        <w:t>Sin esa etapa el system prompt no serviria: un base no obedece, continua.</w:t>
-      </w:r>
-    </w:p>
-    <w:p>
-      <w:pPr>
-        <w:spacing w:before="60" w:after="120"/>
-        <w:ind w:left="454"/>
-      </w:pPr>
-      <w:r>
-        <w:rPr>
-          <w:i/>
-          <w:color w:val="55555C"/>
-          <w:sz w:val="19"/>
-        </w:rPr>
-        <w:t>Las tres etapas, en orden: preentrenamiento (aprende a continuar texto), fine-tuning (se especializa en un tema), instruction-t</w:t>
-      </w:r>
-      <w:r>
-        <w:rPr>
-          <w:i/>
-          <w:color w:val="55555C"/>
-          <w:sz w:val="19"/>
-        </w:rPr>
-        <w:t>uning (aprende a obedecer).</w:t>
-      </w:r>
-    </w:p>
-    <w:p>
-      <w:pPr>
-        <w:keepNext/>
-        <w:spacing w:before="240" w:after="80"/>
-      </w:pPr>
-      <w:r>
-        <w:rPr>
-          <w:b/>
-          <w:color w:val="1A1A1A"/>
-          <w:sz w:val="24"/>
-        </w:rPr>
-        <w:t>6.  Que pasa si cambias temperatura o top_p? Demuestralo.</w:t>
-      </w:r>
-    </w:p>
-    <w:p>
-      <w:pPr>
-        <w:keepNext/>
-        <w:spacing w:before="120"/>
-        <w:ind w:left="227"/>
-      </w:pPr>
-      <w:r>
-        <w:rPr>
-          <w:b/>
-          <w:color w:val="B02E66"/>
-          <w:sz w:val="20"/>
-        </w:rPr>
-        <w:t>HACER:  Temperatura casi a cero, pregunta algo. Subela, pregunta lo mismo.</w:t>
-      </w:r>
-    </w:p>
-    <w:p>
-      <w:pPr>
-        <w:spacing w:after="40"/>
-        <w:ind w:left="454"/>
-      </w:pPr>
-      <w:r>
-        <w:rPr>
-          <w:color w:val="1A1A1A"/>
-        </w:rPr>
-        <w:t>Temperatura = cuanto riesgo corre al elegir la palabra siguiente.</w:t>
-      </w:r>
-    </w:p>
-    <w:p>
-      <w:pPr>
-        <w:spacing w:after="40"/>
-        <w:ind w:left="454"/>
-      </w:pPr>
-      <w:r>
-        <w:rPr>
-          <w:color w:val="1A1A1A"/>
-        </w:rPr>
-        <w:t>Cerca de cero: elige la mas p</w:t>
-      </w:r>
-      <w:r>
-        <w:rPr>
-          <w:color w:val="1A1A1A"/>
-        </w:rPr>
-        <w:t>robable. Predecible, de manual.</w:t>
-      </w:r>
-    </w:p>
-    <w:p>
-      <w:pPr>
-        <w:spacing w:after="40"/>
-        <w:ind w:left="454"/>
-      </w:pPr>
-      <w:r>
-        <w:rPr>
-          <w:color w:val="1A1A1A"/>
-        </w:rPr>
-        <w:t>Alta: se permite opciones raras. Mas creativo y mas errores.</w:t>
-      </w:r>
-    </w:p>
-    <w:p>
-      <w:pPr>
-        <w:spacing w:after="40"/>
-        <w:ind w:left="454"/>
-      </w:pPr>
-      <w:r>
-        <w:rPr>
-          <w:color w:val="1A1A1A"/>
-        </w:rPr>
-        <w:t>Top_p es otro camino: se queda con las mas probables hasta ese porcentaje.</w:t>
-      </w:r>
-    </w:p>
-    <w:p>
-      <w:pPr>
-        <w:spacing w:before="60" w:after="120"/>
-        <w:ind w:left="454"/>
-      </w:pPr>
-      <w:r>
-        <w:rPr>
-          <w:i/>
-          <w:color w:val="55555C"/>
-          <w:sz w:val="19"/>
-        </w:rPr>
-        <w:t>No confundas la temperatura con la longitud: eso lo controla el maximo de tokens, que es</w:t>
-      </w:r>
-      <w:r>
-        <w:rPr>
-          <w:i/>
-          <w:color w:val="55555C"/>
-          <w:sz w:val="19"/>
-        </w:rPr>
-        <w:t xml:space="preserve"> otro parametro. Y si preguntan por que el slider llega a 1.4 y no a 2: lo medi. Desde 1.5 el modelo se atascaba cien segundos en dos de cada tres intentos.</w:t>
-      </w:r>
-    </w:p>
-    <w:p>
-      <w:pPr>
-        <w:keepNext/>
-        <w:spacing w:before="300" w:after="120"/>
-      </w:pPr>
-      <w:r>
-        <w:rPr>
-          <w:b/>
-          <w:color w:val="0E7C74"/>
-          <w:sz w:val="28"/>
-        </w:rPr>
-        <w:t>PALABRAS QUE TE PUEDEN PEDIR QUE EXPLIQUES</w:t>
-      </w:r>
-    </w:p>
-    <w:p>
-      <w:pPr>
-        <w:spacing w:after="80"/>
-        <w:ind w:left="227"/>
-      </w:pPr>
-      <w:r>
-        <w:rPr>
-          <w:b/>
-          <w:color w:val="1A1A1A"/>
-        </w:rPr>
-        <w:t xml:space="preserve">Parametros: </w:t>
-      </w:r>
-      <w:r>
-        <w:rPr>
-          <w:color w:val="1A1A1A"/>
-        </w:rPr>
-        <w:t>los numeros que el modelo aprendio durante s</w:t>
-      </w:r>
-      <w:r>
-        <w:rPr>
-          <w:color w:val="1A1A1A"/>
-        </w:rPr>
-        <w:t>u entrenamiento. Mas parametros, normalmente mas capaz. BETO tiene 110 millones; Llama, setenta mil millones.</w:t>
-      </w:r>
-    </w:p>
-    <w:p>
-      <w:pPr>
-        <w:spacing w:after="80"/>
-        <w:ind w:left="227"/>
-      </w:pPr>
-      <w:r>
-        <w:rPr>
-          <w:b/>
-          <w:color w:val="1A1A1A"/>
-        </w:rPr>
-        <w:t xml:space="preserve">Embedding: </w:t>
-      </w:r>
-      <w:r>
-        <w:rPr>
-          <w:color w:val="1A1A1A"/>
-        </w:rPr>
-        <w:t>una lista de numeros que representa el significado de un token. En BETO son 768 numeros por token. Palabras con usos parecidos acaban c</w:t>
-      </w:r>
-      <w:r>
-        <w:rPr>
-          <w:color w:val="1A1A1A"/>
-        </w:rPr>
-        <w:t>on listas parecidas.</w:t>
-      </w:r>
-    </w:p>
-    <w:p>
-      <w:pPr>
-        <w:spacing w:after="80"/>
-        <w:ind w:left="227"/>
-      </w:pPr>
-      <w:r>
-        <w:rPr>
-          <w:b/>
-          <w:color w:val="1A1A1A"/>
-        </w:rPr>
-        <w:t xml:space="preserve">API: </w:t>
-      </w:r>
-      <w:r>
-        <w:rPr>
-          <w:color w:val="1A1A1A"/>
-        </w:rPr>
-        <w:t>una direccion web por la que mi programa habla con el modelo. Mando texto y recibe texto. Nada mas pasa por ahi: por eso no puedo ver los pesos de atencion del modelo de la nube.</w:t>
-      </w:r>
-    </w:p>
-    <w:p>
-      <w:pPr>
-        <w:spacing w:after="80"/>
-        <w:ind w:left="227"/>
-      </w:pPr>
-      <w:r>
-        <w:rPr>
-          <w:b/>
-          <w:color w:val="1A1A1A"/>
-        </w:rPr>
-        <w:t xml:space="preserve">Tool calling: </w:t>
-      </w:r>
-      <w:r>
-        <w:rPr>
-          <w:color w:val="1A1A1A"/>
-        </w:rPr>
-        <w:t xml:space="preserve">el modelo recibe la lista de lo </w:t>
-      </w:r>
-      <w:r>
-        <w:rPr>
-          <w:color w:val="1A1A1A"/>
-        </w:rPr>
-        <w:t>que puede pedir y, cuando hace falta, responde pidiendo una herramienta en vez de texto. El programa la ejecuta y le devuelve el resultado.</w:t>
-      </w:r>
-    </w:p>
-    <w:p>
-      <w:pPr>
-        <w:spacing w:after="80"/>
-        <w:ind w:left="227"/>
-      </w:pPr>
-      <w:r>
-        <w:rPr>
-          <w:b/>
-          <w:color w:val="1A1A1A"/>
-        </w:rPr>
-        <w:t xml:space="preserve">Encoder y decoder: </w:t>
-      </w:r>
-      <w:r>
-        <w:rPr>
-          <w:color w:val="1A1A1A"/>
-        </w:rPr>
-        <w:t>el encoder lee la frase entera mirando a los dos lados; sirve para comprender. El decoder escribe</w:t>
-      </w:r>
-      <w:r>
-        <w:rPr>
-          <w:color w:val="1A1A1A"/>
-        </w:rPr>
-        <w:t xml:space="preserve"> palabra por palabra mirando solo hacia atras; sirve para generar. BETO es encoder; el de Elena es decoder.</w:t>
-      </w:r>
-    </w:p>
-    <w:p>
-      <w:pPr>
-        <w:spacing w:after="80"/>
-        <w:ind w:left="227"/>
-      </w:pPr>
-      <w:r>
-        <w:rPr>
-          <w:b/>
-          <w:color w:val="1A1A1A"/>
-        </w:rPr>
-        <w:t xml:space="preserve">Softmax: </w:t>
-      </w:r>
-      <w:r>
-        <w:rPr>
-          <w:color w:val="1A1A1A"/>
-        </w:rPr>
-        <w:t>la funcion que convierte una lista de puntajes en probabilidades que suman uno. Es la razon de que cada fila del mapa de atencion sume exac</w:t>
-      </w:r>
-      <w:r>
-        <w:rPr>
-          <w:color w:val="1A1A1A"/>
-        </w:rPr>
-        <w:t>tamente uno.</w:t>
-      </w:r>
-    </w:p>
-    <w:p>
-      <w:pPr>
-        <w:keepNext/>
-        <w:spacing w:before="300" w:after="120"/>
-      </w:pPr>
-      <w:r>
-        <w:rPr>
-          <w:b/>
-          <w:color w:val="0E7C74"/>
-          <w:sz w:val="28"/>
-        </w:rPr>
-        <w:t>ARQUITECTURA EN UNA LINEA</w:t>
-      </w:r>
-    </w:p>
-    <w:p>
-      <w:pPr>
-        <w:ind w:left="227"/>
-      </w:pPr>
-      <w:r>
-        <w:rPr>
-          <w:b/>
-          <w:color w:val="1A1A1A"/>
-        </w:rPr>
-        <w:t>Micro  -&gt;  Whisper (texto)  -&gt;  LLM + memoria + herramientas  -&gt;  edge-tts  -&gt;  audio</w:t>
-      </w:r>
-    </w:p>
-    <w:p>
-      <w:pPr>
-        <w:ind w:left="227"/>
-      </w:pPr>
-      <w:r>
-        <w:rPr>
-          <w:color w:val="1A1A1A"/>
-        </w:rPr>
-        <w:t>Todo lo coordina el orquestador. La ventana solo muestra el estado.</w:t>
-      </w:r>
-    </w:p>
-    <w:p>
-      <w:pPr>
-        <w:spacing w:before="60" w:after="120"/>
-        <w:ind w:left="454"/>
-      </w:pPr>
-      <w:r>
-        <w:rPr>
-          <w:i/>
-          <w:color w:val="55555C"/>
-          <w:sz w:val="19"/>
-        </w:rPr>
-        <w:t>La grabacion nunca toca el disco: vive en memoria, se transcrib</w:t>
-      </w:r>
-      <w:r>
-        <w:rPr>
-          <w:i/>
-          <w:color w:val="55555C"/>
-          <w:sz w:val="19"/>
-        </w:rPr>
-        <w:t>e y se descarta.</w:t>
-      </w:r>
-    </w:p>
-    <w:p>
-      <w:pPr>
-        <w:keepNext/>
-        <w:spacing w:before="300" w:after="120"/>
-      </w:pPr>
-      <w:r>
-        <w:rPr>
-          <w:b/>
-          <w:color w:val="0E7C74"/>
-          <w:sz w:val="28"/>
-        </w:rPr>
-        <w:lastRenderedPageBreak/>
-        <w:t>MODO SIN INTERNET · esto no lo pedian</w:t>
-      </w:r>
-    </w:p>
-    <w:p>
-      <w:pPr>
-        <w:spacing w:after="40"/>
-        <w:ind w:left="454"/>
-      </w:pPr>
-      <w:r>
-        <w:rPr>
-          <w:color w:val="1A1A1A"/>
-        </w:rPr>
-        <w:t>Si se cae la red, las tres piezas cambian solas a equivalentes que corren en mi laptop.</w:t>
-      </w:r>
-    </w:p>
-    <w:p>
-      <w:pPr>
-        <w:spacing w:after="40"/>
-        <w:ind w:left="454"/>
-      </w:pPr>
-      <w:r>
-        <w:rPr>
-          <w:color w:val="1A1A1A"/>
-        </w:rPr>
-        <w:t>faster-whisper para oir. Un Qwen2.5 de 0.5B para pensar. La voz de Windows para hablar.</w:t>
-      </w:r>
-    </w:p>
-    <w:p>
-      <w:pPr>
-        <w:spacing w:after="40"/>
-        <w:ind w:left="454"/>
-      </w:pPr>
-      <w:r>
-        <w:rPr>
-          <w:color w:val="1A1A1A"/>
-        </w:rPr>
-        <w:t xml:space="preserve">Responde peor: el </w:t>
-      </w:r>
-      <w:r>
-        <w:rPr>
-          <w:color w:val="1A1A1A"/>
-        </w:rPr>
-        <w:t>local es unas mil veces mas chico. Esta escrito en el informe.</w:t>
-      </w:r>
-    </w:p>
-    <w:p>
-      <w:pPr>
-        <w:spacing w:before="60" w:after="120"/>
-        <w:ind w:left="454"/>
-      </w:pPr>
-      <w:r>
-        <w:rPr>
-          <w:i/>
-          <w:color w:val="55555C"/>
-          <w:sz w:val="19"/>
-        </w:rPr>
-        <w:t>No duplique codigo: envolvi las tres piezas de nube, cada una con su equivalente local. El orquestador ni se entera. Por eso anadirlo no obligo a tocar la logica de la conversacion.</w:t>
-      </w:r>
-    </w:p>
-    <w:p>
-      <w:pPr>
-        <w:spacing w:before="60" w:after="120"/>
-        <w:ind w:left="454"/>
-      </w:pPr>
-      <w:r>
-        <w:rPr>
-          <w:i/>
-          <w:color w:val="55555C"/>
-          <w:sz w:val="19"/>
-        </w:rPr>
-        <w:t>Y el cambio</w:t>
-      </w:r>
-      <w:r>
-        <w:rPr>
-          <w:i/>
-          <w:color w:val="55555C"/>
-          <w:sz w:val="19"/>
-        </w:rPr>
-        <w:t xml:space="preserve"> no es ciego: distingue quedarse sin red de tener la clave mal escrita. Si es la clave no cambia, porque eso taparia un error en vez de ensenarlo.</w:t>
-      </w:r>
-    </w:p>
-    <w:p>
-      <w:pPr>
-        <w:keepNext/>
-        <w:spacing w:before="300" w:after="120"/>
-      </w:pPr>
-      <w:r>
-        <w:rPr>
-          <w:b/>
-          <w:color w:val="0E7C74"/>
-          <w:sz w:val="28"/>
-        </w:rPr>
-        <w:t>DECISIONES QUE TOME · por si preguntan por que</w:t>
-      </w:r>
-    </w:p>
-    <w:p>
-      <w:pPr>
-        <w:spacing w:after="80"/>
-        <w:ind w:left="227"/>
-      </w:pPr>
-      <w:r>
-        <w:rPr>
-          <w:b/>
-          <w:color w:val="1A1A1A"/>
-        </w:rPr>
-        <w:t xml:space="preserve">Dos modelos de familias distintas: </w:t>
-      </w:r>
-      <w:r>
-        <w:rPr>
-          <w:color w:val="1A1A1A"/>
-        </w:rPr>
-        <w:t>a tres dias de la entrega e</w:t>
-      </w:r>
-      <w:r>
-        <w:rPr>
-          <w:color w:val="1A1A1A"/>
-        </w:rPr>
-        <w:t>l proveedor retiro el alterno. Probe los 169 del catalogo y solo veinte respondian.</w:t>
-      </w:r>
-    </w:p>
-    <w:p>
-      <w:pPr>
-        <w:spacing w:after="80"/>
-        <w:ind w:left="227"/>
-      </w:pPr>
-      <w:r>
-        <w:rPr>
-          <w:b/>
-          <w:color w:val="1A1A1A"/>
-        </w:rPr>
-        <w:t xml:space="preserve">La calculadora no evalua: </w:t>
-      </w:r>
-      <w:r>
-        <w:rPr>
-          <w:color w:val="1A1A1A"/>
-        </w:rPr>
-        <w:t xml:space="preserve">evaluar ejecutaria cualquier cosa que el modelo escriba. Analizo la expresion y admito solo aritmetica. El modelo propone; decidir que se ejecuta </w:t>
-      </w:r>
-      <w:r>
-        <w:rPr>
-          <w:color w:val="1A1A1A"/>
-        </w:rPr>
-        <w:t>le toca al programa.</w:t>
-      </w:r>
-    </w:p>
-    <w:p>
-      <w:pPr>
-        <w:spacing w:after="80"/>
-        <w:ind w:left="227"/>
-      </w:pPr>
-      <w:r>
-        <w:rPr>
-          <w:b/>
-          <w:color w:val="1A1A1A"/>
-        </w:rPr>
-        <w:t xml:space="preserve">Un hilo por turno, no asyncio: </w:t>
-      </w:r>
-      <w:r>
-        <w:rPr>
-          <w:color w:val="1A1A1A"/>
-        </w:rPr>
-        <w:t>la libreria de la ventana no es asincrona y mezclarlas da fallos raros. Un hilo por turno es mas simple y se entiende de un vistazo.</w:t>
-      </w:r>
-    </w:p>
-    <w:p>
-      <w:pPr>
-        <w:spacing w:after="80"/>
-        <w:ind w:left="227"/>
-      </w:pPr>
-      <w:r>
-        <w:rPr>
-          <w:b/>
-          <w:color w:val="1A1A1A"/>
-        </w:rPr>
-        <w:t xml:space="preserve">Memoria por turnos, no por tokens: </w:t>
-      </w:r>
-      <w:r>
-        <w:rPr>
-          <w:color w:val="1A1A1A"/>
-        </w:rPr>
-        <w:t>contar tokens exacto necesita el tok</w:t>
-      </w:r>
-      <w:r>
-        <w:rPr>
-          <w:color w:val="1A1A1A"/>
-        </w:rPr>
-        <w:t>enizador del proveedor y depende de la red. Por turnos es predecible y se ensena en pantalla.</w:t>
-      </w:r>
-    </w:p>
-    <w:p>
-      <w:pPr>
-        <w:keepNext/>
-        <w:spacing w:before="300" w:after="120"/>
-      </w:pPr>
-      <w:r>
-        <w:rPr>
-          <w:b/>
-          <w:color w:val="0E7C74"/>
-          <w:sz w:val="28"/>
-        </w:rPr>
-        <w:t>LIMITACIONES · dilas tu primero</w:t>
-      </w:r>
-    </w:p>
-    <w:p>
-      <w:pPr>
-        <w:ind w:left="227"/>
-      </w:pPr>
-      <w:r>
-        <w:rPr>
-          <w:color w:val="1A1A1A"/>
-        </w:rPr>
-        <w:t>Puede alucinar: inventa un dato y lo dice con el mismo tono que uno cierto.</w:t>
-      </w:r>
-    </w:p>
-    <w:p>
-      <w:pPr>
-        <w:ind w:left="227"/>
-      </w:pPr>
-      <w:r>
-        <w:rPr>
-          <w:color w:val="1A1A1A"/>
-        </w:rPr>
-        <w:t>Sin internet responde bastante peor.</w:t>
-      </w:r>
-    </w:p>
-    <w:p>
-      <w:pPr>
-        <w:ind w:left="227"/>
-      </w:pPr>
-      <w:r>
-        <w:rPr>
-          <w:color w:val="1A1A1A"/>
-        </w:rPr>
-        <w:t>El modelo princip</w:t>
-      </w:r>
-      <w:r>
-        <w:rPr>
-          <w:color w:val="1A1A1A"/>
-        </w:rPr>
-        <w:t>al es cerrado: no veo sus pesos ni con que se entreno, asi que tampoco puedo auditar sus sesgos.</w:t>
-      </w:r>
-    </w:p>
-    <w:p>
-      <w:pPr>
-        <w:ind w:left="227"/>
-      </w:pPr>
-      <w:r>
-        <w:rPr>
-          <w:color w:val="1A1A1A"/>
-        </w:rPr>
-        <w:t>La transcripcion falla con ruido o si hablas lejos del microfono.</w:t>
-      </w:r>
-    </w:p>
-    <w:p>
-      <w:pPr>
-        <w:ind w:left="227"/>
-      </w:pPr>
-      <w:r>
-        <w:rPr>
-          <w:color w:val="1A1A1A"/>
-        </w:rPr>
-        <w:t>Depende de que quede saldo en la API.</w:t>
-      </w:r>
-    </w:p>
-    <w:p>
-      <w:pPr>
-        <w:spacing w:before="60" w:after="120"/>
-        <w:ind w:left="454"/>
-      </w:pPr>
-      <w:r>
-        <w:rPr>
-          <w:i/>
-          <w:color w:val="55555C"/>
-          <w:sz w:val="19"/>
-        </w:rPr>
-        <w:t xml:space="preserve">Decirlas tu suma. Que te las saquen ellos, resta. Y </w:t>
-      </w:r>
-      <w:r>
-        <w:rPr>
-          <w:i/>
-          <w:color w:val="55555C"/>
-          <w:sz w:val="19"/>
-        </w:rPr>
-        <w:t>lo de no poder auditar los sesgos es un nivel mas: reconoces el limite de tu propia revision.</w:t>
-      </w:r>
-    </w:p>
-    <w:p>
-      <w:pPr>
-        <w:keepNext/>
-        <w:spacing w:before="300" w:after="120"/>
-      </w:pPr>
-      <w:r>
-        <w:rPr>
-          <w:b/>
-          <w:color w:val="0E7C74"/>
-          <w:sz w:val="28"/>
-        </w:rPr>
-        <w:t>ETICA · los cinco puntos del enunciado</w:t>
-      </w:r>
-    </w:p>
-    <w:p>
-      <w:pPr>
-        <w:ind w:left="227"/>
-      </w:pPr>
-      <w:r>
-        <w:rPr>
-          <w:color w:val="1A1A1A"/>
-        </w:rPr>
-        <w:t>Ninguna clave en el repositorio. Van en .env, que git ignora. Lo comprobe sobre todo el historial, no solo el ultimo commit</w:t>
-      </w:r>
-      <w:r>
-        <w:rPr>
-          <w:color w:val="1A1A1A"/>
-        </w:rPr>
-        <w:t>.</w:t>
-      </w:r>
-    </w:p>
-    <w:p>
-      <w:pPr>
-        <w:ind w:left="227"/>
-      </w:pPr>
-      <w:r>
-        <w:rPr>
-          <w:color w:val="1A1A1A"/>
-        </w:rPr>
-        <w:t>Elena avisa al arrancar que es una IA y que puede equivocarse. Tambien lo lleva en su system prompt, asi que si le preguntan que es, lo responde.</w:t>
-      </w:r>
-    </w:p>
-    <w:p>
-      <w:pPr>
-        <w:ind w:left="227"/>
-      </w:pPr>
-      <w:r>
-        <w:rPr>
-          <w:color w:val="1A1A1A"/>
-        </w:rPr>
-        <w:t>La voz no se guarda en disco. Se transcribe y se descarta.</w:t>
-      </w:r>
-    </w:p>
-    <w:p>
-      <w:pPr>
-        <w:ind w:left="227"/>
-      </w:pPr>
-      <w:r>
-        <w:rPr>
-          <w:color w:val="1A1A1A"/>
-        </w:rPr>
-        <w:t>Limitaciones documentadas en el informe, no escon</w:t>
-      </w:r>
-      <w:r>
-        <w:rPr>
-          <w:color w:val="1A1A1A"/>
-        </w:rPr>
-        <w:t>didas.</w:t>
-      </w:r>
-    </w:p>
-    <w:p>
-      <w:pPr>
-        <w:ind w:left="227"/>
-      </w:pPr>
-      <w:r>
-        <w:rPr>
-          <w:color w:val="1A1A1A"/>
-        </w:rPr>
-        <w:t>Modelos y proveedores citados explicitamente.</w:t>
-      </w:r>
-    </w:p>
-    <w:p>
-      <w:pPr>
-        <w:keepNext/>
-        <w:spacing w:before="300" w:after="120"/>
-      </w:pPr>
-      <w:r>
-        <w:rPr>
-          <w:b/>
-          <w:color w:val="0E7C74"/>
-          <w:sz w:val="28"/>
-        </w:rPr>
-        <w:t>SI FALLA ALGO EN VIVO</w:t>
-      </w:r>
-    </w:p>
-    <w:p>
-      <w:pPr>
-        <w:ind w:left="227"/>
-      </w:pPr>
-      <w:r>
-        <w:rPr>
-          <w:b/>
-          <w:color w:val="1A1A1A"/>
-        </w:rPr>
-        <w:t>No te calles. Narra lo que pasa.</w:t>
-      </w:r>
-    </w:p>
-    <w:p>
-      <w:pPr>
-        <w:ind w:left="227"/>
-      </w:pPr>
-      <w:r>
-        <w:rPr>
-          <w:color w:val="1A1A1A"/>
-        </w:rPr>
-        <w:t>Tarda mucho  -&gt;  "esto es latencia de red, la peticion viaja a un servidor"</w:t>
-      </w:r>
-    </w:p>
-    <w:p>
-      <w:pPr>
-        <w:ind w:left="227"/>
-      </w:pPr>
-      <w:r>
-        <w:rPr>
-          <w:color w:val="1A1A1A"/>
-        </w:rPr>
-        <w:t>No entiende  -&gt;  repite mas cerca del micro. Es el reconocimiento de voz</w:t>
-      </w:r>
-      <w:r>
-        <w:rPr>
-          <w:color w:val="1A1A1A"/>
-        </w:rPr>
-        <w:t>, no el modelo.</w:t>
-      </w:r>
-    </w:p>
-    <w:p>
-      <w:pPr>
-        <w:ind w:left="227"/>
-      </w:pPr>
-      <w:r>
-        <w:rPr>
-          <w:color w:val="1A1A1A"/>
-        </w:rPr>
-        <w:t>Cae la red  -&gt;  perfecto, ensena el modo local. Suma en vez de restar.</w:t>
-      </w:r>
-    </w:p>
-    <w:p>
-      <w:pPr>
-        <w:ind w:left="227"/>
-      </w:pPr>
-      <w:r>
-        <w:rPr>
-          <w:color w:val="1A1A1A"/>
-        </w:rPr>
-        <w:t>Error en pantalla  -&gt;  "esto es el manejo de errores, la app no se cae"</w:t>
-      </w:r>
-    </w:p>
-    <w:p>
-      <w:pPr>
-        <w:keepNext/>
-        <w:spacing w:before="300" w:after="120"/>
-      </w:pPr>
-      <w:r>
-        <w:rPr>
-          <w:b/>
-          <w:color w:val="0E7C74"/>
-          <w:sz w:val="28"/>
-        </w:rPr>
-        <w:lastRenderedPageBreak/>
-        <w:t>SI NO SABES ALGO</w:t>
-      </w:r>
-    </w:p>
-    <w:p>
-      <w:pPr>
-        <w:ind w:left="227"/>
-      </w:pPr>
-      <w:r>
-        <w:rPr>
-          <w:b/>
-          <w:color w:val="1A1A1A"/>
-        </w:rPr>
-        <w:t>No inventes.</w:t>
-      </w:r>
-    </w:p>
-    <w:p>
-      <w:pPr>
-        <w:spacing w:after="40"/>
-        <w:ind w:left="454"/>
-      </w:pPr>
-      <w:r>
-        <w:rPr>
-          <w:color w:val="1A1A1A"/>
-        </w:rPr>
-        <w:t>Di: eso no lo medi, lo que si comprobe es esto otro.</w:t>
-      </w:r>
-    </w:p>
-    <w:p>
-      <w:pPr>
-        <w:spacing w:after="40"/>
-        <w:ind w:left="454"/>
-      </w:pPr>
-      <w:r>
-        <w:rPr>
-          <w:color w:val="1A1A1A"/>
-        </w:rPr>
-        <w:t xml:space="preserve">Y </w:t>
-      </w:r>
-      <w:r>
-        <w:rPr>
-          <w:color w:val="1A1A1A"/>
-        </w:rPr>
-        <w:t>llevalo a algo que si hiciste.</w:t>
-      </w:r>
-    </w:p>
-    <w:p>
-      <w:pPr>
-        <w:spacing w:before="60" w:after="120"/>
-        <w:ind w:left="454"/>
-      </w:pPr>
-      <w:r>
-        <w:rPr>
-          <w:i/>
-          <w:color w:val="55555C"/>
-          <w:sz w:val="19"/>
-        </w:rPr>
-        <w:t>Reconocer un limite y redirigir a evidencia real demuestra que sabes distinguir lo que verificaste de lo que no. Inventar es lo unico que puede hundirte.</w:t>
+        <w:ind w:left="425"/>
+      </w:pPr>
+      <w:r>
+        <w:rPr>
+          <w:color w:val="141414"/>
+          <w:sz w:val="22"/>
+        </w:rPr>
+        <w:t>esta documentado y avisado.</w:t>
       </w:r>
     </w:p>
     <w:sectPr>
       <w:pgSz w:w="12240" w:h="15840"/>
-      <w:pgMar w:top="850" w:right="1020" w:bottom="850" w:left="1020" w:header="720" w:footer="720" w:gutter="0"/>
+      <w:pgMar w:top="850" w:right="1077" w:bottom="850" w:left="1077" w:header="720" w:footer="720" w:gutter="0"/>
       <w:cols w:space="720"/>
       <w:docGrid w:linePitch="360"/>
     </w:sectPr>
@@ -2774,7 +4616,7 @@
     <w:qFormat/>
     <w:rsid w:val="00FC693F"/>
     <w:pPr>
-      <w:spacing w:after="60" w:line="240" w:lineRule="auto"/>
+      <w:spacing w:after="60" w:line="247" w:lineRule="auto"/>
     </w:pPr>
     <w:rPr>
       <w:rFonts w:ascii="Calibri" w:hAnsi="Calibri"/>
@@ -3029,7 +4871,7 @@
         <w:tab w:val="center" w:pos="4680"/>
         <w:tab w:val="right" w:pos="9360"/>
       </w:tabs>
-      <w:spacing w:after="0"/>
+      <w:spacing w:after="0" w:line="240" w:lineRule="auto"/>
     </w:pPr>
   </w:style>
   <w:style w:type="character" w:customStyle="1" w:styleId="EncabezadoCar">
@@ -3051,7 +4893,7 @@
         <w:tab w:val="center" w:pos="4680"/>
         <w:tab w:val="right" w:pos="9360"/>
       </w:tabs>
-      <w:spacing w:after="0"/>
+      <w:spacing w:after="0" w:line="240" w:lineRule="auto"/>
     </w:pPr>
   </w:style>
   <w:style w:type="character" w:customStyle="1" w:styleId="PiedepginaCar">
@@ -3125,7 +4967,7 @@
       <w:pBdr>
         <w:bottom w:val="single" w:sz="8" w:space="4" w:color="4F81BD" w:themeColor="accent1"/>
       </w:pBdr>
-      <w:spacing w:after="300"/>
+      <w:spacing w:after="300" w:line="240" w:lineRule="auto"/>
       <w:contextualSpacing/>
     </w:pPr>
     <w:rPr>
@@ -3567,6 +5409,9 @@
     <w:unhideWhenUsed/>
     <w:qFormat/>
     <w:rsid w:val="00FC693F"/>
+    <w:pPr>
+      <w:spacing w:line="240" w:lineRule="auto"/>
+    </w:pPr>
     <w:rPr>
       <w:b/>
       <w:bCs/>

--- a/docs/Chuleta sustentacion - Mini-JARVIS.docx
+++ b/docs/Chuleta sustentacion - Mini-JARVIS.docx
@@ -504,6 +504,88 @@
           <w:color w:val="0B6B63"/>
           <w:sz w:val="26"/>
         </w:rPr>
+        <w:t>QUE DICES Y QUE SOLO RESPONDES</w:t>
+      </w:r>
+    </w:p>
+    <w:p>
+      <w:pPr>
+        <w:spacing w:after="80"/>
+        <w:ind w:left="198"/>
+      </w:pPr>
+      <w:r>
+        <w:rPr>
+          <w:i/>
+          <w:color w:val="4A4A52"/>
+        </w:rPr>
+        <w:t>De las 7 paginas, hablas 2. El resto son respuestas esperando.</w:t>
+      </w:r>
+    </w:p>
+    <w:p>
+      <w:pPr>
+        <w:spacing w:after="40"/>
+        <w:ind w:left="198"/>
+      </w:pPr>
+      <w:r>
+        <w:rPr>
+          <w:color w:val="141414"/>
+        </w:rPr>
+        <w:t>•  Partes 1 y 2: las dices siempre. Son 6 minutos.</w:t>
+      </w:r>
+    </w:p>
+    <w:p>
+      <w:pPr>
+        <w:spacing w:after="40"/>
+        <w:ind w:left="198"/>
+      </w:pPr>
+      <w:r>
+        <w:rPr>
+          <w:color w:val="141414"/>
+        </w:rPr>
+        <w:t>•  Parte 5: las limitaciones las sacas tu, medio minuto.</w:t>
+      </w:r>
+    </w:p>
+    <w:p>
+      <w:pPr>
+        <w:spacing w:after="40"/>
+        <w:ind w:left="198"/>
+      </w:pPr>
+      <w:r>
+        <w:rPr>
+          <w:color w:val="141414"/>
+        </w:rPr>
+        <w:t>•  Cierre: siempre.</w:t>
+      </w:r>
+    </w:p>
+    <w:p>
+      <w:pPr>
+        <w:spacing w:after="40"/>
+        <w:ind w:left="198"/>
+      </w:pPr>
+      <w:r>
+        <w:rPr>
+          <w:color w:val="141414"/>
+        </w:rPr>
+        <w:t>•  Partes 3, 4 y el resto</w:t>
+      </w:r>
+      <w:r>
+        <w:rPr>
+          <w:color w:val="141414"/>
+        </w:rPr>
+        <w:t>: SOLO si preguntan.</w:t>
+      </w:r>
+    </w:p>
+    <w:p>
+      <w:pPr>
+        <w:keepNext/>
+        <w:spacing w:before="280" w:after="100"/>
+      </w:pPr>
+      <w:r>
+        <w:rPr>
+          <w:b/>
+          <w:color w:val="0B6B63"/>
+          <w:sz w:val="26"/>
+        </w:rPr>
+        <w:lastRenderedPageBreak/>
         <w:t>LAS CIFRAS</w:t>
       </w:r>
     </w:p>
@@ -555,7 +637,6 @@
     <w:p>
       <w:pPr>
         <w:keepNext/>
-        <w:spacing w:after="180"/>
       </w:pPr>
       <w:r>
         <w:rPr>
@@ -568,6 +649,21 @@
     </w:p>
     <w:p>
       <w:pPr>
+        <w:keepNext/>
+        <w:spacing w:after="180"/>
+      </w:pPr>
+      <w:r>
+        <w:rPr>
+          <w:rFonts w:ascii="Consolas" w:hAnsi="Consolas"/>
+          <w:b/>
+          <w:color w:val="A8255C"/>
+          <w:sz w:val="20"/>
+        </w:rPr>
+        <w:t>ESTO SE DICE SIEMPRE  ·  un minuto</w:t>
+      </w:r>
+    </w:p>
+    <w:p>
+      <w:pPr>
         <w:spacing w:after="140"/>
       </w:pPr>
       <w:r>
@@ -575,7 +671,14 @@
           <w:i/>
           <w:color w:val="4A4A52"/>
         </w:rPr>
-        <w:t>Lo primero que dices, sin que te pregunten. Un minuto.</w:t>
+        <w:t>Lo primero</w:t>
+      </w:r>
+      <w:r>
+        <w:rPr>
+          <w:i/>
+          <w:color w:val="4A4A52"/>
+        </w:rPr>
+        <w:t xml:space="preserve"> que dices, sin que te pregunten. Un minuto.</w:t>
       </w:r>
     </w:p>
     <w:p>
@@ -591,16 +694,7 @@
           <w:color w:val="141414"/>
           <w:sz w:val="19"/>
         </w:rPr>
-        <w:t>DI</w:t>
-      </w:r>
-      <w:r>
-        <w:rPr>
-          <w:rFonts w:ascii="Consolas" w:hAnsi="Consolas"/>
-          <w:b/>
-          <w:color w:val="141414"/>
-          <w:sz w:val="19"/>
-        </w:rPr>
-        <w:t>CES:</w:t>
+        <w:t>DICES:</w:t>
       </w:r>
     </w:p>
     <w:p>
@@ -652,14 +746,14 @@
           <w:color w:val="141414"/>
           <w:sz w:val="22"/>
         </w:rPr>
-        <w:t>Piensa con un modelo de lenguaje grande, que lee ese texto y escribe la re</w:t>
+        <w:t xml:space="preserve">Piensa con un modelo de </w:t>
       </w:r>
       <w:r>
         <w:rPr>
           <w:color w:val="141414"/>
           <w:sz w:val="22"/>
         </w:rPr>
-        <w:t>spuesta.</w:t>
+        <w:t>lenguaje grande, que lee ese texto y escribe la respuesta.</w:t>
       </w:r>
     </w:p>
     <w:p>
@@ -711,14 +805,14 @@
           <w:color w:val="141414"/>
           <w:sz w:val="22"/>
         </w:rPr>
-        <w:t xml:space="preserve">No entrene ningun modelo. El enunciado dice que no </w:t>
+        <w:t>No ent</w:t>
       </w:r>
       <w:r>
         <w:rPr>
           <w:color w:val="141414"/>
           <w:sz w:val="22"/>
         </w:rPr>
-        <w:t>hace falta y no es viable en un curso.</w:t>
+        <w:t>rene ningun modelo. El enunciado dice que no hace falta y no es viable en un curso.</w:t>
       </w:r>
     </w:p>
     <w:p>
@@ -766,7 +860,6 @@
     <w:p>
       <w:pPr>
         <w:keepNext/>
-        <w:spacing w:after="180"/>
       </w:pPr>
       <w:r>
         <w:rPr>
@@ -779,6 +872,30 @@
     </w:p>
     <w:p>
       <w:pPr>
+        <w:keepNext/>
+        <w:spacing w:after="180"/>
+      </w:pPr>
+      <w:r>
+        <w:rPr>
+          <w:rFonts w:ascii="Consolas" w:hAnsi="Consolas"/>
+          <w:b/>
+          <w:color w:val="A8255C"/>
+          <w:sz w:val="20"/>
+        </w:rPr>
+        <w:t xml:space="preserve">ESTO SE </w:t>
+      </w:r>
+      <w:r>
+        <w:rPr>
+          <w:rFonts w:ascii="Consolas" w:hAnsi="Consolas"/>
+          <w:b/>
+          <w:color w:val="A8255C"/>
+          <w:sz w:val="20"/>
+        </w:rPr>
+        <w:t>DICE SIEMPRE  ·  unos cinco minutos</w:t>
+      </w:r>
+    </w:p>
+    <w:p>
+      <w:pPr>
         <w:spacing w:after="140"/>
       </w:pPr>
       <w:r>
@@ -786,14 +903,7 @@
           <w:i/>
           <w:color w:val="4A4A52"/>
         </w:rPr>
-        <w:t xml:space="preserve">Cinco pasos. Cada uno: primero haces, luego </w:t>
-      </w:r>
-      <w:r>
-        <w:rPr>
-          <w:i/>
-          <w:color w:val="4A4A52"/>
-        </w:rPr>
-        <w:t>hablas.</w:t>
+        <w:t>Cinco pasos. Cada uno: primero haces, luego hablas.</w:t>
       </w:r>
     </w:p>
     <w:p>
@@ -871,7 +981,14 @@
           <w:color w:val="141414"/>
           <w:sz w:val="22"/>
         </w:rPr>
-        <w:t>Antes de que el texto entre, un componente llamado tokenizador lo corta en pedazos</w:t>
+        <w:t>Antes de que el texto entre, un componen</w:t>
+      </w:r>
+      <w:r>
+        <w:rPr>
+          <w:color w:val="141414"/>
+          <w:sz w:val="22"/>
+        </w:rPr>
+        <w:t>te llamado tokenizador lo corta en pedazos</w:t>
       </w:r>
     </w:p>
     <w:p>
@@ -897,14 +1014,7 @@
           <w:color w:val="141414"/>
           <w:sz w:val="22"/>
         </w:rPr>
-        <w:t>E</w:t>
-      </w:r>
-      <w:r>
-        <w:rPr>
-          <w:color w:val="141414"/>
-          <w:sz w:val="22"/>
-        </w:rPr>
-        <w:t>l modelo por dentro solo ve esa lista de numeros.</w:t>
+        <w:t>El modelo por dentro solo ve esa lista de numeros.</w:t>
       </w:r>
     </w:p>
     <w:p>
@@ -930,7 +1040,14 @@
           <w:color w:val="141414"/>
           <w:sz w:val="22"/>
         </w:rPr>
-        <w:t>Miren Mini-JARVIS: se parte en cuatro pedazos, porque no existe en el vocabulario del modelo.</w:t>
+        <w:t xml:space="preserve">Miren Mini-JARVIS: se parte en cuatro pedazos, porque no </w:t>
+      </w:r>
+      <w:r>
+        <w:rPr>
+          <w:color w:val="141414"/>
+          <w:sz w:val="22"/>
+        </w:rPr>
+        <w:t>existe en el vocabulario del modelo.</w:t>
       </w:r>
     </w:p>
     <w:p>
@@ -943,14 +1060,7 @@
           <w:color w:val="141414"/>
           <w:sz w:val="22"/>
         </w:rPr>
-        <w:t>Y bateria y portatil se parten en tres cada una, porqu</w:t>
-      </w:r>
-      <w:r>
-        <w:rPr>
-          <w:color w:val="141414"/>
-          <w:sz w:val="22"/>
-        </w:rPr>
-        <w:t>e llevan tilde.</w:t>
+        <w:t>Y bateria y portatil se parten en tres cada una, porque llevan tilde.</w:t>
       </w:r>
     </w:p>
     <w:p>
@@ -978,7 +1088,15 @@
           <w:color w:val="141414"/>
           <w:sz w:val="23"/>
         </w:rPr>
-        <w:t>PASO 2  ·  El mapa de atencion</w:t>
+        <w:t>PASO 2</w:t>
+      </w:r>
+      <w:r>
+        <w:rPr>
+          <w:b/>
+          <w:color w:val="141414"/>
+          <w:sz w:val="23"/>
+        </w:rPr>
+        <w:t xml:space="preserve">  ·  El mapa de atencion</w:t>
       </w:r>
     </w:p>
     <w:p>
@@ -1029,14 +1147,7 @@
           <w:color w:val="141414"/>
           <w:sz w:val="22"/>
         </w:rPr>
-        <w:t xml:space="preserve">Esto es el </w:t>
-      </w:r>
-      <w:r>
-        <w:rPr>
-          <w:color w:val="141414"/>
-          <w:sz w:val="22"/>
-        </w:rPr>
-        <w:t>self-attention, que es el corazon del Transformer.</w:t>
+        <w:t>Esto es el self-attention, que es el corazon del Transformer.</w:t>
       </w:r>
     </w:p>
     <w:p>
@@ -1062,7 +1173,14 @@
           <w:color w:val="141414"/>
           <w:sz w:val="22"/>
         </w:rPr>
-        <w:t>Lo brillante es donde pone su atencion.</w:t>
+        <w:t>Lo brillante es donde pone su at</w:t>
+      </w:r>
+      <w:r>
+        <w:rPr>
+          <w:color w:val="141414"/>
+          <w:sz w:val="22"/>
+        </w:rPr>
+        <w:t>encion.</w:t>
       </w:r>
     </w:p>
     <w:p>
@@ -1075,14 +1193,7 @@
           <w:color w:val="141414"/>
           <w:sz w:val="22"/>
         </w:rPr>
-        <w:t xml:space="preserve">Fijense en que la franja brillante no esta en la diagonal: esta una casilla a la </w:t>
-      </w:r>
-      <w:r>
-        <w:rPr>
-          <w:color w:val="141414"/>
-          <w:sz w:val="22"/>
-        </w:rPr>
-        <w:t>izquierda.</w:t>
+        <w:t>Fijense en que la franja brillante no esta en la diagonal: esta una casilla a la izquierda.</w:t>
       </w:r>
     </w:p>
     <w:p>
@@ -1121,7 +1232,14 @@
           <w:color w:val="141414"/>
           <w:sz w:val="22"/>
         </w:rPr>
-        <w:t>Mi modelo tiene doce capas de doce cabezas: ciento cuarenta y cuatro mapas distintos</w:t>
+        <w:t>Mi modelo tiene doce</w:t>
+      </w:r>
+      <w:r>
+        <w:rPr>
+          <w:color w:val="141414"/>
+          <w:sz w:val="22"/>
+        </w:rPr>
+        <w:t xml:space="preserve"> capas de doce cabezas: ciento cuarenta y cuatro mapas distintos</w:t>
       </w:r>
     </w:p>
     <w:p>
@@ -1134,14 +1252,8 @@
           <w:color w:val="141414"/>
           <w:sz w:val="22"/>
         </w:rPr>
-        <w:t>para esta misma frase, y</w:t>
-      </w:r>
-      <w:r>
-        <w:rPr>
-          <w:color w:val="141414"/>
-          <w:sz w:val="22"/>
-        </w:rPr>
-        <w:t xml:space="preserve"> cada uno aprendio a fijarse en un tipo de relacion diferente.</w:t>
+        <w:lastRenderedPageBreak/>
+        <w:t>para esta misma frase, y cada uno aprendio a fijarse en un tipo de relacion diferente.</w:t>
       </w:r>
     </w:p>
     <w:p>
@@ -1167,8 +1279,14 @@
           <w:color w:val="141414"/>
           <w:sz w:val="22"/>
         </w:rPr>
-        <w:lastRenderedPageBreak/>
-        <w:t>Los tokens [CLS] y [SEP] los anade el modelo: marcan el principio y el final de la frase.</w:t>
+        <w:t>Los tokens [CLS] y [SEP] los anade el modelo: marcan el princip</w:t>
+      </w:r>
+      <w:r>
+        <w:rPr>
+          <w:color w:val="141414"/>
+          <w:sz w:val="22"/>
+        </w:rPr>
+        <w:t>io y el final de la frase.</w:t>
       </w:r>
     </w:p>
     <w:p>
@@ -1182,469 +1300,461 @@
           <w:color w:val="4A4A52"/>
           <w:sz w:val="19"/>
         </w:rPr>
-        <w:t xml:space="preserve">Por que importa: es lo que permite que una palabra signifique </w:t>
-      </w:r>
+        <w:t>Por que importa: es lo que permite que una palabra signifique cosas distintas segun el contexto. Banco de rio no es banco de calle, y lo decide a quien atiende.</w:t>
+      </w:r>
+    </w:p>
+    <w:p>
+      <w:pPr>
+        <w:keepNext/>
+        <w:spacing w:before="220" w:after="80"/>
+      </w:pPr>
+      <w:r>
+        <w:rPr>
+          <w:b/>
+          <w:color w:val="141414"/>
+          <w:sz w:val="23"/>
+        </w:rPr>
+        <w:t>PASO 3  ·  La memoria</w:t>
+      </w:r>
+    </w:p>
+    <w:p>
+      <w:pPr>
+        <w:keepNext/>
+        <w:spacing w:before="100"/>
+        <w:ind w:left="170"/>
+      </w:pPr>
+      <w:r>
+        <w:rPr>
+          <w:b/>
+          <w:color w:val="A8255C"/>
+          <w:sz w:val="20"/>
+        </w:rPr>
+        <w:t xml:space="preserve">HACER:  </w:t>
+      </w:r>
+      <w:r>
+        <w:rPr>
+          <w:color w:val="A8255C"/>
+          <w:sz w:val="20"/>
+        </w:rPr>
+        <w:t>Senala el contador, debajo de los desl</w:t>
+      </w:r>
+      <w:r>
+        <w:rPr>
+          <w:color w:val="A8255C"/>
+          <w:sz w:val="20"/>
+        </w:rPr>
+        <w:t>izadores: «Memoria: X de 10 turnos».</w:t>
+      </w:r>
+    </w:p>
+    <w:p>
+      <w:pPr>
+        <w:keepNext/>
+        <w:spacing w:before="80" w:after="40"/>
+        <w:ind w:left="170"/>
+      </w:pPr>
+      <w:r>
+        <w:rPr>
+          <w:rFonts w:ascii="Consolas" w:hAnsi="Consolas"/>
+          <w:b/>
+          <w:color w:val="141414"/>
+          <w:sz w:val="19"/>
+        </w:rPr>
+        <w:t>DICES:</w:t>
+      </w:r>
+    </w:p>
+    <w:p>
+      <w:pPr>
+        <w:spacing w:after="40"/>
+        <w:ind w:left="425"/>
+      </w:pPr>
+      <w:r>
+        <w:rPr>
+          <w:color w:val="141414"/>
+          <w:sz w:val="22"/>
+        </w:rPr>
+        <w:t>Un modelo no recuerda nada entre una llamada y la siguiente.</w:t>
+      </w:r>
+    </w:p>
+    <w:p>
+      <w:pPr>
+        <w:spacing w:after="40"/>
+        <w:ind w:left="425"/>
+      </w:pPr>
+      <w:r>
+        <w:rPr>
+          <w:color w:val="141414"/>
+          <w:sz w:val="22"/>
+        </w:rPr>
+        <w:t>La ilusion de que sigue el hilo se consigue reenviandole la conversacion entera cada vez.</w:t>
+      </w:r>
+    </w:p>
+    <w:p>
+      <w:pPr>
+        <w:spacing w:after="40"/>
+        <w:ind w:left="425"/>
+      </w:pPr>
+      <w:r>
+        <w:rPr>
+          <w:color w:val="141414"/>
+          <w:sz w:val="22"/>
+        </w:rPr>
+        <w:t>Pero eso no puede crecer para siempre: hay un limite de conte</w:t>
+      </w:r>
+      <w:r>
+        <w:rPr>
+          <w:color w:val="141414"/>
+          <w:sz w:val="22"/>
+        </w:rPr>
+        <w:t>xto y ademas se paga por token.</w:t>
+      </w:r>
+    </w:p>
+    <w:p>
+      <w:pPr>
+        <w:spacing w:after="40"/>
+        <w:ind w:left="425"/>
+      </w:pPr>
+      <w:r>
+        <w:rPr>
+          <w:color w:val="141414"/>
+          <w:sz w:val="22"/>
+        </w:rPr>
+        <w:t>Mi sistema guarda los ultimos diez turnos y descarta el mas antiguo, nunca el mas nuevo,</w:t>
+      </w:r>
+    </w:p>
+    <w:p>
+      <w:pPr>
+        <w:spacing w:after="40"/>
+        <w:ind w:left="425"/>
+      </w:pPr>
+      <w:r>
+        <w:rPr>
+          <w:color w:val="141414"/>
+          <w:sz w:val="22"/>
+        </w:rPr>
+        <w:t>porque lo que se acaba de decir es lo mas relevante.</w:t>
+      </w:r>
+    </w:p>
+    <w:p>
+      <w:pPr>
+        <w:spacing w:after="40"/>
+        <w:ind w:left="425"/>
+      </w:pPr>
+      <w:r>
+        <w:rPr>
+          <w:color w:val="141414"/>
+          <w:sz w:val="22"/>
+        </w:rPr>
+        <w:t>Aqui se ve el contador. Corte por turnos y no por tokens a proposito:</w:t>
+      </w:r>
+    </w:p>
+    <w:p>
+      <w:pPr>
+        <w:spacing w:after="40"/>
+        <w:ind w:left="425"/>
+      </w:pPr>
+      <w:r>
+        <w:rPr>
+          <w:color w:val="141414"/>
+          <w:sz w:val="22"/>
+        </w:rPr>
+        <w:t xml:space="preserve">por </w:t>
+      </w:r>
+      <w:r>
+        <w:rPr>
+          <w:color w:val="141414"/>
+          <w:sz w:val="22"/>
+        </w:rPr>
+        <w:t>turnos es predecible y se puede ensenar en pantalla.</w:t>
+      </w:r>
+    </w:p>
+    <w:p>
+      <w:pPr>
+        <w:keepNext/>
+        <w:spacing w:before="220" w:after="80"/>
+      </w:pPr>
+      <w:r>
+        <w:rPr>
+          <w:b/>
+          <w:color w:val="141414"/>
+          <w:sz w:val="23"/>
+        </w:rPr>
+        <w:t>PASO 4  ·  El system prompt</w:t>
+      </w:r>
+    </w:p>
+    <w:p>
+      <w:pPr>
+        <w:keepNext/>
+        <w:spacing w:before="100"/>
+        <w:ind w:left="170"/>
+      </w:pPr>
+      <w:r>
+        <w:rPr>
+          <w:b/>
+          <w:color w:val="A8255C"/>
+          <w:sz w:val="20"/>
+        </w:rPr>
+        <w:t xml:space="preserve">HACER:  </w:t>
+      </w:r>
+      <w:r>
+        <w:rPr>
+          <w:color w:val="A8255C"/>
+          <w:sz w:val="20"/>
+        </w:rPr>
+        <w:t>Boton «system prompt».</w:t>
+      </w:r>
+    </w:p>
+    <w:p>
+      <w:pPr>
+        <w:keepNext/>
+        <w:spacing w:before="80" w:after="40"/>
+        <w:ind w:left="170"/>
+      </w:pPr>
+      <w:r>
+        <w:rPr>
+          <w:rFonts w:ascii="Consolas" w:hAnsi="Consolas"/>
+          <w:b/>
+          <w:color w:val="141414"/>
+          <w:sz w:val="19"/>
+        </w:rPr>
+        <w:t>DICES:</w:t>
+      </w:r>
+    </w:p>
+    <w:p>
+      <w:pPr>
+        <w:spacing w:after="40"/>
+        <w:ind w:left="425"/>
+      </w:pPr>
+      <w:r>
+        <w:rPr>
+          <w:color w:val="141414"/>
+          <w:sz w:val="22"/>
+        </w:rPr>
+        <w:t>Esto es lo que recibe el modelo antes de cada frase mia,</w:t>
+      </w:r>
+    </w:p>
+    <w:p>
+      <w:pPr>
+        <w:spacing w:after="40"/>
+        <w:ind w:left="425"/>
+      </w:pPr>
+      <w:r>
+        <w:rPr>
+          <w:color w:val="141414"/>
+          <w:sz w:val="22"/>
+        </w:rPr>
+        <w:t>y es lo unico que define quien es Elena.</w:t>
+      </w:r>
+    </w:p>
+    <w:p>
+      <w:pPr>
+        <w:spacing w:after="40"/>
+        <w:ind w:left="425"/>
+      </w:pPr>
+      <w:r>
+        <w:rPr>
+          <w:color w:val="141414"/>
+          <w:sz w:val="22"/>
+        </w:rPr>
+        <w:t xml:space="preserve">Le dice como se llama, que </w:t>
+      </w:r>
+      <w:r>
+        <w:rPr>
+          <w:color w:val="141414"/>
+          <w:sz w:val="22"/>
+        </w:rPr>
+        <w:t>responde a su nombre,</w:t>
+      </w:r>
+    </w:p>
+    <w:p>
+      <w:pPr>
+        <w:spacing w:after="40"/>
+        <w:ind w:left="425"/>
+      </w:pPr>
+      <w:r>
+        <w:rPr>
+          <w:color w:val="141414"/>
+          <w:sz w:val="22"/>
+        </w:rPr>
+        <w:t>que es una inteligencia artificial y que puede equivocarse,</w:t>
+      </w:r>
+    </w:p>
+    <w:p>
+      <w:pPr>
+        <w:spacing w:after="40"/>
+        <w:ind w:left="425"/>
+      </w:pPr>
+      <w:r>
+        <w:rPr>
+          <w:color w:val="141414"/>
+          <w:sz w:val="22"/>
+        </w:rPr>
+        <w:t>y que escriba en frases cortas sin listas ni simbolos,</w:t>
+      </w:r>
+    </w:p>
+    <w:p>
+      <w:pPr>
+        <w:spacing w:after="40"/>
+        <w:ind w:left="425"/>
+      </w:pPr>
+      <w:r>
+        <w:rPr>
+          <w:color w:val="141414"/>
+          <w:sz w:val="22"/>
+        </w:rPr>
+        <w:t>porque sus respuestas se leen en voz alta y una vineta no se pronuncia.</w:t>
+      </w:r>
+    </w:p>
+    <w:p>
+      <w:pPr>
+        <w:keepNext/>
+        <w:spacing w:before="220" w:after="80"/>
+      </w:pPr>
+      <w:r>
+        <w:rPr>
+          <w:b/>
+          <w:color w:val="141414"/>
+          <w:sz w:val="23"/>
+        </w:rPr>
+        <w:t>PASO 5  ·  La temperatura</w:t>
+      </w:r>
+    </w:p>
+    <w:p>
+      <w:pPr>
+        <w:keepNext/>
+        <w:spacing w:before="100"/>
+        <w:ind w:left="170"/>
+      </w:pPr>
+      <w:r>
+        <w:rPr>
+          <w:b/>
+          <w:color w:val="A8255C"/>
+          <w:sz w:val="20"/>
+        </w:rPr>
+        <w:t xml:space="preserve">HACER:  </w:t>
+      </w:r>
+      <w:r>
+        <w:rPr>
+          <w:color w:val="A8255C"/>
+          <w:sz w:val="20"/>
+        </w:rPr>
+        <w:t>Baja la tempe</w:t>
+      </w:r>
+      <w:r>
+        <w:rPr>
+          <w:color w:val="A8255C"/>
+          <w:sz w:val="20"/>
+        </w:rPr>
+        <w:t>ratura casi a cero, pregunta algo. Subela al maximo, pregunta lo mismo.</w:t>
+      </w:r>
+    </w:p>
+    <w:p>
+      <w:pPr>
+        <w:keepNext/>
+        <w:spacing w:before="80" w:after="40"/>
+        <w:ind w:left="170"/>
+      </w:pPr>
+      <w:r>
+        <w:rPr>
+          <w:rFonts w:ascii="Consolas" w:hAnsi="Consolas"/>
+          <w:b/>
+          <w:color w:val="141414"/>
+          <w:sz w:val="19"/>
+        </w:rPr>
+        <w:t>DICES:</w:t>
+      </w:r>
+    </w:p>
+    <w:p>
+      <w:pPr>
+        <w:spacing w:after="40"/>
+        <w:ind w:left="425"/>
+      </w:pPr>
+      <w:r>
+        <w:rPr>
+          <w:color w:val="141414"/>
+          <w:sz w:val="22"/>
+        </w:rPr>
+        <w:t>La temperatura es cuanto riesgo corre el modelo al elegir cada palabra siguiente.</w:t>
+      </w:r>
+    </w:p>
+    <w:p>
+      <w:pPr>
+        <w:spacing w:after="40"/>
+        <w:ind w:left="425"/>
+      </w:pPr>
+      <w:r>
+        <w:rPr>
+          <w:color w:val="141414"/>
+          <w:sz w:val="22"/>
+        </w:rPr>
+        <w:t>Cerca de cero elige siempre la mas probable: suena predecible, casi de manual.</w:t>
+      </w:r>
+    </w:p>
+    <w:p>
+      <w:pPr>
+        <w:spacing w:after="40"/>
+        <w:ind w:left="425"/>
+      </w:pPr>
+      <w:r>
+        <w:rPr>
+          <w:color w:val="141414"/>
+          <w:sz w:val="22"/>
+        </w:rPr>
+        <w:t>Alta, se permite</w:t>
+      </w:r>
+      <w:r>
+        <w:rPr>
+          <w:color w:val="141414"/>
+          <w:sz w:val="22"/>
+        </w:rPr>
+        <w:t xml:space="preserve"> opciones raras: es mas creativo y tambien mas propenso a equivocarse.</w:t>
+      </w:r>
+    </w:p>
+    <w:p>
+      <w:pPr>
+        <w:spacing w:after="40"/>
+        <w:ind w:left="425"/>
+      </w:pPr>
+      <w:r>
+        <w:rPr>
+          <w:color w:val="141414"/>
+          <w:sz w:val="22"/>
+        </w:rPr>
+        <w:t>El top_p va por otro camino: en vez de cambiar el riesgo de todas las opciones,</w:t>
+      </w:r>
+    </w:p>
+    <w:p>
+      <w:pPr>
+        <w:spacing w:after="40"/>
+        <w:ind w:left="425"/>
+      </w:pPr>
+      <w:r>
+        <w:rPr>
+          <w:color w:val="141414"/>
+          <w:sz w:val="22"/>
+        </w:rPr>
+        <w:t>se queda solo con las mas probables hasta acumular ese porcentaje.</w:t>
+      </w:r>
+    </w:p>
+    <w:p>
+      <w:pPr>
+        <w:spacing w:before="60" w:after="100"/>
+        <w:ind w:left="425"/>
+      </w:pPr>
       <w:r>
         <w:rPr>
           <w:i/>
           <w:color w:val="4A4A52"/>
           <w:sz w:val="19"/>
         </w:rPr>
-        <w:t>cosas distintas segun el contexto. Banco de rio no es banco de calle, y lo decide a quien atiende.</w:t>
-      </w:r>
-    </w:p>
-    <w:p>
-      <w:pPr>
-        <w:keepNext/>
-        <w:spacing w:before="220" w:after="80"/>
-      </w:pPr>
-      <w:r>
-        <w:rPr>
-          <w:b/>
-          <w:color w:val="141414"/>
-          <w:sz w:val="23"/>
-        </w:rPr>
-        <w:t>PASO 3  ·  La memoria</w:t>
-      </w:r>
-    </w:p>
-    <w:p>
-      <w:pPr>
-        <w:keepNext/>
-        <w:spacing w:before="100"/>
-        <w:ind w:left="170"/>
-      </w:pPr>
-      <w:r>
-        <w:rPr>
-          <w:b/>
-          <w:color w:val="A8255C"/>
-          <w:sz w:val="20"/>
-        </w:rPr>
-        <w:t xml:space="preserve">HACER:  </w:t>
-      </w:r>
-      <w:r>
-        <w:rPr>
-          <w:color w:val="A8255C"/>
-          <w:sz w:val="20"/>
-        </w:rPr>
-        <w:t>Senala el contador, debajo de los deslizadores: «Memoria: X de 10 turnos».</w:t>
-      </w:r>
-    </w:p>
-    <w:p>
-      <w:pPr>
-        <w:keepNext/>
-        <w:spacing w:before="80" w:after="40"/>
-        <w:ind w:left="170"/>
-      </w:pPr>
-      <w:r>
-        <w:rPr>
-          <w:rFonts w:ascii="Consolas" w:hAnsi="Consolas"/>
-          <w:b/>
-          <w:color w:val="141414"/>
-          <w:sz w:val="19"/>
-        </w:rPr>
-        <w:t>DICES:</w:t>
-      </w:r>
-    </w:p>
-    <w:p>
-      <w:pPr>
-        <w:spacing w:after="40"/>
-        <w:ind w:left="425"/>
-      </w:pPr>
-      <w:r>
-        <w:rPr>
-          <w:color w:val="141414"/>
-          <w:sz w:val="22"/>
-        </w:rPr>
-        <w:t xml:space="preserve">Un modelo no recuerda nada entre una llamada </w:t>
-      </w:r>
-      <w:r>
-        <w:rPr>
-          <w:color w:val="141414"/>
-          <w:sz w:val="22"/>
-        </w:rPr>
-        <w:t>y la siguiente.</w:t>
-      </w:r>
-    </w:p>
-    <w:p>
-      <w:pPr>
-        <w:spacing w:after="40"/>
-        <w:ind w:left="425"/>
-      </w:pPr>
-      <w:r>
-        <w:rPr>
-          <w:color w:val="141414"/>
-          <w:sz w:val="22"/>
-        </w:rPr>
-        <w:t>La ilusion de que sigue el hilo se consigue reenviandole la conversacion entera cada vez.</w:t>
-      </w:r>
-    </w:p>
-    <w:p>
-      <w:pPr>
-        <w:spacing w:after="40"/>
-        <w:ind w:left="425"/>
-      </w:pPr>
-      <w:r>
-        <w:rPr>
-          <w:color w:val="141414"/>
-          <w:sz w:val="22"/>
-        </w:rPr>
-        <w:t>Pero eso no puede crecer para siempre: hay un limite de contexto y ademas se paga por token.</w:t>
-      </w:r>
-    </w:p>
-    <w:p>
-      <w:pPr>
-        <w:spacing w:after="40"/>
-        <w:ind w:left="425"/>
-      </w:pPr>
-      <w:r>
-        <w:rPr>
-          <w:color w:val="141414"/>
-          <w:sz w:val="22"/>
-        </w:rPr>
-        <w:t>Mi sistema guarda los ultimos diez turnos y descarta el m</w:t>
-      </w:r>
-      <w:r>
-        <w:rPr>
-          <w:color w:val="141414"/>
-          <w:sz w:val="22"/>
-        </w:rPr>
-        <w:t>as antiguo, nunca el mas nuevo,</w:t>
-      </w:r>
-    </w:p>
-    <w:p>
-      <w:pPr>
-        <w:spacing w:after="40"/>
-        <w:ind w:left="425"/>
-      </w:pPr>
-      <w:r>
-        <w:rPr>
-          <w:color w:val="141414"/>
-          <w:sz w:val="22"/>
-        </w:rPr>
-        <w:t>porque lo que se acaba de decir es lo mas relevante.</w:t>
-      </w:r>
-    </w:p>
-    <w:p>
-      <w:pPr>
-        <w:spacing w:after="40"/>
-        <w:ind w:left="425"/>
-      </w:pPr>
-      <w:r>
-        <w:rPr>
-          <w:color w:val="141414"/>
-          <w:sz w:val="22"/>
-        </w:rPr>
-        <w:t>Aqui se ve el contador. Corte por turnos y no por tokens a proposito:</w:t>
-      </w:r>
-    </w:p>
-    <w:p>
-      <w:pPr>
-        <w:spacing w:after="40"/>
-        <w:ind w:left="425"/>
-      </w:pPr>
-      <w:r>
-        <w:rPr>
-          <w:color w:val="141414"/>
-          <w:sz w:val="22"/>
-        </w:rPr>
-        <w:t>por turnos es predecible y se puede ensenar en pantalla.</w:t>
-      </w:r>
-    </w:p>
-    <w:p>
-      <w:pPr>
-        <w:keepNext/>
-        <w:spacing w:before="220" w:after="80"/>
-      </w:pPr>
-      <w:r>
-        <w:rPr>
-          <w:b/>
-          <w:color w:val="141414"/>
-          <w:sz w:val="23"/>
-        </w:rPr>
-        <w:t>PASO 4  ·  El system prompt</w:t>
-      </w:r>
-    </w:p>
-    <w:p>
-      <w:pPr>
-        <w:keepNext/>
-        <w:spacing w:before="100"/>
-        <w:ind w:left="170"/>
-      </w:pPr>
-      <w:r>
-        <w:rPr>
-          <w:b/>
-          <w:color w:val="A8255C"/>
-          <w:sz w:val="20"/>
-        </w:rPr>
-        <w:t xml:space="preserve">HACER:  </w:t>
-      </w:r>
-      <w:r>
-        <w:rPr>
-          <w:color w:val="A8255C"/>
-          <w:sz w:val="20"/>
-        </w:rPr>
-        <w:t>Boton «s</w:t>
-      </w:r>
-      <w:r>
-        <w:rPr>
-          <w:color w:val="A8255C"/>
-          <w:sz w:val="20"/>
-        </w:rPr>
-        <w:t>ystem prompt».</w:t>
-      </w:r>
-    </w:p>
-    <w:p>
-      <w:pPr>
-        <w:keepNext/>
-        <w:spacing w:before="80" w:after="40"/>
-        <w:ind w:left="170"/>
-      </w:pPr>
-      <w:r>
-        <w:rPr>
-          <w:rFonts w:ascii="Consolas" w:hAnsi="Consolas"/>
-          <w:b/>
-          <w:color w:val="141414"/>
-          <w:sz w:val="19"/>
-        </w:rPr>
-        <w:t>DICES:</w:t>
-      </w:r>
-    </w:p>
-    <w:p>
-      <w:pPr>
-        <w:spacing w:after="40"/>
-        <w:ind w:left="425"/>
-      </w:pPr>
-      <w:r>
-        <w:rPr>
-          <w:color w:val="141414"/>
-          <w:sz w:val="22"/>
-        </w:rPr>
-        <w:t>Esto es lo que recibe el modelo antes de cada frase mia,</w:t>
-      </w:r>
-    </w:p>
-    <w:p>
-      <w:pPr>
-        <w:spacing w:after="40"/>
-        <w:ind w:left="425"/>
-      </w:pPr>
-      <w:r>
-        <w:rPr>
-          <w:color w:val="141414"/>
-          <w:sz w:val="22"/>
-        </w:rPr>
-        <w:t>y es lo unico que define quien es Elena.</w:t>
-      </w:r>
-    </w:p>
-    <w:p>
-      <w:pPr>
-        <w:spacing w:after="40"/>
-        <w:ind w:left="425"/>
-      </w:pPr>
-      <w:r>
-        <w:rPr>
-          <w:color w:val="141414"/>
-          <w:sz w:val="22"/>
-        </w:rPr>
-        <w:t>Le dice como se llama, que responde a su nombre,</w:t>
-      </w:r>
-    </w:p>
-    <w:p>
-      <w:pPr>
-        <w:spacing w:after="40"/>
-        <w:ind w:left="425"/>
-      </w:pPr>
-      <w:r>
-        <w:rPr>
-          <w:color w:val="141414"/>
-          <w:sz w:val="22"/>
-        </w:rPr>
-        <w:t>que es una inteligencia artificial y que puede equivocarse,</w:t>
-      </w:r>
-    </w:p>
-    <w:p>
-      <w:pPr>
-        <w:spacing w:after="40"/>
-        <w:ind w:left="425"/>
-      </w:pPr>
-      <w:r>
-        <w:rPr>
-          <w:color w:val="141414"/>
-          <w:sz w:val="22"/>
-        </w:rPr>
-        <w:t xml:space="preserve">y que escriba en </w:t>
-      </w:r>
-      <w:r>
-        <w:rPr>
-          <w:color w:val="141414"/>
-          <w:sz w:val="22"/>
-        </w:rPr>
-        <w:t>frases cortas sin listas ni simbolos,</w:t>
-      </w:r>
-    </w:p>
-    <w:p>
-      <w:pPr>
-        <w:spacing w:after="40"/>
-        <w:ind w:left="425"/>
-      </w:pPr>
-      <w:r>
-        <w:rPr>
-          <w:color w:val="141414"/>
-          <w:sz w:val="22"/>
-        </w:rPr>
-        <w:t>porque sus respuestas se leen en voz alta y una vineta no se pronuncia.</w:t>
-      </w:r>
-    </w:p>
-    <w:p>
-      <w:pPr>
-        <w:keepNext/>
-        <w:spacing w:before="220" w:after="80"/>
-      </w:pPr>
-      <w:r>
-        <w:rPr>
-          <w:b/>
-          <w:color w:val="141414"/>
-          <w:sz w:val="23"/>
-        </w:rPr>
-        <w:t>PASO 5  ·  La temperatura</w:t>
-      </w:r>
-    </w:p>
-    <w:p>
-      <w:pPr>
-        <w:keepNext/>
-        <w:spacing w:before="100"/>
-        <w:ind w:left="170"/>
-      </w:pPr>
-      <w:r>
-        <w:rPr>
-          <w:b/>
-          <w:color w:val="A8255C"/>
-          <w:sz w:val="20"/>
-        </w:rPr>
-        <w:t xml:space="preserve">HACER:  </w:t>
-      </w:r>
-      <w:r>
-        <w:rPr>
-          <w:color w:val="A8255C"/>
-          <w:sz w:val="20"/>
-        </w:rPr>
-        <w:t>Baja la temperatura casi a cero, pregunta algo. Subela al maximo, pregunta lo mismo.</w:t>
-      </w:r>
-    </w:p>
-    <w:p>
-      <w:pPr>
-        <w:keepNext/>
-        <w:spacing w:before="80" w:after="40"/>
-        <w:ind w:left="170"/>
-      </w:pPr>
-      <w:r>
-        <w:rPr>
-          <w:rFonts w:ascii="Consolas" w:hAnsi="Consolas"/>
-          <w:b/>
-          <w:color w:val="141414"/>
-          <w:sz w:val="19"/>
-        </w:rPr>
-        <w:t>DICES:</w:t>
-      </w:r>
-    </w:p>
-    <w:p>
-      <w:pPr>
-        <w:spacing w:after="40"/>
-        <w:ind w:left="425"/>
-      </w:pPr>
-      <w:r>
-        <w:rPr>
-          <w:color w:val="141414"/>
-          <w:sz w:val="22"/>
-        </w:rPr>
-        <w:t>La temperatura es cu</w:t>
-      </w:r>
-      <w:r>
-        <w:rPr>
-          <w:color w:val="141414"/>
-          <w:sz w:val="22"/>
-        </w:rPr>
-        <w:t>anto riesgo corre el modelo al elegir cada palabra siguiente.</w:t>
-      </w:r>
-    </w:p>
-    <w:p>
-      <w:pPr>
-        <w:spacing w:after="40"/>
-        <w:ind w:left="425"/>
-      </w:pPr>
-      <w:r>
-        <w:rPr>
-          <w:color w:val="141414"/>
-          <w:sz w:val="22"/>
-        </w:rPr>
-        <w:t>Cerca de cero elige siempre la mas probable: suena predecible, casi de manual.</w:t>
-      </w:r>
-    </w:p>
-    <w:p>
-      <w:pPr>
-        <w:spacing w:after="40"/>
-        <w:ind w:left="425"/>
-      </w:pPr>
-      <w:r>
-        <w:rPr>
-          <w:color w:val="141414"/>
-          <w:sz w:val="22"/>
-        </w:rPr>
-        <w:t>Alta, se permite opciones raras: es mas creativo y tambien mas propenso a equivocarse.</w:t>
-      </w:r>
-    </w:p>
-    <w:p>
-      <w:pPr>
-        <w:spacing w:after="40"/>
-        <w:ind w:left="425"/>
-      </w:pPr>
-      <w:r>
-        <w:rPr>
-          <w:color w:val="141414"/>
-          <w:sz w:val="22"/>
-        </w:rPr>
-        <w:t xml:space="preserve">El top_p va por otro </w:t>
-      </w:r>
-      <w:r>
-        <w:rPr>
-          <w:color w:val="141414"/>
-          <w:sz w:val="22"/>
-        </w:rPr>
-        <w:t>camino: en vez de cambiar el riesgo de todas las opciones,</w:t>
-      </w:r>
-    </w:p>
-    <w:p>
-      <w:pPr>
-        <w:spacing w:after="40"/>
-        <w:ind w:left="425"/>
-      </w:pPr>
-      <w:r>
-        <w:rPr>
-          <w:color w:val="141414"/>
-          <w:sz w:val="22"/>
-        </w:rPr>
-        <w:t>se queda solo con las mas probables hasta acumular ese porcentaje.</w:t>
-      </w:r>
-    </w:p>
-    <w:p>
-      <w:pPr>
-        <w:spacing w:before="60" w:after="100"/>
-        <w:ind w:left="425"/>
-      </w:pPr>
+        <w:t>Si preguntan por que el deslizador lle</w:t>
+      </w:r>
       <w:r>
         <w:rPr>
           <w:i/>
           <w:color w:val="4A4A52"/>
           <w:sz w:val="19"/>
         </w:rPr>
-        <w:t>Si preguntan por que el deslizador llega a 1.4 y no a 2: lo medi contra la API. A partir de 1.5 el modelo se atascaba unos cien se</w:t>
-      </w:r>
-      <w:r>
-        <w:rPr>
-          <w:i/>
-          <w:color w:val="4A4A52"/>
-          <w:sz w:val="19"/>
-        </w:rPr>
-        <w:t>gundos en dos de cada tres intentos.</w:t>
+        <w:t>ga a 1.4 y no a 2: lo medi contra la API. A partir de 1.5 el modelo se atascaba unos cien segundos en dos de cada tres intentos.</w:t>
       </w:r>
     </w:p>
     <w:p>
@@ -1665,7 +1775,6 @@
     <w:p>
       <w:pPr>
         <w:keepNext/>
-        <w:spacing w:after="180"/>
       </w:pPr>
       <w:r>
         <w:rPr>
@@ -1678,14 +1787,36 @@
     </w:p>
     <w:p>
       <w:pPr>
-        <w:spacing w:after="140"/>
-      </w:pPr>
-      <w:r>
-        <w:rPr>
+        <w:keepNext/>
+        <w:spacing w:after="180"/>
+      </w:pPr>
+      <w:r>
+        <w:rPr>
+          <w:rFonts w:ascii="Consolas" w:hAnsi="Consolas"/>
           <w:i/>
           <w:color w:val="4A4A52"/>
-        </w:rPr>
-        <w:t>Cuatro ya las respondiste en la demostracion. Estas son las dos que faltan, mas el resumen de todas.</w:t>
+          <w:sz w:val="20"/>
+        </w:rPr>
+        <w:t>Solo si preguntan. No lo digas de corrido.</w:t>
+      </w:r>
+    </w:p>
+    <w:p>
+      <w:pPr>
+        <w:spacing w:after="140"/>
+      </w:pPr>
+      <w:r>
+        <w:rPr>
+          <w:i/>
+          <w:color w:val="4A4A52"/>
+        </w:rPr>
+        <w:t xml:space="preserve">Cuatro ya las respondiste en la </w:t>
+      </w:r>
+      <w:r>
+        <w:rPr>
+          <w:i/>
+          <w:color w:val="4A4A52"/>
+        </w:rPr>
+        <w:t>demostracion. Estas son las dos que faltan, mas el resumen de todas.</w:t>
       </w:r>
     </w:p>
     <w:p>
@@ -1699,6 +1830,7 @@
           <w:color w:val="141414"/>
           <w:sz w:val="23"/>
         </w:rPr>
+        <w:lastRenderedPageBreak/>
         <w:t>¿Que diferencia hay entre tu modelo y un modelo base sin fine-tuning?</w:t>
       </w:r>
     </w:p>
@@ -1741,7 +1873,14 @@
           <w:color w:val="141414"/>
           <w:sz w:val="22"/>
         </w:rPr>
-        <w:t>Si le escribes «hola, quien eres», te continua una conversacion inventada</w:t>
+        <w:t>Si le escribes «hola, quien eres», te continua una conversacion inve</w:t>
+      </w:r>
+      <w:r>
+        <w:rPr>
+          <w:color w:val="141414"/>
+          <w:sz w:val="22"/>
+        </w:rPr>
+        <w:t>ntada</w:t>
       </w:r>
     </w:p>
     <w:p>
@@ -1767,15 +1906,7 @@
           <w:color w:val="141414"/>
           <w:sz w:val="22"/>
         </w:rPr>
-        <w:lastRenderedPageBreak/>
-        <w:t>El mio paso ademas por instruction-tuning, que le ensena que una</w:t>
-      </w:r>
-      <w:r>
-        <w:rPr>
-          <w:color w:val="141414"/>
-          <w:sz w:val="22"/>
-        </w:rPr>
-        <w:t xml:space="preserve"> pregunta se responde.</w:t>
+        <w:t>El mio paso ademas por instruction-tuning, que le ensena que una pregunta se responde.</w:t>
       </w:r>
     </w:p>
     <w:p>
@@ -1801,7 +1932,14 @@
           <w:color w:val="141414"/>
           <w:sz w:val="22"/>
         </w:rPr>
-        <w:t>Sin esa etapa el system prompt no serviria de nada:</w:t>
+        <w:t xml:space="preserve">Sin esa etapa el system </w:t>
+      </w:r>
+      <w:r>
+        <w:rPr>
+          <w:color w:val="141414"/>
+          <w:sz w:val="22"/>
+        </w:rPr>
+        <w:t>prompt no serviria de nada:</w:t>
       </w:r>
     </w:p>
     <w:p>
@@ -1828,15 +1966,7 @@
           <w:color w:val="4A4A52"/>
           <w:sz w:val="19"/>
         </w:rPr>
-        <w:t xml:space="preserve">Las tres etapas en orden: preentrenamiento (aprende a continuar </w:t>
-      </w:r>
-      <w:r>
-        <w:rPr>
-          <w:i/>
-          <w:color w:val="4A4A52"/>
-          <w:sz w:val="19"/>
-        </w:rPr>
-        <w:t>texto), fine-tuning (se especializa en un dominio), instruction-tuning (aprende a obedecer).</w:t>
+        <w:t>Las tres etapas en orden: preentrenamiento (aprende a continuar texto), fine-tuning (se especializa en un dominio), instruction-tuning (aprende a obedecer).</w:t>
       </w:r>
     </w:p>
     <w:p>
@@ -1850,7 +1980,15 @@
           <w:color w:val="141414"/>
           <w:sz w:val="23"/>
         </w:rPr>
-        <w:t>¿Que pasa si la conversacion excede la ventana de contexto?</w:t>
+        <w:t xml:space="preserve">¿Que pasa si la </w:t>
+      </w:r>
+      <w:r>
+        <w:rPr>
+          <w:b/>
+          <w:color w:val="141414"/>
+          <w:sz w:val="23"/>
+        </w:rPr>
+        <w:t>conversacion excede la ventana de contexto?</w:t>
       </w:r>
     </w:p>
     <w:p>
@@ -1891,14 +2029,7 @@
           <w:color w:val="141414"/>
           <w:sz w:val="22"/>
         </w:rPr>
-        <w:t>Elena no se rompe: simplemente deja de acordars</w:t>
-      </w:r>
-      <w:r>
-        <w:rPr>
-          <w:color w:val="141414"/>
-          <w:sz w:val="22"/>
-        </w:rPr>
-        <w:t>e del principio de la conversacion.</w:t>
+        <w:t>Elena no se rompe: simplemente deja de acordarse del principio de la conversacion.</w:t>
       </w:r>
     </w:p>
     <w:p>
@@ -1937,7 +2068,13 @@
         <w:rPr>
           <w:color w:val="141414"/>
         </w:rPr>
-        <w:t>•  Token → el pedazo mas chico que el modelo entiende. Ve numeros, no letras.</w:t>
+        <w:t xml:space="preserve">• </w:t>
+      </w:r>
+      <w:r>
+        <w:rPr>
+          <w:color w:val="141414"/>
+        </w:rPr>
+        <w:t xml:space="preserve"> Token → el pedazo mas chico que el modelo entiende. Ve numeros, no letras.</w:t>
       </w:r>
     </w:p>
     <w:p>
@@ -1949,13 +2086,7 @@
         <w:rPr>
           <w:color w:val="141414"/>
         </w:rPr>
-        <w:t xml:space="preserve">•  Self-attention → cada palabra decide a quien mirar. Da el </w:t>
-      </w:r>
-      <w:r>
-        <w:rPr>
-          <w:color w:val="141414"/>
-        </w:rPr>
-        <w:t>significado en contexto.</w:t>
+        <w:t>•  Self-attention → cada palabra decide a quien mirar. Da el significado en contexto.</w:t>
       </w:r>
     </w:p>
     <w:p>
@@ -1979,7 +2110,13 @@
         <w:rPr>
           <w:color w:val="141414"/>
         </w:rPr>
-        <w:t>•  Personalidad → la define el system prompt, y nada mas.</w:t>
+        <w:t xml:space="preserve">•  Personalidad </w:t>
+      </w:r>
+      <w:r>
+        <w:rPr>
+          <w:color w:val="141414"/>
+        </w:rPr>
+        <w:t>→ la define el system prompt, y nada mas.</w:t>
       </w:r>
     </w:p>
     <w:p>
@@ -2003,13 +2140,7 @@
         <w:rPr>
           <w:color w:val="141414"/>
         </w:rPr>
-        <w:t>•  Temperatura → cuanto riesgo co</w:t>
-      </w:r>
-      <w:r>
-        <w:rPr>
-          <w:color w:val="141414"/>
-        </w:rPr>
-        <w:t>rre al elegir la palabra siguiente.</w:t>
+        <w:t>•  Temperatura → cuanto riesgo corre al elegir la palabra siguiente.</w:t>
       </w:r>
     </w:p>
     <w:p>
@@ -2030,7 +2161,6 @@
     <w:p>
       <w:pPr>
         <w:keepNext/>
-        <w:spacing w:after="180"/>
       </w:pPr>
       <w:r>
         <w:rPr>
@@ -2044,6 +2174,30 @@
     <w:p>
       <w:pPr>
         <w:keepNext/>
+        <w:spacing w:after="180"/>
+      </w:pPr>
+      <w:r>
+        <w:rPr>
+          <w:rFonts w:ascii="Consolas" w:hAnsi="Consolas"/>
+          <w:i/>
+          <w:color w:val="4A4A52"/>
+          <w:sz w:val="20"/>
+        </w:rPr>
+        <w:t xml:space="preserve">Solo si preguntan. Es tu red de </w:t>
+      </w:r>
+      <w:r>
+        <w:rPr>
+          <w:rFonts w:ascii="Consolas" w:hAnsi="Consolas"/>
+          <w:i/>
+          <w:color w:val="4A4A52"/>
+          <w:sz w:val="20"/>
+        </w:rPr>
+        <w:t>seguridad.</w:t>
+      </w:r>
+    </w:p>
+    <w:p>
+      <w:pPr>
+        <w:keepNext/>
         <w:spacing w:before="220" w:after="80"/>
       </w:pPr>
       <w:r>
@@ -2107,7 +2261,14 @@
           <w:color w:val="141414"/>
           <w:sz w:val="22"/>
         </w:rPr>
-        <w:t>Lo que si hago es comprobarlo. Cojo una fila real de la matriz de atencion,</w:t>
+        <w:t xml:space="preserve">Lo que si hago es comprobarlo. Cojo una fila real de la </w:t>
+      </w:r>
+      <w:r>
+        <w:rPr>
+          <w:color w:val="141414"/>
+          <w:sz w:val="22"/>
+        </w:rPr>
+        <w:t>matriz de atencion,</w:t>
       </w:r>
     </w:p>
     <w:p>
@@ -2146,14 +2307,14 @@
           <w:color w:val="141414"/>
           <w:sz w:val="22"/>
         </w:rPr>
-        <w:t xml:space="preserve">Y ademas </w:t>
+        <w:t>Y ademas anadi una demostracion: aplico un softmax sobre tres pun</w:t>
       </w:r>
       <w:r>
         <w:rPr>
           <w:color w:val="141414"/>
           <w:sz w:val="22"/>
         </w:rPr>
-        <w:t>anadi una demostracion: aplico un softmax sobre tres puntajes cualesquiera</w:t>
+        <w:t>tajes cualesquiera</w:t>
       </w:r>
     </w:p>
     <w:p>
@@ -2180,15 +2341,501 @@
           <w:color w:val="4A4A52"/>
           <w:sz w:val="19"/>
         </w:rPr>
-        <w:t>Linea 424. Ahi mismo esta la tabla que demuestra que la temperatura es ese mismo calculo di</w:t>
-      </w:r>
+        <w:t>Linea 424. Ahi mismo esta la tabla que demuestra que la temperatura es ese mismo calculo dividiendo los puntajes antes.</w:t>
+      </w:r>
+    </w:p>
+    <w:p>
+      <w:pPr>
+        <w:keepNext/>
+        <w:spacing w:before="220" w:after="80"/>
+      </w:pPr>
+      <w:r>
+        <w:rPr>
+          <w:b/>
+          <w:color w:val="141414"/>
+          <w:sz w:val="23"/>
+        </w:rPr>
+        <w:t>¿Que son [CLS] y [SEP]?</w:t>
+      </w:r>
+    </w:p>
+    <w:p>
+      <w:pPr>
+        <w:keepNext/>
+        <w:spacing w:before="80" w:after="40"/>
+        <w:ind w:left="170"/>
+      </w:pPr>
+      <w:r>
+        <w:rPr>
+          <w:rFonts w:ascii="Consolas" w:hAnsi="Consolas"/>
+          <w:b/>
+          <w:color w:val="141414"/>
+          <w:sz w:val="19"/>
+        </w:rPr>
+        <w:t>DIC</w:t>
+      </w:r>
+      <w:r>
+        <w:rPr>
+          <w:rFonts w:ascii="Consolas" w:hAnsi="Consolas"/>
+          <w:b/>
+          <w:color w:val="141414"/>
+          <w:sz w:val="19"/>
+        </w:rPr>
+        <w:t>ES:</w:t>
+      </w:r>
+    </w:p>
+    <w:p>
+      <w:pPr>
+        <w:spacing w:after="40"/>
+        <w:ind w:left="425"/>
+      </w:pPr>
+      <w:r>
+        <w:rPr>
+          <w:color w:val="141414"/>
+          <w:sz w:val="22"/>
+        </w:rPr>
+        <w:t>Los anade el tokenizador, no los escribo yo.</w:t>
+      </w:r>
+    </w:p>
+    <w:p>
+      <w:pPr>
+        <w:spacing w:after="40"/>
+        <w:ind w:left="425"/>
+      </w:pPr>
+      <w:r>
+        <w:rPr>
+          <w:color w:val="141414"/>
+          <w:sz w:val="22"/>
+        </w:rPr>
+        <w:t>El [CLS] va al principio y viene de classification: es una casilla que recoge</w:t>
+      </w:r>
+    </w:p>
+    <w:p>
+      <w:pPr>
+        <w:spacing w:after="40"/>
+        <w:ind w:left="425"/>
+      </w:pPr>
+      <w:r>
+        <w:rPr>
+          <w:color w:val="141414"/>
+          <w:sz w:val="22"/>
+        </w:rPr>
+        <w:t>un resumen de toda la frase, y se usa cuando la tarea es clasificar.</w:t>
+      </w:r>
+    </w:p>
+    <w:p>
+      <w:pPr>
+        <w:spacing w:after="40"/>
+        <w:ind w:left="425"/>
+      </w:pPr>
+      <w:r>
+        <w:rPr>
+          <w:color w:val="141414"/>
+          <w:sz w:val="22"/>
+        </w:rPr>
+        <w:lastRenderedPageBreak/>
+        <w:t>El [SEP] marca el final, y separa las frases cuando le das d</w:t>
+      </w:r>
+      <w:r>
+        <w:rPr>
+          <w:color w:val="141414"/>
+          <w:sz w:val="22"/>
+        </w:rPr>
+        <w:t>os a la vez.</w:t>
+      </w:r>
+    </w:p>
+    <w:p>
+      <w:pPr>
+        <w:spacing w:after="40"/>
+        <w:ind w:left="425"/>
+      </w:pPr>
+      <w:r>
+        <w:rPr>
+          <w:color w:val="141414"/>
+          <w:sz w:val="22"/>
+        </w:rPr>
+        <w:t>En mi laboratorio no los uso para nada, porque no estoy clasificando:</w:t>
+      </w:r>
+    </w:p>
+    <w:p>
+      <w:pPr>
+        <w:spacing w:after="40"/>
+        <w:ind w:left="425"/>
+      </w:pPr>
+      <w:r>
+        <w:rPr>
+          <w:color w:val="141414"/>
+          <w:sz w:val="22"/>
+        </w:rPr>
+        <w:t>solo quiero los embeddings y la atencion. Aparecen porque el modelo siempre los pone.</w:t>
+      </w:r>
+    </w:p>
+    <w:p>
+      <w:pPr>
+        <w:spacing w:after="40"/>
+        <w:ind w:left="425"/>
+      </w:pPr>
+      <w:r>
+        <w:rPr>
+          <w:color w:val="141414"/>
+          <w:sz w:val="22"/>
+        </w:rPr>
+        <w:t>Por eso mi frase de dieciocho pedazos da veinte tokens: los dos de mas son estos.</w:t>
+      </w:r>
+    </w:p>
+    <w:p>
+      <w:pPr>
+        <w:keepNext/>
+        <w:spacing w:before="220" w:after="80"/>
+      </w:pPr>
+      <w:r>
+        <w:rPr>
+          <w:b/>
+          <w:color w:val="141414"/>
+          <w:sz w:val="23"/>
+        </w:rPr>
+        <w:t xml:space="preserve">¿Y </w:t>
+      </w:r>
+      <w:r>
+        <w:rPr>
+          <w:b/>
+          <w:color w:val="141414"/>
+          <w:sz w:val="23"/>
+        </w:rPr>
+        <w:t>por que no usas el [CLS]?</w:t>
+      </w:r>
+    </w:p>
+    <w:p>
+      <w:pPr>
+        <w:keepNext/>
+        <w:spacing w:before="80" w:after="40"/>
+        <w:ind w:left="170"/>
+      </w:pPr>
+      <w:r>
+        <w:rPr>
+          <w:rFonts w:ascii="Consolas" w:hAnsi="Consolas"/>
+          <w:b/>
+          <w:color w:val="141414"/>
+          <w:sz w:val="19"/>
+        </w:rPr>
+        <w:t>DICES:</w:t>
+      </w:r>
+    </w:p>
+    <w:p>
+      <w:pPr>
+        <w:spacing w:after="40"/>
+        <w:ind w:left="425"/>
+      </w:pPr>
+      <w:r>
+        <w:rPr>
+          <w:color w:val="141414"/>
+          <w:sz w:val="22"/>
+        </w:rPr>
+        <w:t>Porque mi objetivo era ensenar el mecanismo, no clasificar.</w:t>
+      </w:r>
+    </w:p>
+    <w:p>
+      <w:pPr>
+        <w:spacing w:after="40"/>
+        <w:ind w:left="425"/>
+      </w:pPr>
+      <w:r>
+        <w:rPr>
+          <w:color w:val="141414"/>
+          <w:sz w:val="22"/>
+        </w:rPr>
+        <w:t>Para eso necesito un vector por token, y el [CLS] hace lo contrario:</w:t>
+      </w:r>
+    </w:p>
+    <w:p>
+      <w:pPr>
+        <w:spacing w:after="40"/>
+        <w:ind w:left="425"/>
+      </w:pPr>
+      <w:r>
+        <w:rPr>
+          <w:color w:val="141414"/>
+          <w:sz w:val="22"/>
+        </w:rPr>
+        <w:t>aplasta la frase entera en un solo vector.</w:t>
+      </w:r>
+    </w:p>
+    <w:p>
+      <w:pPr>
+        <w:spacing w:after="40"/>
+        <w:ind w:left="425"/>
+      </w:pPr>
+      <w:r>
+        <w:rPr>
+          <w:color w:val="141414"/>
+          <w:sz w:val="22"/>
+        </w:rPr>
+        <w:t xml:space="preserve">Ademas, un [CLS] sin fine-tuning es un mal resumen </w:t>
+      </w:r>
+      <w:r>
+        <w:rPr>
+          <w:color w:val="141414"/>
+          <w:sz w:val="22"/>
+        </w:rPr>
+        <w:t>de la frase, es un resultado conocido.</w:t>
+      </w:r>
+    </w:p>
+    <w:p>
+      <w:pPr>
+        <w:spacing w:after="40"/>
+        <w:ind w:left="425"/>
+      </w:pPr>
+      <w:r>
+        <w:rPr>
+          <w:color w:val="141414"/>
+          <w:sz w:val="22"/>
+        </w:rPr>
+        <w:t>Para que sirviera tendria que ajustar el modelo, y el enunciado dice que no se espera</w:t>
+      </w:r>
+    </w:p>
+    <w:p>
+      <w:pPr>
+        <w:spacing w:after="40"/>
+        <w:ind w:left="425"/>
+      </w:pPr>
+      <w:r>
+        <w:rPr>
+          <w:color w:val="141414"/>
+          <w:sz w:val="22"/>
+        </w:rPr>
+        <w:t>que entrenemos nada.</w:t>
+      </w:r>
+    </w:p>
+    <w:p>
+      <w:pPr>
+        <w:keepNext/>
+        <w:spacing w:before="220" w:after="80"/>
+      </w:pPr>
+      <w:r>
+        <w:rPr>
+          <w:b/>
+          <w:color w:val="141414"/>
+          <w:sz w:val="23"/>
+        </w:rPr>
+        <w:t>¿Para que sirve el mapa de atencion?</w:t>
+      </w:r>
+    </w:p>
+    <w:p>
+      <w:pPr>
+        <w:keepNext/>
+        <w:spacing w:before="80" w:after="40"/>
+        <w:ind w:left="170"/>
+      </w:pPr>
+      <w:r>
+        <w:rPr>
+          <w:rFonts w:ascii="Consolas" w:hAnsi="Consolas"/>
+          <w:b/>
+          <w:color w:val="141414"/>
+          <w:sz w:val="19"/>
+        </w:rPr>
+        <w:t>DICES:</w:t>
+      </w:r>
+    </w:p>
+    <w:p>
+      <w:pPr>
+        <w:spacing w:after="40"/>
+        <w:ind w:left="425"/>
+      </w:pPr>
+      <w:r>
+        <w:rPr>
+          <w:color w:val="141414"/>
+          <w:sz w:val="22"/>
+        </w:rPr>
+        <w:t xml:space="preserve">No es una ilustracion que hice aparte: son los numeros reales que </w:t>
+      </w:r>
+      <w:r>
+        <w:rPr>
+          <w:color w:val="141414"/>
+          <w:sz w:val="22"/>
+        </w:rPr>
+        <w:t>el modelo calcula.</w:t>
+      </w:r>
+    </w:p>
+    <w:p>
+      <w:pPr>
+        <w:spacing w:after="40"/>
+        <w:ind w:left="425"/>
+      </w:pPr>
+      <w:r>
+        <w:rPr>
+          <w:color w:val="141414"/>
+          <w:sz w:val="22"/>
+        </w:rPr>
+        <w:t>Cada fila dice en que proporcion se mezclan las demas palabras</w:t>
+      </w:r>
+    </w:p>
+    <w:p>
+      <w:pPr>
+        <w:spacing w:after="40"/>
+        <w:ind w:left="425"/>
+      </w:pPr>
+      <w:r>
+        <w:rPr>
+          <w:color w:val="141414"/>
+          <w:sz w:val="22"/>
+        </w:rPr>
+        <w:t>para construir el significado de esa.</w:t>
+      </w:r>
+    </w:p>
+    <w:p>
+      <w:pPr>
+        <w:spacing w:after="40"/>
+        <w:ind w:left="425"/>
+      </w:pPr>
+      <w:r>
+        <w:rPr>
+          <w:color w:val="141414"/>
+          <w:sz w:val="22"/>
+        </w:rPr>
+        <w:t>Si borrara el codigo que dibuja el mapa, el asistente funcionaria igual:</w:t>
+      </w:r>
+    </w:p>
+    <w:p>
+      <w:pPr>
+        <w:spacing w:after="40"/>
+        <w:ind w:left="425"/>
+      </w:pPr>
+      <w:r>
+        <w:rPr>
+          <w:color w:val="141414"/>
+          <w:sz w:val="22"/>
+        </w:rPr>
+        <w:t xml:space="preserve">esos numeros se seguirian calculando. Lo unico que perderia es </w:t>
+      </w:r>
+      <w:r>
+        <w:rPr>
+          <w:color w:val="141414"/>
+          <w:sz w:val="22"/>
+        </w:rPr>
+        <w:t>poder verlos.</w:t>
+      </w:r>
+    </w:p>
+    <w:p>
+      <w:pPr>
+        <w:keepNext/>
+        <w:spacing w:before="220" w:after="80"/>
+      </w:pPr>
+      <w:r>
+        <w:rPr>
+          <w:b/>
+          <w:color w:val="141414"/>
+          <w:sz w:val="23"/>
+        </w:rPr>
+        <w:t>¿Por que no puedes ver los pesos del modelo de la nube?</w:t>
+      </w:r>
+    </w:p>
+    <w:p>
+      <w:pPr>
+        <w:keepNext/>
+        <w:spacing w:before="80" w:after="40"/>
+        <w:ind w:left="170"/>
+      </w:pPr>
+      <w:r>
+        <w:rPr>
+          <w:rFonts w:ascii="Consolas" w:hAnsi="Consolas"/>
+          <w:b/>
+          <w:color w:val="141414"/>
+          <w:sz w:val="19"/>
+        </w:rPr>
+        <w:t>DICES:</w:t>
+      </w:r>
+    </w:p>
+    <w:p>
+      <w:pPr>
+        <w:spacing w:after="40"/>
+        <w:ind w:left="425"/>
+      </w:pPr>
+      <w:r>
+        <w:rPr>
+          <w:color w:val="141414"/>
+          <w:sz w:val="22"/>
+        </w:rPr>
+        <w:t>Porque ese modelo no corre en mi computadora: corre en los servidores del proveedor.</w:t>
+      </w:r>
+    </w:p>
+    <w:p>
+      <w:pPr>
+        <w:spacing w:after="40"/>
+        <w:ind w:left="425"/>
+      </w:pPr>
+      <w:r>
+        <w:rPr>
+          <w:color w:val="141414"/>
+          <w:sz w:val="22"/>
+        </w:rPr>
+        <w:t>Lo unico que hay entre mi programa y el es una direccion web que recibe texto</w:t>
+      </w:r>
+    </w:p>
+    <w:p>
+      <w:pPr>
+        <w:spacing w:after="40"/>
+        <w:ind w:left="425"/>
+      </w:pPr>
+      <w:r>
+        <w:rPr>
+          <w:color w:val="141414"/>
+          <w:sz w:val="22"/>
+        </w:rPr>
+        <w:t>y devuelve texto</w:t>
+      </w:r>
+      <w:r>
+        <w:rPr>
+          <w:color w:val="141414"/>
+          <w:sz w:val="22"/>
+        </w:rPr>
+        <w:t>. Los pesos de atencion existen dentro de su servidor</w:t>
+      </w:r>
+    </w:p>
+    <w:p>
+      <w:pPr>
+        <w:spacing w:after="40"/>
+        <w:ind w:left="425"/>
+      </w:pPr>
+      <w:r>
+        <w:rPr>
+          <w:color w:val="141414"/>
+          <w:sz w:val="22"/>
+        </w:rPr>
+        <w:t>mientras calcula, y ahi se quedan. No hay ningun parametro para pedirlos.</w:t>
+      </w:r>
+    </w:p>
+    <w:p>
+      <w:pPr>
+        <w:spacing w:after="40"/>
+        <w:ind w:left="425"/>
+      </w:pPr>
+      <w:r>
+        <w:rPr>
+          <w:color w:val="141414"/>
+          <w:sz w:val="22"/>
+        </w:rPr>
+        <w:t>Por eso el laboratorio usa BETO, que se descarga y corre dentro de mi programa.</w:t>
+      </w:r>
+    </w:p>
+    <w:p>
+      <w:pPr>
+        <w:spacing w:before="60" w:after="100"/>
+        <w:ind w:left="425"/>
+      </w:pPr>
       <w:r>
         <w:rPr>
           <w:i/>
           <w:color w:val="4A4A52"/>
           <w:sz w:val="19"/>
         </w:rPr>
-        <w:t>vidiendo los puntajes antes.</w:t>
+        <w:t xml:space="preserve">Matiz importante: NO es que ese modelo no </w:t>
+      </w:r>
+      <w:r>
+        <w:rPr>
+          <w:i/>
+          <w:color w:val="4A4A52"/>
+          <w:sz w:val="19"/>
+        </w:rPr>
+        <w:t>tenga atencion. Todos los Transformers la tienen. Es que no te deja verla.</w:t>
       </w:r>
     </w:p>
     <w:p>
@@ -2202,7 +2849,117 @@
           <w:color w:val="141414"/>
           <w:sz w:val="23"/>
         </w:rPr>
-        <w:t>¿Que son [CLS] y [SEP]?</w:t>
+        <w:t>¿Que modelo usa cada cosa, y por que ese?</w:t>
+      </w:r>
+    </w:p>
+    <w:p>
+      <w:pPr>
+        <w:ind w:left="198"/>
+      </w:pPr>
+      <w:r>
+        <w:rPr>
+          <w:b/>
+          <w:color w:val="141414"/>
+        </w:rPr>
+        <w:t>Whisper large-v3</w:t>
+      </w:r>
+      <w:r>
+        <w:rPr>
+          <w:color w:val="141414"/>
+        </w:rPr>
+        <w:t xml:space="preserve"> (OpenAI) oye. Entrenado en muchos idiomas: el espanol le sale bien.</w:t>
+      </w:r>
+    </w:p>
+    <w:p>
+      <w:pPr>
+        <w:ind w:left="198"/>
+      </w:pPr>
+      <w:r>
+        <w:rPr>
+          <w:b/>
+          <w:color w:val="141414"/>
+        </w:rPr>
+        <w:t>Qwen3.8</w:t>
+      </w:r>
+      <w:r>
+        <w:rPr>
+          <w:color w:val="141414"/>
+        </w:rPr>
+        <w:t xml:space="preserve"> (Alibaba) piensa. Es de razonamiento: trabaja el problema antes de contestar.</w:t>
+      </w:r>
+    </w:p>
+    <w:p>
+      <w:pPr>
+        <w:ind w:left="198"/>
+      </w:pPr>
+      <w:r>
+        <w:rPr>
+          <w:b/>
+          <w:color w:val="141414"/>
+        </w:rPr>
+        <w:t>Llama-3.3-70B</w:t>
+      </w:r>
+      <w:r>
+        <w:rPr>
+          <w:color w:val="141414"/>
+        </w:rPr>
+        <w:t xml:space="preserve"> (Meta) es el alterno. 70B son setenta mil millones de parametros.</w:t>
+      </w:r>
+    </w:p>
+    <w:p>
+      <w:pPr>
+        <w:ind w:left="198"/>
+      </w:pPr>
+      <w:r>
+        <w:rPr>
+          <w:b/>
+          <w:color w:val="141414"/>
+        </w:rPr>
+        <w:t>edge-tts</w:t>
+      </w:r>
+      <w:r>
+        <w:rPr>
+          <w:color w:val="141414"/>
+        </w:rPr>
+        <w:t xml:space="preserve"> habla. No es</w:t>
+      </w:r>
+      <w:r>
+        <w:rPr>
+          <w:color w:val="141414"/>
+        </w:rPr>
+        <w:t xml:space="preserve"> un modelo: es una libreria que usa el servicio de voz de Microsoft.</w:t>
+      </w:r>
+    </w:p>
+    <w:p>
+      <w:pPr>
+        <w:ind w:left="198"/>
+      </w:pPr>
+      <w:r>
+        <w:rPr>
+          <w:b/>
+          <w:color w:val="141414"/>
+        </w:rPr>
+        <w:t>BETO</w:t>
+      </w:r>
+      <w:r>
+        <w:rPr>
+          <w:color w:val="141414"/>
+        </w:rPr>
+        <w:t xml:space="preserve"> (Universidad de Chile) no conversa. 110 millones de parametros, solo espanol, y se deja abrir por dentro.</w:t>
+      </w:r>
+    </w:p>
+    <w:p>
+      <w:pPr>
+        <w:keepNext/>
+        <w:spacing w:before="220" w:after="80"/>
+      </w:pPr>
+      <w:r>
+        <w:rPr>
+          <w:b/>
+          <w:color w:val="141414"/>
+          <w:sz w:val="23"/>
+        </w:rPr>
+        <w:t>¿Por que dos modelos de lenguaje y no uno?</w:t>
       </w:r>
     </w:p>
     <w:p>
@@ -2231,7 +2988,14 @@
           <w:color w:val="141414"/>
           <w:sz w:val="22"/>
         </w:rPr>
-        <w:t>Los anade el tokenizador, no los escribo yo.</w:t>
+        <w:t>Por una incidencia real. A</w:t>
+      </w:r>
+      <w:r>
+        <w:rPr>
+          <w:color w:val="141414"/>
+          <w:sz w:val="22"/>
+        </w:rPr>
+        <w:t xml:space="preserve"> tres dias de la entrega el proveedor retiro el alternativo</w:t>
       </w:r>
     </w:p>
     <w:p>
@@ -2244,7 +3008,7 @@
           <w:color w:val="141414"/>
           <w:sz w:val="22"/>
         </w:rPr>
-        <w:t>El [CLS] va al principio y viene de classification: es una casilla que recoge</w:t>
+        <w:t>que tenia puesto. Probe los ciento sesenta y nueve modelos del catalogo</w:t>
       </w:r>
     </w:p>
     <w:p>
@@ -2257,7 +3021,7 @@
           <w:color w:val="141414"/>
           <w:sz w:val="22"/>
         </w:rPr>
-        <w:t>un resumen de toda la frase, y se usa cuando la tarea es clasificar.</w:t>
+        <w:t>y solo veinte respondian.</w:t>
       </w:r>
     </w:p>
     <w:p>
@@ -2270,14 +3034,7 @@
           <w:color w:val="141414"/>
           <w:sz w:val="22"/>
         </w:rPr>
-        <w:t>El [</w:t>
-      </w:r>
-      <w:r>
-        <w:rPr>
-          <w:color w:val="141414"/>
-          <w:sz w:val="22"/>
-        </w:rPr>
-        <w:t>SEP] marca el final, y separa las frases cuando le das dos a la vez.</w:t>
+        <w:t>Los elegi de familias distintas a proposito: si los dos vienen de la misma,</w:t>
       </w:r>
     </w:p>
     <w:p>
@@ -2290,40 +3047,14 @@
           <w:color w:val="141414"/>
           <w:sz w:val="22"/>
         </w:rPr>
-        <w:t>En mi laboratorio no los uso para nada, porque no estoy clasificando:</w:t>
-      </w:r>
-    </w:p>
-    <w:p>
-      <w:pPr>
-        <w:spacing w:after="40"/>
-        <w:ind w:left="425"/>
-      </w:pPr>
+        <w:t>un problema del provee</w:t>
+      </w:r>
       <w:r>
         <w:rPr>
           <w:color w:val="141414"/>
           <w:sz w:val="22"/>
         </w:rPr>
-        <w:t>solo quiero los embeddings y la atencion. Aparecen porque el modelo siempre los pone.</w:t>
-      </w:r>
-    </w:p>
-    <w:p>
-      <w:pPr>
-        <w:spacing w:after="40"/>
-        <w:ind w:left="425"/>
-      </w:pPr>
-      <w:r>
-        <w:rPr>
-          <w:color w:val="141414"/>
-          <w:sz w:val="22"/>
-        </w:rPr>
-        <w:t>Por eso mi frase de dieciocho p</w:t>
-      </w:r>
-      <w:r>
-        <w:rPr>
-          <w:color w:val="141414"/>
-          <w:sz w:val="22"/>
-        </w:rPr>
-        <w:t>edazos da veinte tokens: los dos de mas son estos.</w:t>
+        <w:t>dor se los lleva a la vez.</w:t>
       </w:r>
     </w:p>
     <w:p>
@@ -2338,7 +3069,7 @@
           <w:sz w:val="23"/>
         </w:rPr>
         <w:lastRenderedPageBreak/>
-        <w:t>¿Y por que no usas el [CLS]?</w:t>
+        <w:t>¿Como funciona sin internet?</w:t>
       </w:r>
     </w:p>
     <w:p>
@@ -2367,7 +3098,7 @@
           <w:color w:val="141414"/>
           <w:sz w:val="22"/>
         </w:rPr>
-        <w:t>Porque mi objetivo era ensenar el mecanismo, no clasificar.</w:t>
+        <w:t>Si se cae la red, las tres piezas cambian solas a equivalentes que corren en mi laptop.</w:t>
       </w:r>
     </w:p>
     <w:p>
@@ -2380,7 +3111,7 @@
           <w:color w:val="141414"/>
           <w:sz w:val="22"/>
         </w:rPr>
-        <w:t>Para eso necesito un vector por token, y el [CLS] hace lo contrario:</w:t>
+        <w:t>Responde bastante peor, y no tiene sentido disimularlo: el modelo local es unas mil veces</w:t>
       </w:r>
     </w:p>
     <w:p>
@@ -2393,14 +3124,14 @@
           <w:color w:val="141414"/>
           <w:sz w:val="22"/>
         </w:rPr>
-        <w:t xml:space="preserve">aplasta la frase entera en un solo </w:t>
+        <w:t xml:space="preserve">mas pequeno. A </w:t>
       </w:r>
       <w:r>
         <w:rPr>
           <w:color w:val="141414"/>
           <w:sz w:val="22"/>
         </w:rPr>
-        <w:t>vector.</w:t>
+        <w:t>cambio, responde. Sin eso, quedarse sin red dejaba la aplicacion muerta.</w:t>
       </w:r>
     </w:p>
     <w:p>
@@ -2413,7 +3144,7 @@
           <w:color w:val="141414"/>
           <w:sz w:val="22"/>
         </w:rPr>
-        <w:t>Ademas, un [CLS] sin fine-tuning es un mal resumen de la frase, es un resultado conocido.</w:t>
+        <w:t>Y el cambio no es ciego: distingue entre quedarse sin red y tener la clave mal escrita.</w:t>
       </w:r>
     </w:p>
     <w:p>
@@ -2426,20 +3157,29 @@
           <w:color w:val="141414"/>
           <w:sz w:val="22"/>
         </w:rPr>
-        <w:t>Para que sirviera tendria que ajustar el modelo, y el enunciado dice que no se espera</w:t>
-      </w:r>
-    </w:p>
-    <w:p>
-      <w:pPr>
-        <w:spacing w:after="40"/>
+        <w:t>Si es la clave, no cambia a local, porque eso taparia un error de configuracion.</w:t>
+      </w:r>
+    </w:p>
+    <w:p>
+      <w:pPr>
+        <w:spacing w:before="60" w:after="100"/>
         <w:ind w:left="425"/>
       </w:pPr>
       <w:r>
         <w:rPr>
-          <w:color w:val="141414"/>
-          <w:sz w:val="22"/>
-        </w:rPr>
-        <w:t>que entrenemos nada.</w:t>
+          <w:i/>
+          <w:color w:val="4A4A52"/>
+          <w:sz w:val="19"/>
+        </w:rPr>
+        <w:t>Como lo hice s</w:t>
+      </w:r>
+      <w:r>
+        <w:rPr>
+          <w:i/>
+          <w:color w:val="4A4A52"/>
+          <w:sz w:val="19"/>
+        </w:rPr>
+        <w:t>in duplicar codigo: envolvi las tres piezas de nube, cada una con su equivalente local. El orquestador ni se entera de que existen.</w:t>
       </w:r>
     </w:p>
     <w:p>
@@ -2453,7 +3193,7 @@
           <w:color w:val="141414"/>
           <w:sz w:val="23"/>
         </w:rPr>
-        <w:t>¿Para que sirve el mapa de atencion?</w:t>
+        <w:t>¿Que fue lo mas dificil?</w:t>
       </w:r>
     </w:p>
     <w:p>
@@ -2482,14 +3222,7 @@
           <w:color w:val="141414"/>
           <w:sz w:val="22"/>
         </w:rPr>
-        <w:t xml:space="preserve">No es </w:t>
-      </w:r>
-      <w:r>
-        <w:rPr>
-          <w:color w:val="141414"/>
-          <w:sz w:val="22"/>
-        </w:rPr>
-        <w:t>una ilustracion que hice aparte: son los numeros reales que el modelo calcula.</w:t>
+        <w:t>Un fallo silencioso en el laboratorio. Pedia los pesos de atencion</w:t>
       </w:r>
     </w:p>
     <w:p>
@@ -2502,7 +3235,14 @@
           <w:color w:val="141414"/>
           <w:sz w:val="22"/>
         </w:rPr>
-        <w:t>Cada fila dice en que proporcion se mezclan las demas palabras</w:t>
+        <w:t xml:space="preserve">y me llegaban </w:t>
+      </w:r>
+      <w:r>
+        <w:rPr>
+          <w:color w:val="141414"/>
+          <w:sz w:val="22"/>
+        </w:rPr>
+        <w:t>vacios, sin lanzar ninguna excepcion.</w:t>
       </w:r>
     </w:p>
     <w:p>
@@ -2515,7 +3255,7 @@
           <w:color w:val="141414"/>
           <w:sz w:val="22"/>
         </w:rPr>
-        <w:t>para construir el significado de esa.</w:t>
+        <w:t>La implementacion de atencion que el modelo carga por defecto no llega a construir</w:t>
       </w:r>
     </w:p>
     <w:p>
@@ -2528,7 +3268,7 @@
           <w:color w:val="141414"/>
           <w:sz w:val="22"/>
         </w:rPr>
-        <w:t>Si borrara el codigo que dibuja el mapa, el asistente funcionaria igual:</w:t>
+        <w:t>esos pesos, porque es mas rapida asi, y hay que pedirle la clasica a mano.</w:t>
       </w:r>
     </w:p>
     <w:p>
@@ -2541,14 +3281,27 @@
           <w:color w:val="141414"/>
           <w:sz w:val="22"/>
         </w:rPr>
-        <w:t>eso</w:t>
+        <w:t xml:space="preserve">Lo peor era el silencio: un fallo que no se queja se te </w:t>
       </w:r>
       <w:r>
         <w:rPr>
           <w:color w:val="141414"/>
           <w:sz w:val="22"/>
         </w:rPr>
-        <w:t>s numeros se seguirian calculando. Lo unico que perderia es poder verlos.</w:t>
+        <w:t>cuela hasta el final.</w:t>
+      </w:r>
+    </w:p>
+    <w:p>
+      <w:pPr>
+        <w:spacing w:after="40"/>
+        <w:ind w:left="425"/>
+      </w:pPr>
+      <w:r>
+        <w:rPr>
+          <w:color w:val="141414"/>
+          <w:sz w:val="22"/>
+        </w:rPr>
+        <w:t>Ahora el codigo comprueba que los pesos existan y se detiene si vuelven vacios.</w:t>
       </w:r>
     </w:p>
     <w:p>
@@ -2562,7 +3315,7 @@
           <w:color w:val="141414"/>
           <w:sz w:val="23"/>
         </w:rPr>
-        <w:t>¿Por que no puedes ver los pesos del modelo de la nube?</w:t>
+        <w:t>¿Es seguro que el modelo ejecute cosas en tu computadora?</w:t>
       </w:r>
     </w:p>
     <w:p>
@@ -2591,7 +3344,7 @@
           <w:color w:val="141414"/>
           <w:sz w:val="22"/>
         </w:rPr>
-        <w:t>Porque ese modelo no corre en mi computadora: corre en los servidores del proveedor.</w:t>
+        <w:t>Todo lo que toca el sistema pasa antes por una lista blanca.</w:t>
       </w:r>
     </w:p>
     <w:p>
@@ -2604,14 +3357,14 @@
           <w:color w:val="141414"/>
           <w:sz w:val="22"/>
         </w:rPr>
-        <w:t>Lo unico que hay entre mi programa</w:t>
+        <w:t>La calculadora, por ejemplo,</w:t>
       </w:r>
       <w:r>
         <w:rPr>
           <w:color w:val="141414"/>
           <w:sz w:val="22"/>
         </w:rPr>
-        <w:t xml:space="preserve"> y el es una direccion web que recibe texto</w:t>
+        <w:t xml:space="preserve"> no usa la funcion de evaluar de Python,</w:t>
       </w:r>
     </w:p>
     <w:p>
@@ -2624,7 +3377,7 @@
           <w:color w:val="141414"/>
           <w:sz w:val="22"/>
         </w:rPr>
-        <w:t>y devuelve texto. Los pesos de atencion existen dentro de su servidor</w:t>
+        <w:t>que correria cualquier cosa que al modelo se le ocurra escribir:</w:t>
       </w:r>
     </w:p>
     <w:p>
@@ -2637,7 +3390,7 @@
           <w:color w:val="141414"/>
           <w:sz w:val="22"/>
         </w:rPr>
-        <w:t>mientras calcula, y ahi se quedan. No hay ningun parametro para pedirlos.</w:t>
+        <w:t>analiza la expresion y admite aritmetica y nada mas.</w:t>
       </w:r>
     </w:p>
     <w:p>
@@ -2650,28 +3403,27 @@
           <w:color w:val="141414"/>
           <w:sz w:val="22"/>
         </w:rPr>
-        <w:t>Por eso el laboratorio usa BETO, que se descarga y corre dentro de m</w:t>
-      </w:r>
+        <w:t>Las paginas y las carpetas que se pueden abrir salen de una lista cerrada.</w:t>
+      </w:r>
+    </w:p>
+    <w:p>
+      <w:pPr>
+        <w:spacing w:after="40"/>
+        <w:ind w:left="425"/>
+      </w:pPr>
       <w:r>
         <w:rPr>
           <w:color w:val="141414"/>
           <w:sz w:val="22"/>
         </w:rPr>
-        <w:t>i programa.</w:t>
-      </w:r>
-    </w:p>
-    <w:p>
-      <w:pPr>
-        <w:spacing w:before="60" w:after="100"/>
-        <w:ind w:left="425"/>
-      </w:pPr>
-      <w:r>
-        <w:rPr>
-          <w:i/>
-          <w:color w:val="4A4A52"/>
-          <w:sz w:val="19"/>
-        </w:rPr>
-        <w:t>Matiz importante: NO es que ese modelo no tenga atencion. Todos los Transformers la tienen. Es que no te deja verla.</w:t>
+        <w:t>El modelo propone la a</w:t>
+      </w:r>
+      <w:r>
+        <w:rPr>
+          <w:color w:val="141414"/>
+          <w:sz w:val="22"/>
+        </w:rPr>
+        <w:t>ccion, pero decidir que se ejecuta le corresponde al programa.</w:t>
       </w:r>
     </w:p>
     <w:p>
@@ -2685,590 +3437,7 @@
           <w:color w:val="141414"/>
           <w:sz w:val="23"/>
         </w:rPr>
-        <w:t>¿Que modelo usa cada cosa, y por que ese?</w:t>
-      </w:r>
-    </w:p>
-    <w:p>
-      <w:pPr>
-        <w:ind w:left="198"/>
-      </w:pPr>
-      <w:r>
-        <w:rPr>
-          <w:b/>
-          <w:color w:val="141414"/>
-        </w:rPr>
-        <w:t>Whisper large-v3</w:t>
-      </w:r>
-      <w:r>
-        <w:rPr>
-          <w:color w:val="141414"/>
-        </w:rPr>
-        <w:t xml:space="preserve"> (OpenAI) oye. Entrenado en muchos idiomas: el espanol le sale bien.</w:t>
-      </w:r>
-    </w:p>
-    <w:p>
-      <w:pPr>
-        <w:ind w:left="198"/>
-      </w:pPr>
-      <w:r>
-        <w:rPr>
-          <w:b/>
-          <w:color w:val="141414"/>
-        </w:rPr>
-        <w:t>Qwen3.8</w:t>
-      </w:r>
-      <w:r>
-        <w:rPr>
-          <w:color w:val="141414"/>
-        </w:rPr>
-        <w:t xml:space="preserve"> (Alibaba) piensa. Es de razonamiento: trabaja el problema antes de contestar.</w:t>
-      </w:r>
-    </w:p>
-    <w:p>
-      <w:pPr>
-        <w:ind w:left="198"/>
-      </w:pPr>
-      <w:r>
-        <w:rPr>
-          <w:b/>
-          <w:color w:val="141414"/>
-        </w:rPr>
-        <w:t>Llama-3.3-70B</w:t>
-      </w:r>
-      <w:r>
-        <w:rPr>
-          <w:color w:val="141414"/>
-        </w:rPr>
-        <w:t xml:space="preserve"> (Meta) es el alterno. 70B son setenta mil millones de parametros.</w:t>
-      </w:r>
-    </w:p>
-    <w:p>
-      <w:pPr>
-        <w:ind w:left="198"/>
-      </w:pPr>
-      <w:r>
-        <w:rPr>
-          <w:b/>
-          <w:color w:val="141414"/>
-        </w:rPr>
-        <w:t>edge-tts</w:t>
-      </w:r>
-      <w:r>
-        <w:rPr>
-          <w:color w:val="141414"/>
-        </w:rPr>
-        <w:t xml:space="preserve"> habla. No es un modelo: es una libreria que usa el servicio de voz de Microsoft.</w:t>
-      </w:r>
-    </w:p>
-    <w:p>
-      <w:pPr>
-        <w:ind w:left="198"/>
-      </w:pPr>
-      <w:r>
-        <w:rPr>
-          <w:b/>
-          <w:color w:val="141414"/>
-        </w:rPr>
-        <w:t>BETO</w:t>
-      </w:r>
-      <w:r>
-        <w:rPr>
-          <w:color w:val="141414"/>
-        </w:rPr>
-        <w:t xml:space="preserve"> (Universidad de Chile) no conversa. 110 millones de parametros, solo espanol, y se deja abrir por dentro.</w:t>
-      </w:r>
-    </w:p>
-    <w:p>
-      <w:pPr>
-        <w:keepNext/>
-        <w:spacing w:before="220" w:after="80"/>
-      </w:pPr>
-      <w:r>
-        <w:rPr>
-          <w:b/>
-          <w:color w:val="141414"/>
-          <w:sz w:val="23"/>
-        </w:rPr>
-        <w:t>¿Por que dos modelos de lenguaje y no uno?</w:t>
-      </w:r>
-    </w:p>
-    <w:p>
-      <w:pPr>
-        <w:keepNext/>
-        <w:spacing w:before="80" w:after="40"/>
-        <w:ind w:left="170"/>
-      </w:pPr>
-      <w:r>
-        <w:rPr>
-          <w:rFonts w:ascii="Consolas" w:hAnsi="Consolas"/>
-          <w:b/>
-          <w:color w:val="141414"/>
-          <w:sz w:val="19"/>
-        </w:rPr>
-        <w:t>DICES:</w:t>
-      </w:r>
-    </w:p>
-    <w:p>
-      <w:pPr>
-        <w:spacing w:after="40"/>
-        <w:ind w:left="425"/>
-      </w:pPr>
-      <w:r>
-        <w:rPr>
-          <w:color w:val="141414"/>
-          <w:sz w:val="22"/>
-        </w:rPr>
-        <w:t>Por una incidencia real. A tres dias de la entrega el proveedor retiro el alternativo</w:t>
-      </w:r>
-    </w:p>
-    <w:p>
-      <w:pPr>
-        <w:spacing w:after="40"/>
-        <w:ind w:left="425"/>
-      </w:pPr>
-      <w:r>
-        <w:rPr>
-          <w:color w:val="141414"/>
-          <w:sz w:val="22"/>
-        </w:rPr>
-        <w:t>que tenia</w:t>
-      </w:r>
-      <w:r>
-        <w:rPr>
-          <w:color w:val="141414"/>
-          <w:sz w:val="22"/>
-        </w:rPr>
-        <w:t xml:space="preserve"> puesto. Probe los ciento sesenta y nueve modelos del catalogo</w:t>
-      </w:r>
-    </w:p>
-    <w:p>
-      <w:pPr>
-        <w:spacing w:after="40"/>
-        <w:ind w:left="425"/>
-      </w:pPr>
-      <w:r>
-        <w:rPr>
-          <w:color w:val="141414"/>
-          <w:sz w:val="22"/>
-        </w:rPr>
-        <w:t>y solo veinte respondian.</w:t>
-      </w:r>
-    </w:p>
-    <w:p>
-      <w:pPr>
-        <w:spacing w:after="40"/>
-        <w:ind w:left="425"/>
-      </w:pPr>
-      <w:r>
-        <w:rPr>
-          <w:color w:val="141414"/>
-          <w:sz w:val="22"/>
-        </w:rPr>
-        <w:t>Los elegi de familias distintas a proposito: si los dos vienen de la misma,</w:t>
-      </w:r>
-    </w:p>
-    <w:p>
-      <w:pPr>
-        <w:spacing w:after="40"/>
-        <w:ind w:left="425"/>
-      </w:pPr>
-      <w:r>
-        <w:rPr>
-          <w:color w:val="141414"/>
-          <w:sz w:val="22"/>
-        </w:rPr>
-        <w:t>un problema del proveedor se los lleva a la vez.</w:t>
-      </w:r>
-    </w:p>
-    <w:p>
-      <w:pPr>
-        <w:keepNext/>
-        <w:spacing w:before="220" w:after="80"/>
-      </w:pPr>
-      <w:r>
-        <w:rPr>
-          <w:b/>
-          <w:color w:val="141414"/>
-          <w:sz w:val="23"/>
-        </w:rPr>
-        <w:t>¿Como funciona sin internet?</w:t>
-      </w:r>
-    </w:p>
-    <w:p>
-      <w:pPr>
-        <w:keepNext/>
-        <w:spacing w:before="80" w:after="40"/>
-        <w:ind w:left="170"/>
-      </w:pPr>
-      <w:r>
-        <w:rPr>
-          <w:rFonts w:ascii="Consolas" w:hAnsi="Consolas"/>
-          <w:b/>
-          <w:color w:val="141414"/>
-          <w:sz w:val="19"/>
-        </w:rPr>
-        <w:t>DICES:</w:t>
-      </w:r>
-    </w:p>
-    <w:p>
-      <w:pPr>
-        <w:spacing w:after="40"/>
-        <w:ind w:left="425"/>
-      </w:pPr>
-      <w:r>
-        <w:rPr>
-          <w:color w:val="141414"/>
-          <w:sz w:val="22"/>
-        </w:rPr>
-        <w:t xml:space="preserve">Si </w:t>
-      </w:r>
-      <w:r>
-        <w:rPr>
-          <w:color w:val="141414"/>
-          <w:sz w:val="22"/>
-        </w:rPr>
-        <w:t>se cae la red, las tres piezas cambian solas a equivalentes que corren en mi laptop.</w:t>
-      </w:r>
-    </w:p>
-    <w:p>
-      <w:pPr>
-        <w:spacing w:after="40"/>
-        <w:ind w:left="425"/>
-      </w:pPr>
-      <w:r>
-        <w:rPr>
-          <w:color w:val="141414"/>
-          <w:sz w:val="22"/>
-        </w:rPr>
-        <w:t>Responde bastante peor, y no tiene sentido disimularlo: el modelo local es unas mil veces</w:t>
-      </w:r>
-    </w:p>
-    <w:p>
-      <w:pPr>
-        <w:spacing w:after="40"/>
-        <w:ind w:left="425"/>
-      </w:pPr>
-      <w:r>
-        <w:rPr>
-          <w:color w:val="141414"/>
-          <w:sz w:val="22"/>
-        </w:rPr>
-        <w:t>mas pequeno. A cambio, responde. Sin eso, quedarse sin red dejaba la aplicacion m</w:t>
-      </w:r>
-      <w:r>
-        <w:rPr>
-          <w:color w:val="141414"/>
-          <w:sz w:val="22"/>
-        </w:rPr>
-        <w:t>uerta.</w:t>
-      </w:r>
-    </w:p>
-    <w:p>
-      <w:pPr>
-        <w:spacing w:after="40"/>
-        <w:ind w:left="425"/>
-      </w:pPr>
-      <w:r>
-        <w:rPr>
-          <w:color w:val="141414"/>
-          <w:sz w:val="22"/>
-        </w:rPr>
-        <w:lastRenderedPageBreak/>
-        <w:t>Y el cambio no es ciego: distingue entre quedarse sin red y tener la clave mal escrita.</w:t>
-      </w:r>
-    </w:p>
-    <w:p>
-      <w:pPr>
-        <w:spacing w:after="40"/>
-        <w:ind w:left="425"/>
-      </w:pPr>
-      <w:r>
-        <w:rPr>
-          <w:color w:val="141414"/>
-          <w:sz w:val="22"/>
-        </w:rPr>
-        <w:t>Si es la clave, no cambia a local, porque eso taparia un error de configuracion.</w:t>
-      </w:r>
-    </w:p>
-    <w:p>
-      <w:pPr>
-        <w:spacing w:before="60" w:after="100"/>
-        <w:ind w:left="425"/>
-      </w:pPr>
-      <w:r>
-        <w:rPr>
-          <w:i/>
-          <w:color w:val="4A4A52"/>
-          <w:sz w:val="19"/>
-        </w:rPr>
-        <w:t xml:space="preserve">Como lo hice sin duplicar codigo: envolvi las tres piezas de nube, cada una con </w:t>
-      </w:r>
-      <w:r>
-        <w:rPr>
-          <w:i/>
-          <w:color w:val="4A4A52"/>
-          <w:sz w:val="19"/>
-        </w:rPr>
-        <w:t>su equivalente local. El orquestador ni se entera de que existen.</w:t>
-      </w:r>
-    </w:p>
-    <w:p>
-      <w:pPr>
-        <w:keepNext/>
-        <w:spacing w:before="220" w:after="80"/>
-      </w:pPr>
-      <w:r>
-        <w:rPr>
-          <w:b/>
-          <w:color w:val="141414"/>
-          <w:sz w:val="23"/>
-        </w:rPr>
-        <w:t>¿Que fue lo mas dificil?</w:t>
-      </w:r>
-    </w:p>
-    <w:p>
-      <w:pPr>
-        <w:keepNext/>
-        <w:spacing w:before="80" w:after="40"/>
-        <w:ind w:left="170"/>
-      </w:pPr>
-      <w:r>
-        <w:rPr>
-          <w:rFonts w:ascii="Consolas" w:hAnsi="Consolas"/>
-          <w:b/>
-          <w:color w:val="141414"/>
-          <w:sz w:val="19"/>
-        </w:rPr>
-        <w:t>DICES:</w:t>
-      </w:r>
-    </w:p>
-    <w:p>
-      <w:pPr>
-        <w:spacing w:after="40"/>
-        <w:ind w:left="425"/>
-      </w:pPr>
-      <w:r>
-        <w:rPr>
-          <w:color w:val="141414"/>
-          <w:sz w:val="22"/>
-        </w:rPr>
-        <w:t>Un fallo silencioso en el laboratorio. Pedia los pesos de atencion</w:t>
-      </w:r>
-    </w:p>
-    <w:p>
-      <w:pPr>
-        <w:spacing w:after="40"/>
-        <w:ind w:left="425"/>
-      </w:pPr>
-      <w:r>
-        <w:rPr>
-          <w:color w:val="141414"/>
-          <w:sz w:val="22"/>
-        </w:rPr>
-        <w:t>y me llegaban vacios, sin lanzar ninguna excepcion.</w:t>
-      </w:r>
-    </w:p>
-    <w:p>
-      <w:pPr>
-        <w:spacing w:after="40"/>
-        <w:ind w:left="425"/>
-      </w:pPr>
-      <w:r>
-        <w:rPr>
-          <w:color w:val="141414"/>
-          <w:sz w:val="22"/>
-        </w:rPr>
-        <w:t>La implementacion de atencion que el mo</w:t>
-      </w:r>
-      <w:r>
-        <w:rPr>
-          <w:color w:val="141414"/>
-          <w:sz w:val="22"/>
-        </w:rPr>
-        <w:t>delo carga por defecto no llega a construir</w:t>
-      </w:r>
-    </w:p>
-    <w:p>
-      <w:pPr>
-        <w:spacing w:after="40"/>
-        <w:ind w:left="425"/>
-      </w:pPr>
-      <w:r>
-        <w:rPr>
-          <w:color w:val="141414"/>
-          <w:sz w:val="22"/>
-        </w:rPr>
-        <w:t>esos pesos, porque es mas rapida asi, y hay que pedirle la clasica a mano.</w:t>
-      </w:r>
-    </w:p>
-    <w:p>
-      <w:pPr>
-        <w:spacing w:after="40"/>
-        <w:ind w:left="425"/>
-      </w:pPr>
-      <w:r>
-        <w:rPr>
-          <w:color w:val="141414"/>
-          <w:sz w:val="22"/>
-        </w:rPr>
-        <w:t>Lo peor era el silencio: un fallo que no se queja se te cuela hasta el final.</w:t>
-      </w:r>
-    </w:p>
-    <w:p>
-      <w:pPr>
-        <w:spacing w:after="40"/>
-        <w:ind w:left="425"/>
-      </w:pPr>
-      <w:r>
-        <w:rPr>
-          <w:color w:val="141414"/>
-          <w:sz w:val="22"/>
-        </w:rPr>
-        <w:t>Ahora el codigo comprueba que los pesos existan y se detien</w:t>
-      </w:r>
-      <w:r>
-        <w:rPr>
-          <w:color w:val="141414"/>
-          <w:sz w:val="22"/>
-        </w:rPr>
-        <w:t>e si vuelven vacios.</w:t>
-      </w:r>
-    </w:p>
-    <w:p>
-      <w:pPr>
-        <w:keepNext/>
-        <w:spacing w:before="220" w:after="80"/>
-      </w:pPr>
-      <w:r>
-        <w:rPr>
-          <w:b/>
-          <w:color w:val="141414"/>
-          <w:sz w:val="23"/>
-        </w:rPr>
-        <w:t>¿Es seguro que el modelo ejecute cosas en tu computadora?</w:t>
-      </w:r>
-    </w:p>
-    <w:p>
-      <w:pPr>
-        <w:keepNext/>
-        <w:spacing w:before="80" w:after="40"/>
-        <w:ind w:left="170"/>
-      </w:pPr>
-      <w:r>
-        <w:rPr>
-          <w:rFonts w:ascii="Consolas" w:hAnsi="Consolas"/>
-          <w:b/>
-          <w:color w:val="141414"/>
-          <w:sz w:val="19"/>
-        </w:rPr>
-        <w:t>DICES:</w:t>
-      </w:r>
-    </w:p>
-    <w:p>
-      <w:pPr>
-        <w:spacing w:after="40"/>
-        <w:ind w:left="425"/>
-      </w:pPr>
-      <w:r>
-        <w:rPr>
-          <w:color w:val="141414"/>
-          <w:sz w:val="22"/>
-        </w:rPr>
-        <w:t>Todo lo que toca el sistema pasa antes por una lista blanca.</w:t>
-      </w:r>
-    </w:p>
-    <w:p>
-      <w:pPr>
-        <w:spacing w:after="40"/>
-        <w:ind w:left="425"/>
-      </w:pPr>
-      <w:r>
-        <w:rPr>
-          <w:color w:val="141414"/>
-          <w:sz w:val="22"/>
-        </w:rPr>
-        <w:t>La calculadora, por ejemplo, no usa la funcion de evaluar de Python,</w:t>
-      </w:r>
-    </w:p>
-    <w:p>
-      <w:pPr>
-        <w:spacing w:after="40"/>
-        <w:ind w:left="425"/>
-      </w:pPr>
-      <w:r>
-        <w:rPr>
-          <w:color w:val="141414"/>
-          <w:sz w:val="22"/>
-        </w:rPr>
-        <w:t>que correria cualquier cosa que al model</w:t>
-      </w:r>
-      <w:r>
-        <w:rPr>
-          <w:color w:val="141414"/>
-          <w:sz w:val="22"/>
-        </w:rPr>
-        <w:t>o se le ocurra escribir:</w:t>
-      </w:r>
-    </w:p>
-    <w:p>
-      <w:pPr>
-        <w:spacing w:after="40"/>
-        <w:ind w:left="425"/>
-      </w:pPr>
-      <w:r>
-        <w:rPr>
-          <w:color w:val="141414"/>
-          <w:sz w:val="22"/>
-        </w:rPr>
-        <w:t>analiza la expresion y admite aritmetica y nada mas.</w:t>
-      </w:r>
-    </w:p>
-    <w:p>
-      <w:pPr>
-        <w:spacing w:after="40"/>
-        <w:ind w:left="425"/>
-      </w:pPr>
-      <w:r>
-        <w:rPr>
-          <w:color w:val="141414"/>
-          <w:sz w:val="22"/>
-        </w:rPr>
-        <w:t>Las paginas y las carpetas que se pueden abrir salen de una lista cerrada.</w:t>
-      </w:r>
-    </w:p>
-    <w:p>
-      <w:pPr>
-        <w:spacing w:after="40"/>
-        <w:ind w:left="425"/>
-      </w:pPr>
-      <w:r>
-        <w:rPr>
-          <w:color w:val="141414"/>
-          <w:sz w:val="22"/>
-        </w:rPr>
-        <w:t>El modelo propone la accion, pero decidir que se ejecuta le corresponde al programa.</w:t>
-      </w:r>
-    </w:p>
-    <w:p>
-      <w:pPr>
-        <w:keepNext/>
-        <w:spacing w:before="220" w:after="80"/>
-      </w:pPr>
-      <w:r>
-        <w:rPr>
-          <w:b/>
-          <w:color w:val="141414"/>
-          <w:sz w:val="23"/>
-        </w:rPr>
-        <w:t xml:space="preserve">¿Cuantas </w:t>
-      </w:r>
-      <w:r>
-        <w:rPr>
-          <w:b/>
-          <w:color w:val="141414"/>
-          <w:sz w:val="23"/>
-        </w:rPr>
-        <w:t>pruebas tienes?</w:t>
+        <w:t>¿Cuantas pruebas tienes?</w:t>
       </w:r>
     </w:p>
     <w:p>
@@ -3344,7 +3513,6 @@
     <w:p>
       <w:pPr>
         <w:keepNext/>
-        <w:spacing w:after="180"/>
       </w:pPr>
       <w:r>
         <w:rPr>
@@ -3357,21 +3525,29 @@
     </w:p>
     <w:p>
       <w:pPr>
-        <w:spacing w:after="140"/>
-      </w:pPr>
-      <w:r>
-        <w:rPr>
+        <w:keepNext/>
+        <w:spacing w:after="180"/>
+      </w:pPr>
+      <w:r>
+        <w:rPr>
+          <w:rFonts w:ascii="Consolas" w:hAnsi="Consolas"/>
           <w:i/>
           <w:color w:val="4A4A52"/>
-        </w:rPr>
-        <w:t xml:space="preserve">Dilas tu primero. Que te las saquen </w:t>
-      </w:r>
+          <w:sz w:val="20"/>
+        </w:rPr>
+        <w:t>Las limitaciones las sacas TU, en medio minuto. La etica, solo si preguntan.</w:t>
+      </w:r>
+    </w:p>
+    <w:p>
+      <w:pPr>
+        <w:spacing w:after="140"/>
+      </w:pPr>
       <w:r>
         <w:rPr>
           <w:i/>
           <w:color w:val="4A4A52"/>
         </w:rPr>
-        <w:t>ellos, resta.</w:t>
+        <w:t>Dilas tu primero. Que te las saquen ellos, resta.</w:t>
       </w:r>
     </w:p>
     <w:p>
@@ -3427,7 +3603,14 @@
           <w:color w:val="141414"/>
           <w:sz w:val="22"/>
         </w:rPr>
-        <w:t>y decirlo con el mismo tono de seguridad que uno cierto.</w:t>
+        <w:t xml:space="preserve">y </w:t>
+      </w:r>
+      <w:r>
+        <w:rPr>
+          <w:color w:val="141414"/>
+          <w:sz w:val="22"/>
+        </w:rPr>
+        <w:t>decirlo con el mismo tono de seguridad que uno cierto.</w:t>
       </w:r>
     </w:p>
     <w:p>
@@ -3453,14 +3636,7 @@
           <w:color w:val="141414"/>
           <w:sz w:val="22"/>
         </w:rPr>
-        <w:t xml:space="preserve">sino de como funciona un modelo de </w:t>
-      </w:r>
-      <w:r>
-        <w:rPr>
-          <w:color w:val="141414"/>
-          <w:sz w:val="22"/>
-        </w:rPr>
-        <w:t>lenguaje. Lo que si hice fue avisarlo.</w:t>
+        <w:t>sino de como funciona un modelo de lenguaje. Lo que si hice fue avisarlo.</w:t>
       </w:r>
     </w:p>
     <w:p>
@@ -3486,7 +3662,15 @@
           <w:color w:val="141414"/>
           <w:sz w:val="22"/>
         </w:rPr>
-        <w:t>El modelo principal es cerrado: no puedo ver sus pesos ni saber con que datos</w:t>
+        <w:lastRenderedPageBreak/>
+        <w:t>El modelo principal es ce</w:t>
+      </w:r>
+      <w:r>
+        <w:rPr>
+          <w:color w:val="141414"/>
+          <w:sz w:val="22"/>
+        </w:rPr>
+        <w:t>rrado: no puedo ver sus pesos ni saber con que datos</w:t>
       </w:r>
     </w:p>
     <w:p>
@@ -3512,14 +3696,7 @@
           <w:color w:val="141414"/>
           <w:sz w:val="22"/>
         </w:rPr>
-        <w:t>La transcripcion falla con ruido de fondo o s</w:t>
-      </w:r>
-      <w:r>
-        <w:rPr>
-          <w:color w:val="141414"/>
-          <w:sz w:val="22"/>
-        </w:rPr>
-        <w:t>i se habla lejos del microfono.</w:t>
+        <w:t>La transcripcion falla con ruido de fondo o si se habla lejos del microfono.</w:t>
       </w:r>
     </w:p>
     <w:p>
@@ -3546,7 +3723,15 @@
           <w:color w:val="4A4A52"/>
           <w:sz w:val="19"/>
         </w:rPr>
-        <w:t>Lo de no poder auditar los sesgos es un nivel mas: reconoces el limite de tu propia revision, no solo el del sistema.</w:t>
+        <w:t xml:space="preserve">Lo de no poder auditar los </w:t>
+      </w:r>
+      <w:r>
+        <w:rPr>
+          <w:i/>
+          <w:color w:val="4A4A52"/>
+          <w:sz w:val="19"/>
+        </w:rPr>
+        <w:t>sesgos es un nivel mas: reconoces el limite de tu propia revision, no solo el del sistema.</w:t>
       </w:r>
     </w:p>
     <w:p>
@@ -3560,7 +3745,6 @@
           <w:color w:val="0B6B63"/>
           <w:sz w:val="26"/>
         </w:rPr>
-        <w:lastRenderedPageBreak/>
         <w:t>Etica</w:t>
       </w:r>
     </w:p>
@@ -3573,13 +3757,7 @@
         <w:rPr>
           <w:color w:val="141414"/>
         </w:rPr>
-        <w:t xml:space="preserve">•  Ninguna clave en el repositorio. Van en .env, que git </w:t>
-      </w:r>
-      <w:r>
-        <w:rPr>
-          <w:color w:val="141414"/>
-        </w:rPr>
-        <w:t>ignora.</w:t>
+        <w:t>•  Ninguna clave en el repositorio. Van en .env, que git ignora.</w:t>
       </w:r>
     </w:p>
     <w:p>
@@ -3603,7 +3781,13 @@
         <w:rPr>
           <w:color w:val="141414"/>
         </w:rPr>
-        <w:t>•  Elena avisa al arrancar que es una IA y que puede equivocarse.</w:t>
+        <w:t>•  Elena avisa al arrancar q</w:t>
+      </w:r>
+      <w:r>
+        <w:rPr>
+          <w:color w:val="141414"/>
+        </w:rPr>
+        <w:t>ue es una IA y que puede equivocarse.</w:t>
       </w:r>
     </w:p>
     <w:p>
@@ -3627,13 +3811,7 @@
         <w:rPr>
           <w:color w:val="141414"/>
         </w:rPr>
-        <w:t>•  La voz no se guarda en disco. Se tr</w:t>
-      </w:r>
-      <w:r>
-        <w:rPr>
-          <w:color w:val="141414"/>
-        </w:rPr>
-        <w:t>anscribe y se descarta.</w:t>
+        <w:t>•  La voz no se guarda en disco. Se transcribe y se descarta.</w:t>
       </w:r>
     </w:p>
     <w:p>
@@ -3657,7 +3835,13 @@
         <w:rPr>
           <w:color w:val="141414"/>
         </w:rPr>
-        <w:t>•  Modelos y proveedores citados explicitamente.</w:t>
+        <w:t>•  Modelos y provee</w:t>
+      </w:r>
+      <w:r>
+        <w:rPr>
+          <w:color w:val="141414"/>
+        </w:rPr>
+        <w:t>dores citados explicitamente.</w:t>
       </w:r>
     </w:p>
     <w:p>
@@ -3678,7 +3862,6 @@
     <w:p>
       <w:pPr>
         <w:keepNext/>
-        <w:spacing w:after="180"/>
       </w:pPr>
       <w:r>
         <w:rPr>
@@ -3692,6 +3875,21 @@
     <w:p>
       <w:pPr>
         <w:keepNext/>
+        <w:spacing w:after="180"/>
+      </w:pPr>
+      <w:r>
+        <w:rPr>
+          <w:rFonts w:ascii="Consolas" w:hAnsi="Consolas"/>
+          <w:i/>
+          <w:color w:val="4A4A52"/>
+          <w:sz w:val="20"/>
+        </w:rPr>
+        <w:t>Lo de arriba solo si falla algo. El cierre SIEMPRE.</w:t>
+      </w:r>
+    </w:p>
+    <w:p>
+      <w:pPr>
+        <w:keepNext/>
         <w:spacing w:before="80" w:after="100"/>
       </w:pPr>
       <w:r>
@@ -3731,7 +3929,13 @@
         <w:rPr>
           <w:color w:val="141414"/>
         </w:rPr>
-        <w:t>"esto es latencia de red: la peticion viaja a un servidor y vuelve"</w:t>
+        <w:t xml:space="preserve">"esto es latencia de red: la peticion viaja a un </w:t>
+      </w:r>
+      <w:r>
+        <w:rPr>
+          <w:color w:val="141414"/>
+        </w:rPr>
+        <w:t>servidor y vuelve"</w:t>
       </w:r>
     </w:p>
     <w:p>
@@ -3767,13 +3971,7 @@
         <w:rPr>
           <w:color w:val="141414"/>
         </w:rPr>
-        <w:t>perfecto: ensena el modo sin internet. Suma en vez de r</w:t>
-      </w:r>
-      <w:r>
-        <w:rPr>
-          <w:color w:val="141414"/>
-        </w:rPr>
-        <w:t>estar.</w:t>
+        <w:t>perfecto: ensena el modo sin internet. Suma en vez de restar.</w:t>
       </w:r>
     </w:p>
     <w:p>
@@ -3791,7 +3989,13 @@
         <w:rPr>
           <w:color w:val="141414"/>
         </w:rPr>
-        <w:t>"esto es el manejo de errores funcionando: la aplicacion no se cae"</w:t>
+        <w:t>"esto es el manejo de errores funcionand</w:t>
+      </w:r>
+      <w:r>
+        <w:rPr>
+          <w:color w:val="141414"/>
+        </w:rPr>
+        <w:t>o: la aplicacion no se cae"</w:t>
       </w:r>
     </w:p>
     <w:p>
@@ -3861,7 +4065,7 @@
           <w:color w:val="4A4A52"/>
           <w:sz w:val="19"/>
         </w:rPr>
-        <w:t xml:space="preserve">Y lo llevas a algo que si </w:t>
+        <w:t xml:space="preserve">Y lo llevas a algo que si hiciste. Reconocer un limite y redirigir a evidencia real </w:t>
       </w:r>
       <w:r>
         <w:rPr>
@@ -3869,7 +4073,7 @@
           <w:color w:val="4A4A52"/>
           <w:sz w:val="19"/>
         </w:rPr>
-        <w:t>hiciste. Reconocer un limite y redirigir a evidencia real demuestra que sabes distinguir lo que verificaste de lo que no.</w:t>
+        <w:t>demuestra que sabes distinguir lo que verificaste de lo que no.</w:t>
       </w:r>
     </w:p>
     <w:p>
@@ -3925,14 +4129,7 @@
           <w:color w:val="141414"/>
           <w:sz w:val="22"/>
         </w:rPr>
-        <w:t>el laboratorio evidencia los cuatro conc</w:t>
-      </w:r>
-      <w:r>
-        <w:rPr>
-          <w:color w:val="141414"/>
-          <w:sz w:val="22"/>
-        </w:rPr>
-        <w:t>eptos con la salida del propio programa,</w:t>
+        <w:t>el laboratorio evidencia los cuatro conceptos con la salida del propio programa,</w:t>
       </w:r>
     </w:p>
     <w:p>
@@ -3945,7 +4142,14 @@
           <w:color w:val="141414"/>
           <w:sz w:val="22"/>
         </w:rPr>
-        <w:t>hay ciento ochenta y nueve pruebas automaticas,</w:t>
+        <w:t>hay ciento ochent</w:t>
+      </w:r>
+      <w:r>
+        <w:rPr>
+          <w:color w:val="141414"/>
+          <w:sz w:val="22"/>
+        </w:rPr>
+        <w:t>a y nueve pruebas automaticas,</w:t>
       </w:r>
     </w:p>
     <w:p>
@@ -3984,14 +4188,7 @@
           <w:color w:val="141414"/>
           <w:sz w:val="22"/>
         </w:rPr>
-        <w:t>Lo que no puedo arreglar con codigo, que es que el modelo s</w:t>
-      </w:r>
-      <w:r>
-        <w:rPr>
-          <w:color w:val="141414"/>
-          <w:sz w:val="22"/>
-        </w:rPr>
-        <w:t>e equivoque,</w:t>
+        <w:t>Lo que no puedo arreglar con codigo, que es que el modelo se equivoque,</w:t>
       </w:r>
     </w:p>
     <w:p>
